--- a/templates/abk_tpl.docx
+++ b/templates/abk_tpl.docx
@@ -1,220 +1,751 @@
 
 <file path=word/document.xml><?xml version="1.0" encoding="utf-8"?>
-<w:document xmlns:w="http://schemas.openxmlformats.org/wordprocessingml/2006/main" xmlns:r="http://schemas.openxmlformats.org/officeDocument/2006/relationships" xmlns:wp="http://schemas.openxmlformats.org/drawingml/2006/wordprocessingDrawing" xmlns:a="http://schemas.openxmlformats.org/drawingml/2006/main" xmlns:pic="http://schemas.openxmlformats.org/drawingml/2006/picture">
+<w:document xmlns:wpc="http://schemas.microsoft.com/office/word/2010/wordprocessingCanvas" xmlns:cx="http://schemas.microsoft.com/office/drawing/2014/chartex" xmlns:cx1="http://schemas.microsoft.com/office/drawing/2015/9/8/chartex" xmlns:cx2="http://schemas.microsoft.com/office/drawing/2015/10/21/chartex" xmlns:cx3="http://schemas.microsoft.com/office/drawing/2016/5/9/chartex" xmlns:cx4="http://schemas.microsoft.com/office/drawing/2016/5/10/chartex" xmlns:cx5="http://schemas.microsoft.com/office/drawing/2016/5/11/chartex" xmlns:cx6="http://schemas.microsoft.com/office/drawing/2016/5/12/chartex" xmlns:cx7="http://schemas.microsoft.com/office/drawing/2016/5/13/chartex" xmlns:cx8="http://schemas.microsoft.com/office/drawing/2016/5/14/chartex" xmlns:mc="http://schemas.openxmlformats.org/markup-compatibility/2006" xmlns:aink="http://schemas.microsoft.com/office/drawing/2016/ink" xmlns:am3d="http://schemas.microsoft.com/office/drawing/2017/model3d" xmlns:o="urn:schemas-microsoft-com:office:office" xmlns:oel="http://schemas.microsoft.com/office/2019/extlst" xmlns:r="http://schemas.openxmlformats.org/officeDocument/2006/relationships" xmlns:m="http://schemas.openxmlformats.org/officeDocument/2006/math" xmlns:v="urn:schemas-microsoft-com:vml" xmlns:wp14="http://schemas.microsoft.com/office/word/2010/wordprocessingDrawing" xmlns:wp="http://schemas.openxmlformats.org/drawingml/2006/wordprocessingDrawing" xmlns:w10="urn:schemas-microsoft-com:office:word" xmlns:w="http://schemas.openxmlformats.org/wordprocessingml/2006/main" xmlns:w14="http://schemas.microsoft.com/office/word/2010/wordml" xmlns:w15="http://schemas.microsoft.com/office/word/2012/wordml" xmlns:w16cex="http://schemas.microsoft.com/office/word/2018/wordml/cex" xmlns:w16cid="http://schemas.microsoft.com/office/word/2016/wordml/cid" xmlns:w16="http://schemas.microsoft.com/office/word/2018/wordml" xmlns:w16du="http://schemas.microsoft.com/office/word/2023/wordml/word16du" xmlns:w16sdtdh="http://schemas.microsoft.com/office/word/2020/wordml/sdtdatahash" xmlns:w16sdtfl="http://schemas.microsoft.com/office/word/2024/wordml/sdtformatlock" xmlns:w16se="http://schemas.microsoft.com/office/word/2015/wordml/symex" xmlns:wpg="http://schemas.microsoft.com/office/word/2010/wordprocessingGroup" xmlns:wpi="http://schemas.microsoft.com/office/word/2010/wordprocessingInk" xmlns:wne="http://schemas.microsoft.com/office/word/2006/wordml" xmlns:wps="http://schemas.microsoft.com/office/word/2010/wordprocessingShape" mc:Ignorable="w14 w15 w16se w16cid w16 w16cex w16sdtdh w16sdtfl w16du wp14">
   <w:body>
-    <w:tbl>
-      <w:tblPr>
-        <w:tblW w:w="5000" w:type="pct"/>
-        <w:tblBorders>
-          <w:top w:val="nil"/>
-          <w:left w:val="nil"/>
-          <w:bottom w:val="nil"/>
-          <w:right w:val="nil"/>
-          <w:insideH w:val="nil"/>
-          <w:insideV w:val="nil"/>
-        </w:tblBorders>
-      </w:tblPr>
-      <w:tr>
-        <w:tc>
-          <w:tcPr>
-            <w:tcW w:w="1500" w:type="dxa"/>
-            <w:tcBorders>
-              <w:top w:val="nil"/>
-              <w:left w:val="nil"/>
-              <w:bottom w:val="nil"/>
-              <w:right w:val="nil"/>
-            </w:tcBorders>
-            <w:vAlign w:val="center"/>
-          </w:tcPr>
-          <w:p>
-            <w:pPr>
-              <w:jc w:val="center"/>
-            </w:pPr>
-            <w:r>
-              <w:drawing>
-                <wp:inline distT="0" distB="0" distL="0" distR="0">
-                  <wp:extent cx="520700" cy="520700"/>
-                  <wp:effectExtent l="0" t="0" r="0" b="0"/>
-                  <wp:docPr id="101" name="logo"/>
-                  <wp:cNvGraphicFramePr/>
-                  <a:graphic>
-                    <a:graphicData uri="http://schemas.openxmlformats.org/drawingml/2006/picture">
-                      <pic:pic>
+    <w:p>
+      <w:pPr>
+        <w:tabs>
+          <w:tab w:val="left" w:pos="851"/>
+        </w:tabs>
+        <w:spacing w:after="120" w:line="288" w:lineRule="auto"/>
+        <w:rPr>
+          <w:rFonts w:eastAsia="DFPYuanMedium-B5"/>
+          <w:color w:val="000000" w:themeColor="text1"/>
+          <w:sz w:val="20"/>
+          <w:szCs w:val="20"/>
+        </w:rPr>
+      </w:pPr>
+      <w:r>
+        <w:rPr>
+          <w:rFonts w:eastAsia="DFPYuanMedium-B5"/>
+          <w:noProof/>
+          <w:color w:val="000000" w:themeColor="text1"/>
+          <w:sz w:val="20"/>
+          <w:szCs w:val="20"/>
+          <w14:ligatures w14:val="standardContextual"/>
+        </w:rPr>
+        <mc:AlternateContent>
+          <mc:Choice Requires="wps">
+            <w:drawing>
+              <wp:anchor distT="0" distB="0" distL="114300" distR="114300" simplePos="0" relativeHeight="251679744" behindDoc="0" locked="0" layoutInCell="1" allowOverlap="1" wp14:anchorId="4B28FD68" wp14:editId="1203B180">
+                <wp:simplePos x="0" y="0"/>
+                <wp:positionH relativeFrom="margin">
+                  <wp:posOffset>3199814</wp:posOffset>
+                </wp:positionH>
+                <wp:positionV relativeFrom="margin">
+                  <wp:posOffset>-74328</wp:posOffset>
+                </wp:positionV>
+                <wp:extent cx="1916430" cy="791845"/>
+                <wp:effectExtent l="0" t="0" r="0" b="0"/>
+                <wp:wrapSquare wrapText="bothSides"/>
+                <wp:docPr id="630459660" name="文字方塊 2"/>
+                <wp:cNvGraphicFramePr>
+                  <a:graphicFrameLocks xmlns:a="http://schemas.openxmlformats.org/drawingml/2006/main"/>
+                </wp:cNvGraphicFramePr>
+                <a:graphic xmlns:a="http://schemas.openxmlformats.org/drawingml/2006/main">
+                  <a:graphicData uri="http://schemas.microsoft.com/office/word/2010/wordprocessingShape">
+                    <wps:wsp>
+                      <wps:cNvSpPr txBox="1">
+                        <a:spLocks noChangeArrowheads="1"/>
+                      </wps:cNvSpPr>
+                      <wps:spPr bwMode="auto">
+                        <a:xfrm>
+                          <a:off x="0" y="0"/>
+                          <a:ext cx="1916430" cy="791845"/>
+                        </a:xfrm>
+                        <a:prstGeom prst="rect">
+                          <a:avLst/>
+                        </a:prstGeom>
+                        <a:noFill/>
+                        <a:ln w="9525">
+                          <a:noFill/>
+                          <a:miter lim="800000"/>
+                          <a:headEnd/>
+                          <a:tailEnd/>
+                        </a:ln>
+                      </wps:spPr>
+                      <wps:txbx>
+                        <w:txbxContent>
+                          <w:p>
+                            <w:pPr>
+                              <w:jc w:val="center"/>
+                            </w:pPr>
+                            <w:r>
+                              <w:rPr>
+                                <w:rFonts w:ascii="jf open 粉圓 1.1" w:eastAsia="jf open 粉圓 1.1" w:hAnsi="jf open 粉圓 1.1"/>
+                                <w:color w:val="252525"/>
+                                <w:sz w:val="36"/>
+                                <w:szCs w:val="36"/>
+                              </w:rPr>
+                              <w:t xml:space="preserve">{chapter}</w:t>
+                            </w:r>
+                          </w:p>
+                        </w:txbxContent>
+                      </wps:txbx>
+                      <wps:bodyPr rot="0" vert="horz" wrap="square" lIns="91440" tIns="45720" rIns="91440" bIns="45720" anchor="t" anchorCtr="0">
+                        <a:noAutofit/>
+                      </wps:bodyPr>
+                    </wps:wsp>
+                  </a:graphicData>
+                </a:graphic>
+                <wp14:sizeRelH relativeFrom="margin">
+                  <wp14:pctWidth>0</wp14:pctWidth>
+                </wp14:sizeRelH>
+                <wp14:sizeRelV relativeFrom="margin">
+                  <wp14:pctHeight>0</wp14:pctHeight>
+                </wp14:sizeRelV>
+              </wp:anchor>
+            </w:drawing>
+          </mc:Choice>
+          <mc:Fallback>
+            <w:pict>
+              <v:shapetype w14:anchorId="4B28FD68" id="_x0000_t202" coordsize="21600,21600" o:spt="202" path="m,l,21600r21600,l21600,xe">
+                <v:stroke joinstyle="miter"/>
+                <v:path gradientshapeok="t" o:connecttype="rect"/>
+              </v:shapetype>
+              <v:shape id="文字方塊 2" o:spid="_x0000_s1026" type="#_x0000_t202" style="position:absolute;margin-left:251.95pt;margin-top:-5.85pt;width:150.9pt;height:62.35pt;z-index:251679744;visibility:visible;mso-wrap-style:square;mso-width-percent:0;mso-height-percent:0;mso-wrap-distance-left:9pt;mso-wrap-distance-top:0;mso-wrap-distance-right:9pt;mso-wrap-distance-bottom:0;mso-position-horizontal:absolute;mso-position-horizontal-relative:margin;mso-position-vertical:absolute;mso-position-vertical-relative:margin;mso-width-percent:0;mso-height-percent:0;mso-width-relative:margin;mso-height-relative:margin;v-text-anchor:top" o:gfxdata="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" filled="f" stroked="f">
+                <v:textbox>
+                  <w:txbxContent>
+                    <w:p>
+                      <w:pPr>
+                        <w:jc w:val="center"/>
+                      </w:pPr>
+                      <w:r>
+                        <w:rPr>
+                          <w:rFonts w:ascii="jf open 粉圓 1.1" w:eastAsia="jf open 粉圓 1.1" w:hAnsi="jf open 粉圓 1.1"/>
+                          <w:color w:val="252525"/>
+                          <w:sz w:val="36"/>
+                          <w:szCs w:val="36"/>
+                        </w:rPr>
+                        <w:t xml:space="preserve">{chapter}</w:t>
+                      </w:r>
+                    </w:p>
+                  </w:txbxContent>
+                </v:textbox>
+                <w10:wrap type="square" anchorx="margin" anchory="margin"/>
+              </v:shape>
+            </w:pict>
+          </mc:Fallback>
+        </mc:AlternateContent>
+      </w:r>
+      <w:r>
+        <w:rPr>
+          <w:rFonts w:eastAsia="DFPYuanMedium-B5"/>
+          <w:noProof/>
+          <w:color w:val="000000" w:themeColor="text1"/>
+          <w:sz w:val="20"/>
+          <w:szCs w:val="20"/>
+          <w14:ligatures w14:val="standardContextual"/>
+        </w:rPr>
+        <mc:AlternateContent>
+          <mc:Choice Requires="wps">
+            <w:drawing>
+              <wp:anchor distT="0" distB="0" distL="114300" distR="114300" simplePos="0" relativeHeight="251680768" behindDoc="0" locked="0" layoutInCell="1" allowOverlap="1" wp14:anchorId="1CF3112A" wp14:editId="780FC778">
+                <wp:simplePos x="0" y="0"/>
+                <wp:positionH relativeFrom="column">
+                  <wp:posOffset>5678605</wp:posOffset>
+                </wp:positionH>
+                <wp:positionV relativeFrom="paragraph">
+                  <wp:posOffset>396206</wp:posOffset>
+                </wp:positionV>
+                <wp:extent cx="727075" cy="402590"/>
+                <wp:effectExtent l="0" t="0" r="0" b="0"/>
+                <wp:wrapNone/>
+                <wp:docPr id="377284431" name="文字方塊 2"/>
+                <wp:cNvGraphicFramePr>
+                  <a:graphicFrameLocks xmlns:a="http://schemas.openxmlformats.org/drawingml/2006/main"/>
+                </wp:cNvGraphicFramePr>
+                <a:graphic xmlns:a="http://schemas.openxmlformats.org/drawingml/2006/main">
+                  <a:graphicData uri="http://schemas.microsoft.com/office/word/2010/wordprocessingShape">
+                    <wps:wsp>
+                      <wps:cNvSpPr txBox="1">
+                        <a:spLocks noChangeArrowheads="1"/>
+                      </wps:cNvSpPr>
+                      <wps:spPr bwMode="auto">
+                        <a:xfrm>
+                          <a:off x="0" y="0"/>
+                          <a:ext cx="727075" cy="402590"/>
+                        </a:xfrm>
+                        <a:prstGeom prst="rect">
+                          <a:avLst/>
+                        </a:prstGeom>
+                        <a:noFill/>
+                        <a:ln w="9525">
+                          <a:noFill/>
+                          <a:miter lim="800000"/>
+                          <a:headEnd/>
+                          <a:tailEnd/>
+                        </a:ln>
+                      </wps:spPr>
+                      <wps:txbx>
+                        <w:txbxContent>
+                          <w:p>
+                            <w:pPr>
+                              <w:adjustRightInd w:val="0"/>
+                              <w:spacing w:before="120"/>
+                              <w:rPr>
+                                <w:rFonts w:ascii="jf open 粉圓 1.1" w:eastAsia="jf open 粉圓 1.1" w:hAnsi="jf open 粉圓 1.1"/>
+                                <w:color w:val="252525"/>
+                              </w:rPr>
+                            </w:pPr>
+                            <w:r>
+                              <w:rPr>
+                                <w:rFonts w:ascii="jf open 粉圓 1.1" w:eastAsia="jf open 粉圓 1.1" w:hAnsi="jf open 粉圓 1.1" w:hint="eastAsia"/>
+                                <w:color w:val="252525"/>
+                              </w:rPr>
+                              <w:t>姓名｜</w:t>
+                            </w:r>
+                          </w:p>
+                        </w:txbxContent>
+                      </wps:txbx>
+                      <wps:bodyPr rot="0" vert="horz" wrap="square" lIns="91440" tIns="45720" rIns="91440" bIns="45720" anchor="t" anchorCtr="0">
+                        <a:noAutofit/>
+                      </wps:bodyPr>
+                    </wps:wsp>
+                  </a:graphicData>
+                </a:graphic>
+              </wp:anchor>
+            </w:drawing>
+          </mc:Choice>
+          <mc:Fallback>
+            <w:pict>
+              <v:shape w14:anchorId="1CF3112A" id="_x0000_s1027" type="#_x0000_t202" style="position:absolute;margin-left:447.15pt;margin-top:31.2pt;width:57.25pt;height:31.7pt;z-index:251680768;visibility:visible;mso-wrap-style:square;mso-wrap-distance-left:9pt;mso-wrap-distance-top:0;mso-wrap-distance-right:9pt;mso-wrap-distance-bottom:0;mso-position-horizontal:absolute;mso-position-horizontal-relative:text;mso-position-vertical:absolute;mso-position-vertical-relative:text;v-text-anchor:top" o:gfxdata="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" filled="f" stroked="f">
+                <v:textbox>
+                  <w:txbxContent>
+                    <w:p>
+                      <w:pPr>
+                        <w:adjustRightInd w:val="0"/>
+                        <w:spacing w:before="120"/>
+                        <w:rPr>
+                          <w:rFonts w:ascii="jf open 粉圓 1.1" w:eastAsia="jf open 粉圓 1.1" w:hAnsi="jf open 粉圓 1.1"/>
+                          <w:color w:val="252525"/>
+                        </w:rPr>
+                      </w:pPr>
+                      <w:r>
+                        <w:rPr>
+                          <w:rFonts w:ascii="jf open 粉圓 1.1" w:eastAsia="jf open 粉圓 1.1" w:hAnsi="jf open 粉圓 1.1" w:hint="eastAsia"/>
+                          <w:color w:val="252525"/>
+                        </w:rPr>
+                        <w:t>姓名｜</w:t>
+                      </w:r>
+                    </w:p>
+                  </w:txbxContent>
+                </v:textbox>
+              </v:shape>
+            </w:pict>
+          </mc:Fallback>
+        </mc:AlternateContent>
+      </w:r>
+      <w:r>
+        <w:rPr>
+          <w:rFonts w:eastAsia="DFPYuanMedium-B5"/>
+          <w:noProof/>
+          <w:color w:val="000000" w:themeColor="text1"/>
+          <w:sz w:val="20"/>
+          <w:szCs w:val="20"/>
+          <w14:ligatures w14:val="standardContextual"/>
+        </w:rPr>
+        <mc:AlternateContent>
+          <mc:Choice Requires="wpg">
+            <w:drawing>
+              <wp:anchor distT="0" distB="0" distL="114300" distR="114300" simplePos="0" relativeHeight="251685888" behindDoc="0" locked="0" layoutInCell="1" allowOverlap="1" wp14:anchorId="6578D028" wp14:editId="470D7361">
+                <wp:simplePos x="0" y="0"/>
+                <wp:positionH relativeFrom="column">
+                  <wp:posOffset>7003783</wp:posOffset>
+                </wp:positionH>
+                <wp:positionV relativeFrom="paragraph">
+                  <wp:posOffset>-75565</wp:posOffset>
+                </wp:positionV>
+                <wp:extent cx="1316073" cy="793934"/>
+                <wp:effectExtent l="0" t="0" r="17780" b="19050"/>
+                <wp:wrapNone/>
+                <wp:docPr id="1567695132" name="Group 31"/>
+                <wp:cNvGraphicFramePr/>
+                <a:graphic xmlns:a="http://schemas.openxmlformats.org/drawingml/2006/main">
+                  <a:graphicData uri="http://schemas.microsoft.com/office/word/2010/wordprocessingGroup">
+                    <wpg:wgp>
+                      <wpg:cNvGrpSpPr/>
+                      <wpg:grpSpPr>
+                        <a:xfrm>
+                          <a:off x="0" y="0"/>
+                          <a:ext cx="1316073" cy="793934"/>
+                          <a:chOff x="0" y="0"/>
+                          <a:chExt cx="1316073" cy="793934"/>
+                        </a:xfrm>
+                      </wpg:grpSpPr>
+                      <wps:wsp>
+                        <wps:cNvPr id="217601959" name="文字方塊 2"/>
+                        <wps:cNvSpPr txBox="1">
+                          <a:spLocks noChangeArrowheads="1"/>
+                        </wps:cNvSpPr>
+                        <wps:spPr bwMode="auto">
+                          <a:xfrm>
+                            <a:off x="0" y="0"/>
+                            <a:ext cx="727075" cy="402590"/>
+                          </a:xfrm>
+                          <a:prstGeom prst="rect">
+                            <a:avLst/>
+                          </a:prstGeom>
+                          <a:noFill/>
+                          <a:ln w="9525">
+                            <a:noFill/>
+                            <a:miter lim="800000"/>
+                            <a:headEnd/>
+                            <a:tailEnd/>
+                          </a:ln>
+                        </wps:spPr>
+                        <wps:txbx>
+                          <w:txbxContent>
+                            <w:p>
+                              <w:pPr>
+                                <w:adjustRightInd w:val="0"/>
+                                <w:spacing w:before="120"/>
+                                <w:rPr>
+                                  <w:rFonts w:ascii="jf open 粉圓 1.1" w:eastAsia="jf open 粉圓 1.1" w:hAnsi="jf open 粉圓 1.1"/>
+                                  <w:color w:val="252525"/>
+                                </w:rPr>
+                              </w:pPr>
+                              <w:r>
+                                <w:rPr>
+                                  <w:rFonts w:ascii="jf open 粉圓 1.1" w:eastAsia="jf open 粉圓 1.1" w:hAnsi="jf open 粉圓 1.1" w:hint="eastAsia"/>
+                                  <w:color w:val="252525"/>
+                                </w:rPr>
+                                <w:t>得分</w:t>
+                              </w:r>
+                            </w:p>
+                          </w:txbxContent>
+                        </wps:txbx>
+                        <wps:bodyPr rot="0" vert="horz" wrap="square" lIns="91440" tIns="45720" rIns="91440" bIns="45720" anchor="t" anchorCtr="0">
+                          <a:noAutofit/>
+                        </wps:bodyPr>
+                      </wps:wsp>
+                      <wps:wsp>
+                        <wps:cNvPr id="251135237" name="Rectangle 30"/>
+                        <wps:cNvSpPr/>
+                        <wps:spPr>
+                          <a:xfrm>
+                            <a:off x="512163" y="112593"/>
+                            <a:ext cx="803910" cy="681341"/>
+                          </a:xfrm>
+                          <a:prstGeom prst="rect">
+                            <a:avLst/>
+                          </a:prstGeom>
+                          <a:noFill/>
+                          <a:ln w="28575">
+                            <a:solidFill>
+                              <a:schemeClr val="tx1"/>
+                            </a:solidFill>
+                          </a:ln>
+                        </wps:spPr>
+                        <wps:style>
+                          <a:lnRef idx="2">
+                            <a:schemeClr val="accent1">
+                              <a:shade val="15000"/>
+                            </a:schemeClr>
+                          </a:lnRef>
+                          <a:fillRef idx="1">
+                            <a:schemeClr val="accent1"/>
+                          </a:fillRef>
+                          <a:effectRef idx="0">
+                            <a:schemeClr val="accent1"/>
+                          </a:effectRef>
+                          <a:fontRef idx="minor">
+                            <a:schemeClr val="lt1"/>
+                          </a:fontRef>
+                        </wps:style>
+                        <wps:bodyPr rot="0" spcFirstLastPara="0" vertOverflow="overflow" horzOverflow="overflow" vert="horz" wrap="square" lIns="91440" tIns="45720" rIns="91440" bIns="45720" numCol="1" spcCol="0" rtlCol="0" fromWordArt="0" anchor="ctr" anchorCtr="0" forceAA="0" compatLnSpc="1">
+                          <a:prstTxWarp prst="textNoShape">
+                            <a:avLst/>
+                          </a:prstTxWarp>
+                          <a:noAutofit/>
+                        </wps:bodyPr>
+                      </wps:wsp>
+                    </wpg:wgp>
+                  </a:graphicData>
+                </a:graphic>
+              </wp:anchor>
+            </w:drawing>
+          </mc:Choice>
+          <mc:Fallback>
+            <w:pict>
+              <v:group w14:anchorId="6578D028" id="Group 31" o:spid="_x0000_s1028" style="position:absolute;margin-left:551.5pt;margin-top:-5.95pt;width:103.65pt;height:62.5pt;z-index:251685888" coordsize="13160,7939" o:gfxdata="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">
+                <v:shape id="_x0000_s1029" type="#_x0000_t202" style="position:absolute;width:7270;height:4025;visibility:visible;mso-wrap-style:square;v-text-anchor:top" o:gfxdata="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" filled="f" stroked="f">
+                  <v:textbox>
+                    <w:txbxContent>
+                      <w:p>
+                        <w:pPr>
+                          <w:adjustRightInd w:val="0"/>
+                          <w:spacing w:before="120"/>
+                          <w:rPr>
+                            <w:rFonts w:ascii="jf open 粉圓 1.1" w:eastAsia="jf open 粉圓 1.1" w:hAnsi="jf open 粉圓 1.1"/>
+                            <w:color w:val="252525"/>
+                          </w:rPr>
+                        </w:pPr>
+                        <w:r>
+                          <w:rPr>
+                            <w:rFonts w:ascii="jf open 粉圓 1.1" w:eastAsia="jf open 粉圓 1.1" w:hAnsi="jf open 粉圓 1.1" w:hint="eastAsia"/>
+                            <w:color w:val="252525"/>
+                          </w:rPr>
+                          <w:t>得分</w:t>
+                        </w:r>
+                      </w:p>
+                    </w:txbxContent>
+                  </v:textbox>
+                </v:shape>
+                <v:rect id="Rectangle 30" o:spid="_x0000_s1030" style="position:absolute;left:5121;top:1125;width:8039;height:6814;visibility:visible;mso-wrap-style:square;v-text-anchor:middle" o:gfxdata="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" filled="f" strokecolor="black [3213]" strokeweight="2.25pt"/>
+              </v:group>
+            </w:pict>
+          </mc:Fallback>
+        </mc:AlternateContent>
+      </w:r>
+      <w:r>
+        <w:rPr>
+          <w:rFonts w:eastAsia="DFPYuanMedium-B5"/>
+          <w:noProof/>
+          <w:color w:val="000000" w:themeColor="text1"/>
+          <w:sz w:val="20"/>
+          <w:szCs w:val="20"/>
+          <w14:ligatures w14:val="standardContextual"/>
+        </w:rPr>
+        <mc:AlternateContent>
+          <mc:Choice Requires="wpg">
+            <w:drawing>
+              <wp:anchor distT="0" distB="0" distL="114300" distR="114300" simplePos="0" relativeHeight="251678720" behindDoc="0" locked="0" layoutInCell="1" allowOverlap="1" wp14:anchorId="6C12B264" wp14:editId="69360521">
+                <wp:simplePos x="0" y="0"/>
+                <wp:positionH relativeFrom="column">
+                  <wp:posOffset>-11526</wp:posOffset>
+                </wp:positionH>
+                <wp:positionV relativeFrom="paragraph">
+                  <wp:posOffset>6200</wp:posOffset>
+                </wp:positionV>
+                <wp:extent cx="8383270" cy="824860"/>
+                <wp:effectExtent l="0" t="0" r="24130" b="13970"/>
+                <wp:wrapNone/>
+                <wp:docPr id="1287171786" name="Group 13"/>
+                <wp:cNvGraphicFramePr/>
+                <a:graphic xmlns:a="http://schemas.openxmlformats.org/drawingml/2006/main">
+                  <a:graphicData uri="http://schemas.microsoft.com/office/word/2010/wordprocessingGroup">
+                    <wpg:wgp>
+                      <wpg:cNvGrpSpPr/>
+                      <wpg:grpSpPr>
+                        <a:xfrm>
+                          <a:off x="0" y="0"/>
+                          <a:ext cx="8383270" cy="824860"/>
+                          <a:chOff x="0" y="87630"/>
+                          <a:chExt cx="8383927" cy="641985"/>
+                        </a:xfrm>
+                        <a:noFill/>
+                      </wpg:grpSpPr>
+                      <pic:pic xmlns:pic="http://schemas.openxmlformats.org/drawingml/2006/picture">
                         <pic:nvPicPr>
-                          <pic:cNvPr id="101" name="logo"/>
-                          <pic:cNvPicPr/>
+                          <pic:cNvPr id="1296698226" name="圖片 59" descr="一張含有 圖形, 字型, 標誌, 文字 的圖片&#10;&#10;AI 產生的內容可能不正確。"/>
+                          <pic:cNvPicPr>
+                            <a:picLocks noChangeAspect="1"/>
+                          </pic:cNvPicPr>
                         </pic:nvPicPr>
                         <pic:blipFill>
-                          <a:blip r:embed="rIdLogoZ"/>
+                          <a:blip r:embed="rId8" cstate="print">
+                            <a:extLst>
+                              <a:ext uri="{28A0092B-C50C-407E-A947-70E740481C1C}">
+                                <a14:useLocalDpi xmlns:a14="http://schemas.microsoft.com/office/drawing/2010/main" val="0"/>
+                              </a:ext>
+                            </a:extLst>
+                          </a:blip>
+                          <a:srcRect/>
                           <a:stretch>
                             <a:fillRect/>
                           </a:stretch>
                         </pic:blipFill>
-                        <pic:spPr>
+                        <pic:spPr bwMode="auto">
                           <a:xfrm>
-                            <a:off x="0" y="0"/>
-                            <a:ext cx="520700" cy="520700"/>
+                            <a:off x="0" y="87630"/>
+                            <a:ext cx="588645" cy="552552"/>
                           </a:xfrm>
                           <a:prstGeom prst="rect">
                             <a:avLst/>
                           </a:prstGeom>
+                          <a:grpFill/>
+                          <a:ln>
+                            <a:noFill/>
+                          </a:ln>
                         </pic:spPr>
                       </pic:pic>
-                    </a:graphicData>
-                  </a:graphic>
-                </wp:inline>
-              </w:drawing>
-            </w:r>
-          </w:p>
-          <w:p>
-            <w:pPr>
-              <w:jc w:val="center"/>
-            </w:pPr>
-            <w:r>
-              <w:rPr>
-                <w:rFonts w:ascii="Times New Roman" w:hAnsi="Times New Roman" w:eastAsia="DFPYuanMedium-B5"/>
-                <w:sz w:val="12"/>
-                <w:szCs w:val="12"/>
-                <w:color w:val="999999"/>
-              </w:rPr>
-              <w:t xml:space="preserve">TZU TZU</w:t>
-            </w:r>
-          </w:p>
-        </w:tc>
-        <w:tc>
-          <w:tcPr>
-            <w:tcW w:w="7100" w:type="dxa"/>
-            <w:tcBorders>
-              <w:top w:val="nil"/>
-              <w:left w:val="nil"/>
-              <w:bottom w:val="nil"/>
-              <w:right w:val="nil"/>
-            </w:tcBorders>
-            <w:vAlign w:val="center"/>
-          </w:tcPr>
-          <w:p>
-            <w:pPr>
-              <w:jc w:val="center"/>
-            </w:pPr>
-            <w:r>
-              <w:rPr>
-                <w:rFonts w:ascii="Times New Roman" w:hAnsi="Times New Roman" w:eastAsia="DFPYuanMedium-B5"/>
-                <w:b/>
-                <w:sz w:val="32"/>
-                <w:szCs w:val="32"/>
-              </w:rPr>
-              <w:t xml:space="preserve">{chapter}</w:t>
-            </w:r>
-          </w:p>
-        </w:tc>
-        <w:tc>
-          <w:tcPr>
-            <w:tcW w:w="2600" w:type="dxa"/>
-            <w:tcBorders>
-              <w:top w:val="nil"/>
-              <w:left w:val="nil"/>
-              <w:bottom w:val="nil"/>
-              <w:right w:val="nil"/>
-            </w:tcBorders>
-            <w:vAlign w:val="top"/>
-          </w:tcPr>
-          <w:p>
-            <w:pPr>
-              <w:spacing w:after="20"/>
-              <w:jc w:val="center"/>
-            </w:pPr>
-            <w:r>
-              <w:rPr>
-                <w:rFonts w:ascii="Times New Roman" w:hAnsi="Times New Roman" w:eastAsia="DFPYuanMedium-B5"/>
-                <w:sz w:val="16"/>
-                <w:szCs w:val="16"/>
-              </w:rPr>
-              <w:t xml:space="preserve">得分</w:t>
-            </w:r>
-          </w:p>
-          <w:tbl>
-            <w:tblPr>
-              <w:tblW w:w="1500" w:type="dxa"/>
-              <w:tblBorders>
-                <w:top w:val="single" w:sz="6" w:color="333333"/>
-                <w:left w:val="single" w:sz="6" w:color="333333"/>
-                <w:bottom w:val="single" w:sz="6" w:color="333333"/>
-                <w:right w:val="single" w:sz="6" w:color="333333"/>
-              </w:tblBorders>
-            </w:tblPr>
-            <w:tr>
-              <w:trPr>
-                <w:trHeight w:val="760" w:hRule="atLeast"/>
-              </w:trPr>
-              <w:tc>
-                <w:tcPr>
-                  <w:tcW w:w="1500" w:type="dxa"/>
-                </w:tcPr>
-                <w:p/>
-              </w:tc>
-            </w:tr>
-          </w:tbl>
-          <w:p>
-            <w:pPr/>
-            <w:r>
-              <w:rPr>
-                <w:rFonts w:ascii="Times New Roman" w:hAnsi="Times New Roman" w:eastAsia="DFPYuanMedium-B5"/>
-                <w:sz w:val="16"/>
-                <w:szCs w:val="16"/>
-              </w:rPr>
-              <w:t xml:space="preserve">姓名｜__________</w:t>
-            </w:r>
-          </w:p>
-        </w:tc>
-      </w:tr>
-    </w:tbl>
-    <w:p>
-      <w:pPr>
-        <w:pBdr>
-          <w:bottom w:val="double" w:sz="6" w:space="1" w:color="303030"/>
-        </w:pBdr>
-        <w:spacing w:after="120"/>
-      </w:pPr>
+                      <wps:wsp>
+                        <wps:cNvPr id="262183234" name="Straight Connector 12"/>
+                        <wps:cNvCnPr/>
+                        <wps:spPr>
+                          <a:xfrm>
+                            <a:off x="0" y="703385"/>
+                            <a:ext cx="8383927" cy="0"/>
+                          </a:xfrm>
+                          <a:prstGeom prst="line">
+                            <a:avLst/>
+                          </a:prstGeom>
+                          <a:grpFill/>
+                          <a:ln w="9525"/>
+                        </wps:spPr>
+                        <wps:style>
+                          <a:lnRef idx="1">
+                            <a:schemeClr val="dk1"/>
+                          </a:lnRef>
+                          <a:fillRef idx="0">
+                            <a:schemeClr val="dk1"/>
+                          </a:fillRef>
+                          <a:effectRef idx="0">
+                            <a:schemeClr val="dk1"/>
+                          </a:effectRef>
+                          <a:fontRef idx="minor">
+                            <a:schemeClr val="tx1"/>
+                          </a:fontRef>
+                        </wps:style>
+                        <wps:bodyPr/>
+                      </wps:wsp>
+                      <wps:wsp>
+                        <wps:cNvPr id="366324296" name="Straight Connector 12"/>
+                        <wps:cNvCnPr/>
+                        <wps:spPr>
+                          <a:xfrm>
+                            <a:off x="0" y="729615"/>
+                            <a:ext cx="8383927" cy="0"/>
+                          </a:xfrm>
+                          <a:prstGeom prst="line">
+                            <a:avLst/>
+                          </a:prstGeom>
+                          <a:grpFill/>
+                          <a:ln w="9525"/>
+                        </wps:spPr>
+                        <wps:style>
+                          <a:lnRef idx="1">
+                            <a:schemeClr val="dk1"/>
+                          </a:lnRef>
+                          <a:fillRef idx="0">
+                            <a:schemeClr val="dk1"/>
+                          </a:fillRef>
+                          <a:effectRef idx="0">
+                            <a:schemeClr val="dk1"/>
+                          </a:effectRef>
+                          <a:fontRef idx="minor">
+                            <a:schemeClr val="tx1"/>
+                          </a:fontRef>
+                        </wps:style>
+                        <wps:bodyPr/>
+                      </wps:wsp>
+                    </wpg:wgp>
+                  </a:graphicData>
+                </a:graphic>
+                <wp14:sizeRelH relativeFrom="margin">
+                  <wp14:pctWidth>0</wp14:pctWidth>
+                </wp14:sizeRelH>
+                <wp14:sizeRelV relativeFrom="margin">
+                  <wp14:pctHeight>0</wp14:pctHeight>
+                </wp14:sizeRelV>
+              </wp:anchor>
+            </w:drawing>
+          </mc:Choice>
+          <mc:Fallback>
+            <w:pict>
+              <v:group w14:anchorId="46FC2F6D" id="Group 13" o:spid="_x0000_s1026" style="position:absolute;margin-left:-.9pt;margin-top:.5pt;width:660.1pt;height:64.95pt;z-index:251678720;mso-width-relative:margin;mso-height-relative:margin" coordorigin=",876" coordsize="83839,6419" o:gfxdata="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">
+                <v:shapetype id="_x0000_t75" coordsize="21600,21600" o:spt="75" o:preferrelative="t" path="m@4@5l@4@11@9@11@9@5xe" filled="f" stroked="f">
+                  <v:stroke joinstyle="miter"/>
+                  <v:formulas>
+                    <v:f eqn="if lineDrawn pixelLineWidth 0"/>
+                    <v:f eqn="sum @0 1 0"/>
+                    <v:f eqn="sum 0 0 @1"/>
+                    <v:f eqn="prod @2 1 2"/>
+                    <v:f eqn="prod @3 21600 pixelWidth"/>
+                    <v:f eqn="prod @3 21600 pixelHeight"/>
+                    <v:f eqn="sum @0 0 1"/>
+                    <v:f eqn="prod @6 1 2"/>
+                    <v:f eqn="prod @7 21600 pixelWidth"/>
+                    <v:f eqn="sum @8 21600 0"/>
+                    <v:f eqn="prod @7 21600 pixelHeight"/>
+                    <v:f eqn="sum @10 21600 0"/>
+                  </v:formulas>
+                  <v:path o:extrusionok="f" gradientshapeok="t" o:connecttype="rect"/>
+                  <o:lock v:ext="edit" aspectratio="t"/>
+                </v:shapetype>
+                <v:shape id="圖片 59" o:spid="_x0000_s1027" type="#_x0000_t75" alt="一張含有 圖形, 字型, 標誌, 文字 的圖片&#10;&#10;AI 產生的內容可能不正確。" style="position:absolute;top:876;width:5886;height:5525;visibility:visible;mso-wrap-style:square" o:gfxdata="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">
+                  <v:imagedata r:id="rId9" o:title="一張含有 圖形, 字型, 標誌, 文字 的圖片&#10;&#10;AI 產生的內容可能不正確。"/>
+                </v:shape>
+                <v:line id="Straight Connector 12" o:spid="_x0000_s1028" style="position:absolute;visibility:visible;mso-wrap-style:square" from="0,7033" to="83839,7033" o:connectortype="straight" o:gfxdata="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" strokecolor="black [3200]">
+                  <v:stroke joinstyle="miter"/>
+                </v:line>
+                <v:line id="Straight Connector 12" o:spid="_x0000_s1029" style="position:absolute;visibility:visible;mso-wrap-style:square" from="0,7296" to="83839,7296" o:connectortype="straight" o:gfxdata="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" strokecolor="black [3200]">
+                  <v:stroke joinstyle="miter"/>
+                </v:line>
+              </v:group>
+            </w:pict>
+          </mc:Fallback>
+        </mc:AlternateContent>
+      </w:r>
+      <w:r>
+        <w:rPr>
+          <w:rFonts w:eastAsia="DFPYuanMedium-B5"/>
+          <w:color w:val="000000" w:themeColor="text1"/>
+          <w:sz w:val="20"/>
+          <w:szCs w:val="20"/>
+        </w:rPr>
+        <w:br/>
+      </w:r>
+      <w:r>
+        <w:rPr>
+          <w:rFonts w:eastAsia="DFPYuanMedium-B5"/>
+          <w:color w:val="000000" w:themeColor="text1"/>
+          <w:sz w:val="20"/>
+          <w:szCs w:val="20"/>
+        </w:rPr>
+        <w:br/>
+      </w:r>
+      <w:r>
+        <w:rPr>
+          <w:rFonts w:eastAsia="DFPYuanMedium-B5"/>
+          <w:color w:val="000000" w:themeColor="text1"/>
+          <w:sz w:val="20"/>
+          <w:szCs w:val="20"/>
+        </w:rPr>
+        <w:br/>
+      </w:r>
     </w:p>
     <w:p>
       <w:pPr>
+        <w:tabs>
+          <w:tab w:val="left" w:pos="851"/>
+        </w:tabs>
+        <w:spacing w:after="120" w:line="288" w:lineRule="auto"/>
+        <w:rPr>
+          <w:rFonts w:eastAsia="DFPYuanMedium-B5"/>
+          <w:color w:val="000000" w:themeColor="text1"/>
+          <w:sz w:val="20"/>
+          <w:szCs w:val="20"/>
+        </w:rPr>
+      </w:pPr>
+      <w:r>
+        <w:rPr>
+          <w:rFonts w:eastAsia="DFPYuanMedium-B5"/>
+          <w:color w:val="000000" w:themeColor="text1"/>
+          <w:sz w:val="20"/>
+          <w:szCs w:val="20"/>
+        </w:rPr>
+        <w:br/>
+      </w:r>
+    </w:p>
+    <w:p>
+      <w:pPr>
+        <w:tabs>
+          <w:tab w:val="left" w:pos="0"/>
+        </w:tabs>
+        <w:spacing w:after="120" w:line="288" w:lineRule="auto"/>
+        <w:rPr>
+          <w:rFonts w:eastAsia="DFPYuanMedium-B5"/>
+          <w:color w:val="000000" w:themeColor="text1"/>
+          <w:sz w:val="20"/>
+          <w:szCs w:val="20"/>
+        </w:rPr>
         <w:sectPr>
           <w:headerReference w:type="default" r:id="rId10"/>
+          <w:footerReference w:type="even" r:id="rId11"/>
+          <w:footerReference w:type="default" r:id="rId12"/>
+          <w:type w:val="continuous"/>
           <w:pgSz w:w="14570" w:h="20636"/>
           <w:pgMar w:top="720" w:right="720" w:bottom="720" w:left="720" w:header="708" w:footer="708" w:gutter="0"/>
-          <w:cols w:space="708"/>
+          <w:cols w:sep="1" w:space="709"/>
+          <w:docGrid w:linePitch="360"/>
         </w:sectPr>
       </w:pPr>
     </w:p>
     <w:p>
       <w:pPr>
-        <w:spacing w:after="140"/>
-        <w:ind w:left="360" w:hanging="360"/>
+        <w:tabs>
+          <w:tab w:val="left" w:pos="709"/>
+          <w:tab w:val="left" w:pos="1843"/>
+          <w:tab w:val="left" w:pos="2977"/>
+          <w:tab w:val="left" w:pos="4111"/>
+        </w:tabs>
+        <w:spacing w:after="120" w:line="288" w:lineRule="auto"/>
+        <w:rPr>
+          <w:rFonts w:eastAsia="DFPYuanMedium-B5"/>
+          <w:color w:val="000000" w:themeColor="text1"/>
+          <w:sz w:val="20"/>
+          <w:szCs w:val="20"/>
+        </w:rPr>
+        <w:sectPr>
+          <w:headerReference w:type="default" r:id="rId13"/>
+          <w:footerReference w:type="even" r:id="rId14"/>
+          <w:footerReference w:type="default" r:id="rId15"/>
+          <w:type w:val="continuous"/>
+          <w:pgSz w:w="14570" w:h="20636"/>
+          <w:pgMar w:top="720" w:right="720" w:bottom="720" w:left="720" w:header="708" w:footer="708" w:gutter="0"/>
+          <w:cols w:num="2" w:sep="1" w:space="709"/>
+          <w:docGrid w:linePitch="360"/>
+        </w:sectPr>
+      </w:pPr>
+    </w:p>
+    <w:p>
+      <w:r>
+        <w:t xml:space="preserve">{#sections}</w:t>
+      </w:r>
+    </w:p>
+    <w:p>
+      <w:pPr>
+        <w:spacing w:before="120" w:after="80"/>
+        <w:pBdr>
+          <w:bottom w:val="single" w:sz="4" w:color="555555"/>
+        </w:pBdr>
       </w:pPr>
       <w:r>
         <w:rPr>
-          <w:rFonts w:ascii="Times New Roman" w:hAnsi="Times New Roman" w:eastAsia="DFPYuanMedium-B5"/>
+          <w:rFonts w:ascii="Times New Roman" w:hAnsi="Times New Roman" w:eastAsia="DFPYuanMedium-B5" w:hint="eastAsia"/>
+          <w:b/>
+          <w:sz w:val="24"/>
+          <w:szCs w:val="24"/>
+        </w:rPr>
+        <w:t xml:space="preserve">{title}</w:t>
+      </w:r>
+    </w:p>
+    <w:p>
+      <w:r>
+        <w:t xml:space="preserve">{#items}</w:t>
+      </w:r>
+    </w:p>
+    <w:p>
+      <w:pPr>
+        <w:spacing w:after="120"/>
+        <w:ind w:left="360" w:hanging="360"/>
+      </w:pPr>
+      <w:r>
+        <w:rPr>
+          <w:rFonts w:ascii="Times New Roman" w:hAnsi="Times New Roman" w:eastAsia="DFPYuanMedium-B5" w:hint="eastAsia"/>
           <w:b/>
           <w:sz w:val="20"/>
           <w:szCs w:val="20"/>
         </w:rPr>
-        <w:t xml:space="preserve">{#questions}{no}. </w:t>
+        <w:t xml:space="preserve">{no}. </w:t>
       </w:r>
       <w:r>
         <w:rPr>
-          <w:rFonts w:ascii="Times New Roman" w:hAnsi="Times New Roman" w:eastAsia="DFPYuanMedium-B5"/>
+          <w:rFonts w:ascii="Times New Roman" w:hAnsi="Times New Roman" w:eastAsia="DFPYuanMedium-B5" w:hint="eastAsia"/>
           <w:sz w:val="20"/>
           <w:szCs w:val="20"/>
         </w:rPr>
-        <w:t xml:space="preserve">{text}{/questions}</w:t>
+        <w:t xml:space="preserve">{text}</w:t>
+      </w:r>
+    </w:p>
+    <w:p>
+      <w:r>
+        <w:t xml:space="preserve">{/items}</w:t>
+      </w:r>
+    </w:p>
+    <w:p>
+      <w:r>
+        <w:t xml:space="preserve">{/sections}</w:t>
       </w:r>
     </w:p>
     <w:sectPr>
       <w:type w:val="continuous"/>
-      <w:headerReference w:type="default" r:id="rId10"/>
       <w:pgSz w:w="14570" w:h="20636"/>
       <w:pgMar w:top="720" w:right="720" w:bottom="720" w:left="720" w:header="708" w:footer="708" w:gutter="0"/>
       <w:cols w:num="2" w:sep="1" w:space="709"/>
+      <w:docGrid w:linePitch="360"/>
     </w:sectPr>
   </w:body>
 </w:document>
@@ -922,6 +1453,354 @@
           <wp:effectExtent l="0" t="0" r="0" b="0"/>
           <wp:wrapNone/>
           <wp:docPr id="17826748" name="圖片 6" descr="一張含有 文字, 圖形, 字型, 標誌 的圖片&#10;&#10;AI 產生的內容可能不正確。"/>
+          <wp:cNvGraphicFramePr>
+            <a:graphicFrameLocks xmlns:a="http://schemas.openxmlformats.org/drawingml/2006/main" noChangeAspect="1"/>
+          </wp:cNvGraphicFramePr>
+          <a:graphic xmlns:a="http://schemas.openxmlformats.org/drawingml/2006/main">
+            <a:graphicData uri="http://schemas.openxmlformats.org/drawingml/2006/picture">
+              <pic:pic xmlns:pic="http://schemas.openxmlformats.org/drawingml/2006/picture">
+                <pic:nvPicPr>
+                  <pic:cNvPr id="2081543088" name="圖片 6" descr="一張含有 文字, 圖形, 字型, 標誌 的圖片&#10;&#10;AI 產生的內容可能不正確。"/>
+                  <pic:cNvPicPr/>
+                </pic:nvPicPr>
+                <pic:blipFill rotWithShape="1">
+                  <a:blip r:embed="rId1" cstate="print">
+                    <a:alphaModFix amt="10000"/>
+                    <a:biLevel thresh="50000"/>
+                    <a:extLst>
+                      <a:ext uri="{BEBA8EAE-BF5A-486C-A8C5-ECC9F3942E4B}">
+                        <a14:imgProps xmlns:a14="http://schemas.microsoft.com/office/drawing/2010/main">
+                          <a14:imgLayer r:embed="rId2">
+                            <a14:imgEffect>
+                              <a14:saturation sat="0"/>
+                            </a14:imgEffect>
+                            <a14:imgEffect>
+                              <a14:brightnessContrast bright="-40000" contrast="-40000"/>
+                            </a14:imgEffect>
+                          </a14:imgLayer>
+                        </a14:imgProps>
+                      </a:ext>
+                      <a:ext uri="{28A0092B-C50C-407E-A947-70E740481C1C}">
+                        <a14:useLocalDpi xmlns:a14="http://schemas.microsoft.com/office/drawing/2010/main" val="0"/>
+                      </a:ext>
+                    </a:extLst>
+                  </a:blip>
+                  <a:srcRect l="18440" t="3917" r="18470" b="26357"/>
+                  <a:stretch>
+                    <a:fillRect/>
+                  </a:stretch>
+                </pic:blipFill>
+                <pic:spPr bwMode="auto">
+                  <a:xfrm>
+                    <a:off x="0" y="0"/>
+                    <a:ext cx="3342640" cy="4434205"/>
+                  </a:xfrm>
+                  <a:prstGeom prst="rect">
+                    <a:avLst/>
+                  </a:prstGeom>
+                  <a:ln>
+                    <a:noFill/>
+                  </a:ln>
+                  <a:extLst>
+                    <a:ext uri="{53640926-AAD7-44D8-BBD7-CCE9431645EC}">
+                      <a14:shadowObscured xmlns:a14="http://schemas.microsoft.com/office/drawing/2010/main"/>
+                    </a:ext>
+                  </a:extLst>
+                </pic:spPr>
+              </pic:pic>
+            </a:graphicData>
+          </a:graphic>
+          <wp14:sizeRelH relativeFrom="margin">
+            <wp14:pctWidth>0</wp14:pctWidth>
+          </wp14:sizeRelH>
+          <wp14:sizeRelV relativeFrom="margin">
+            <wp14:pctHeight>0</wp14:pctHeight>
+          </wp14:sizeRelV>
+        </wp:anchor>
+      </w:drawing>
+    </w:r>
+    <w:r>
+      <w:rPr>
+        <w:rFonts w:ascii="DFPYuanMedium-B5" w:eastAsia="DFPYuanMedium-B5" w:hAnsi="DFPYuanMedium-B5"/>
+        <w:sz w:val="18"/>
+        <w:szCs w:val="18"/>
+      </w:rPr>
+      <w:tab/>
+    </w:r>
+  </w:p>
+</w:hdr>
+</file>
+
+<file path=word/header2.xml><?xml version="1.0" encoding="utf-8"?>
+<w:hdr xmlns:wpc="http://schemas.microsoft.com/office/word/2010/wordprocessingCanvas" xmlns:cx="http://schemas.microsoft.com/office/drawing/2014/chartex" xmlns:cx1="http://schemas.microsoft.com/office/drawing/2015/9/8/chartex" xmlns:cx2="http://schemas.microsoft.com/office/drawing/2015/10/21/chartex" xmlns:cx3="http://schemas.microsoft.com/office/drawing/2016/5/9/chartex" xmlns:cx4="http://schemas.microsoft.com/office/drawing/2016/5/10/chartex" xmlns:cx5="http://schemas.microsoft.com/office/drawing/2016/5/11/chartex" xmlns:cx6="http://schemas.microsoft.com/office/drawing/2016/5/12/chartex" xmlns:cx7="http://schemas.microsoft.com/office/drawing/2016/5/13/chartex" xmlns:cx8="http://schemas.microsoft.com/office/drawing/2016/5/14/chartex" xmlns:mc="http://schemas.openxmlformats.org/markup-compatibility/2006" xmlns:aink="http://schemas.microsoft.com/office/drawing/2016/ink" xmlns:am3d="http://schemas.microsoft.com/office/drawing/2017/model3d" xmlns:o="urn:schemas-microsoft-com:office:office" xmlns:oel="http://schemas.microsoft.com/office/2019/extlst" xmlns:r="http://schemas.openxmlformats.org/officeDocument/2006/relationships" xmlns:m="http://schemas.openxmlformats.org/officeDocument/2006/math" xmlns:v="urn:schemas-microsoft-com:vml" xmlns:wp14="http://schemas.microsoft.com/office/word/2010/wordprocessingDrawing" xmlns:wp="http://schemas.openxmlformats.org/drawingml/2006/wordprocessingDrawing" xmlns:w10="urn:schemas-microsoft-com:office:word" xmlns:w="http://schemas.openxmlformats.org/wordprocessingml/2006/main" xmlns:w14="http://schemas.microsoft.com/office/word/2010/wordml" xmlns:w15="http://schemas.microsoft.com/office/word/2012/wordml" xmlns:w16cex="http://schemas.microsoft.com/office/word/2018/wordml/cex" xmlns:w16cid="http://schemas.microsoft.com/office/word/2016/wordml/cid" xmlns:w16="http://schemas.microsoft.com/office/word/2018/wordml" xmlns:w16du="http://schemas.microsoft.com/office/word/2023/wordml/word16du" xmlns:w16sdtdh="http://schemas.microsoft.com/office/word/2020/wordml/sdtdatahash" xmlns:w16sdtfl="http://schemas.microsoft.com/office/word/2024/wordml/sdtformatlock" xmlns:w16se="http://schemas.microsoft.com/office/word/2015/wordml/symex" xmlns:wpg="http://schemas.microsoft.com/office/word/2010/wordprocessingGroup" xmlns:wpi="http://schemas.microsoft.com/office/word/2010/wordprocessingInk" xmlns:wne="http://schemas.microsoft.com/office/word/2006/wordml" xmlns:wps="http://schemas.microsoft.com/office/word/2010/wordprocessingShape" mc:Ignorable="w14 w15 w16se w16cid w16 w16cex w16sdtdh w16sdtfl w16du wp14">
+  <w:p>
+    <w:pPr>
+      <w:pStyle w:val="Header"/>
+      <w:tabs>
+        <w:tab w:val="clear" w:pos="4680"/>
+        <w:tab w:val="clear" w:pos="9360"/>
+        <w:tab w:val="right" w:pos="10800"/>
+      </w:tabs>
+      <w:rPr>
+        <w:rFonts w:ascii="DFPYuanMedium-B5" w:eastAsia="DFPYuanMedium-B5" w:hAnsi="DFPYuanMedium-B5"/>
+        <w:sz w:val="18"/>
+        <w:szCs w:val="18"/>
+      </w:rPr>
+    </w:pPr>
+    <w:r>
+      <w:rPr>
+        <w:rFonts w:ascii="DFPYuanMedium-B5" w:eastAsia="DFPYuanMedium-B5" w:hAnsi="DFPYuanMedium-B5"/>
+        <w:noProof/>
+        <w14:ligatures w14:val="standardContextual"/>
+      </w:rPr>
+      <mc:AlternateContent>
+        <mc:Choice Requires="wpg">
+          <w:drawing>
+            <wp:anchor distT="0" distB="0" distL="114300" distR="114300" simplePos="0" relativeHeight="251672576" behindDoc="0" locked="0" layoutInCell="1" allowOverlap="1" wp14:anchorId="4048D024" wp14:editId="4465DCC7">
+              <wp:simplePos x="0" y="0"/>
+              <wp:positionH relativeFrom="column">
+                <wp:posOffset>-11527</wp:posOffset>
+              </wp:positionH>
+              <wp:positionV relativeFrom="paragraph">
+                <wp:posOffset>-280531</wp:posOffset>
+              </wp:positionV>
+              <wp:extent cx="8383281" cy="351790"/>
+              <wp:effectExtent l="0" t="0" r="0" b="0"/>
+              <wp:wrapNone/>
+              <wp:docPr id="1553037579" name="Group 18"/>
+              <wp:cNvGraphicFramePr/>
+              <a:graphic xmlns:a="http://schemas.openxmlformats.org/drawingml/2006/main">
+                <a:graphicData uri="http://schemas.microsoft.com/office/word/2010/wordprocessingGroup">
+                  <wpg:wgp>
+                    <wpg:cNvGrpSpPr/>
+                    <wpg:grpSpPr>
+                      <a:xfrm>
+                        <a:off x="0" y="0"/>
+                        <a:ext cx="8383281" cy="351790"/>
+                        <a:chOff x="116966" y="118280"/>
+                        <a:chExt cx="6941000" cy="352372"/>
+                      </a:xfrm>
+                    </wpg:grpSpPr>
+                    <wps:wsp>
+                      <wps:cNvPr id="263717232" name="文字方塊 2"/>
+                      <wps:cNvSpPr txBox="1">
+                        <a:spLocks noChangeArrowheads="1"/>
+                      </wps:cNvSpPr>
+                      <wps:spPr bwMode="auto">
+                        <a:xfrm>
+                          <a:off x="116966" y="118280"/>
+                          <a:ext cx="1137684" cy="318977"/>
+                        </a:xfrm>
+                        <a:prstGeom prst="rect">
+                          <a:avLst/>
+                        </a:prstGeom>
+                        <a:noFill/>
+                        <a:ln w="9525">
+                          <a:noFill/>
+                          <a:miter lim="800000"/>
+                          <a:headEnd/>
+                          <a:tailEnd/>
+                        </a:ln>
+                      </wps:spPr>
+                      <wps:txbx>
+                        <w:txbxContent>
+                          <w:p>
+                            <w:pPr>
+                              <w:adjustRightInd w:val="0"/>
+                              <w:spacing w:before="120"/>
+                              <w:rPr>
+                                <w:rFonts w:ascii="jf open 粉圓 1.1" w:eastAsia="jf open 粉圓 1.1" w:hAnsi="jf open 粉圓 1.1"/>
+                                <w:color w:val="252525"/>
+                              </w:rPr>
+                            </w:pPr>
+                            <w:r>
+                              <w:rPr>
+                                <w:rFonts w:ascii="DFPYuanMedium-B5" w:eastAsia="DFPYuanMedium-B5" w:hAnsi="DFPYuanMedium-B5"/>
+                                <w:sz w:val="18"/>
+                                <w:szCs w:val="18"/>
+                              </w:rPr>
+                              <w:t>茲茲文教 TZUTZU</w:t>
+                            </w:r>
+                            <w:r>
+                              <w:rPr>
+                                <w:rFonts w:ascii="DFPYuanMedium-B5" w:eastAsia="DFPYuanMedium-B5" w:hAnsi="DFPYuanMedium-B5" w:hint="eastAsia"/>
+                                <w:sz w:val="18"/>
+                                <w:szCs w:val="18"/>
+                              </w:rPr>
+                              <w:t xml:space="preserve">     </w:t>
+                            </w:r>
+                          </w:p>
+                        </w:txbxContent>
+                      </wps:txbx>
+                      <wps:bodyPr rot="0" vert="horz" wrap="square" lIns="91440" tIns="45720" rIns="91440" bIns="45720" anchor="t" anchorCtr="0">
+                        <a:noAutofit/>
+                      </wps:bodyPr>
+                    </wps:wsp>
+                    <wps:wsp>
+                      <wps:cNvPr id="1508387169" name="文字方塊 2"/>
+                      <wps:cNvSpPr txBox="1">
+                        <a:spLocks noChangeArrowheads="1"/>
+                      </wps:cNvSpPr>
+                      <wps:spPr bwMode="auto">
+                        <a:xfrm>
+                          <a:off x="5291328" y="151675"/>
+                          <a:ext cx="1766638" cy="318977"/>
+                        </a:xfrm>
+                        <a:prstGeom prst="rect">
+                          <a:avLst/>
+                        </a:prstGeom>
+                        <a:noFill/>
+                        <a:ln w="9525">
+                          <a:noFill/>
+                          <a:miter lim="800000"/>
+                          <a:headEnd/>
+                          <a:tailEnd/>
+                        </a:ln>
+                      </wps:spPr>
+                      <wps:txbx>
+                        <w:txbxContent>
+                          <w:p>
+                            <w:pPr>
+                              <w:adjustRightInd w:val="0"/>
+                              <w:spacing w:before="120"/>
+                              <w:jc w:val="right"/>
+                              <w:rPr>
+                                <w:rFonts w:ascii="jf open 粉圓 1.1" w:eastAsia="jf open 粉圓 1.1" w:hAnsi="jf open 粉圓 1.1"/>
+                                <w:color w:val="252525"/>
+                              </w:rPr>
+                            </w:pPr>
+                            <w:r>
+                              <w:rPr>
+                                <w:rFonts w:ascii="DFPYuanMedium-B5" w:eastAsia="DFPYuanMedium-B5" w:hAnsi="DFPYuanMedium-B5"/>
+                                <w:sz w:val="18"/>
+                                <w:szCs w:val="18"/>
+                              </w:rPr>
+                              <w:t>SCI-JB3</w:t>
+                            </w:r>
+                            <w:r>
+                              <w:rPr>
+                                <w:rFonts w:ascii="DFPYuanMedium-B5" w:eastAsia="DFPYuanMedium-B5" w:hAnsi="DFPYuanMedium-B5"/>
+                                <w:sz w:val="18"/>
+                                <w:szCs w:val="18"/>
+                              </w:rPr>
+                              <w:t>-CH1-2+1-3B</w:t>
+                            </w:r>
+                          </w:p>
+                        </w:txbxContent>
+                      </wps:txbx>
+                      <wps:bodyPr rot="0" vert="horz" wrap="square" lIns="91440" tIns="45720" rIns="91440" bIns="45720" anchor="t" anchorCtr="0">
+                        <a:noAutofit/>
+                      </wps:bodyPr>
+                    </wps:wsp>
+                  </wpg:wgp>
+                </a:graphicData>
+              </a:graphic>
+              <wp14:sizeRelH relativeFrom="margin">
+                <wp14:pctWidth>0</wp14:pctWidth>
+              </wp14:sizeRelH>
+              <wp14:sizeRelV relativeFrom="margin">
+                <wp14:pctHeight>0</wp14:pctHeight>
+              </wp14:sizeRelV>
+            </wp:anchor>
+          </w:drawing>
+        </mc:Choice>
+        <mc:Fallback>
+          <w:pict>
+            <v:group w14:anchorId="4048D024" id="_x0000_s1070" style="position:absolute;margin-left:-.9pt;margin-top:-22.1pt;width:660.1pt;height:27.7pt;z-index:251672576;mso-width-relative:margin;mso-height-relative:margin" coordorigin="1169,1182" coordsize="69410,3523" o:gfxdata="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">
+              <v:shapetype id="_x0000_t202" coordsize="21600,21600" o:spt="202" path="m,l,21600r21600,l21600,xe">
+                <v:stroke joinstyle="miter"/>
+                <v:path gradientshapeok="t" o:connecttype="rect"/>
+              </v:shapetype>
+              <v:shape id="_x0000_s1071" type="#_x0000_t202" style="position:absolute;left:1169;top:1182;width:11377;height:3190;visibility:visible;mso-wrap-style:square;v-text-anchor:top" o:gfxdata="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" filled="f" stroked="f">
+                <v:textbox>
+                  <w:txbxContent>
+                    <w:p>
+                      <w:pPr>
+                        <w:adjustRightInd w:val="0"/>
+                        <w:spacing w:before="120"/>
+                        <w:rPr>
+                          <w:rFonts w:ascii="jf open 粉圓 1.1" w:eastAsia="jf open 粉圓 1.1" w:hAnsi="jf open 粉圓 1.1"/>
+                          <w:color w:val="252525"/>
+                        </w:rPr>
+                      </w:pPr>
+                      <w:r>
+                        <w:rPr>
+                          <w:rFonts w:ascii="DFPYuanMedium-B5" w:eastAsia="DFPYuanMedium-B5" w:hAnsi="DFPYuanMedium-B5"/>
+                          <w:sz w:val="18"/>
+                          <w:szCs w:val="18"/>
+                        </w:rPr>
+                        <w:t>茲茲文教 TZUTZU</w:t>
+                      </w:r>
+                      <w:r>
+                        <w:rPr>
+                          <w:rFonts w:ascii="DFPYuanMedium-B5" w:eastAsia="DFPYuanMedium-B5" w:hAnsi="DFPYuanMedium-B5" w:hint="eastAsia"/>
+                          <w:sz w:val="18"/>
+                          <w:szCs w:val="18"/>
+                        </w:rPr>
+                        <w:t xml:space="preserve">     </w:t>
+                      </w:r>
+                    </w:p>
+                  </w:txbxContent>
+                </v:textbox>
+              </v:shape>
+              <v:shape id="_x0000_s1072" type="#_x0000_t202" style="position:absolute;left:52913;top:1516;width:17666;height:3190;visibility:visible;mso-wrap-style:square;v-text-anchor:top" o:gfxdata="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" filled="f" stroked="f">
+                <v:textbox>
+                  <w:txbxContent>
+                    <w:p>
+                      <w:pPr>
+                        <w:adjustRightInd w:val="0"/>
+                        <w:spacing w:before="120"/>
+                        <w:jc w:val="right"/>
+                        <w:rPr>
+                          <w:rFonts w:ascii="jf open 粉圓 1.1" w:eastAsia="jf open 粉圓 1.1" w:hAnsi="jf open 粉圓 1.1"/>
+                          <w:color w:val="252525"/>
+                        </w:rPr>
+                      </w:pPr>
+                      <w:r>
+                        <w:rPr>
+                          <w:rFonts w:ascii="DFPYuanMedium-B5" w:eastAsia="DFPYuanMedium-B5" w:hAnsi="DFPYuanMedium-B5"/>
+                          <w:sz w:val="18"/>
+                          <w:szCs w:val="18"/>
+                        </w:rPr>
+                        <w:t>SCI-JB3</w:t>
+                      </w:r>
+                      <w:r>
+                        <w:rPr>
+                          <w:rFonts w:ascii="DFPYuanMedium-B5" w:eastAsia="DFPYuanMedium-B5" w:hAnsi="DFPYuanMedium-B5"/>
+                          <w:sz w:val="18"/>
+                          <w:szCs w:val="18"/>
+                        </w:rPr>
+                        <w:t>-CH1-2+1-3B</w:t>
+                      </w:r>
+                    </w:p>
+                  </w:txbxContent>
+                </v:textbox>
+              </v:shape>
+            </v:group>
+          </w:pict>
+        </mc:Fallback>
+      </mc:AlternateContent>
+    </w:r>
+    <w:r>
+      <w:rPr>
+        <w:rFonts w:hint="eastAsia"/>
+        <w:noProof/>
+        <w:bdr w:val="single" w:sz="4" w:space="0" w:color="auto"/>
+        <w:lang w:val="zh-TW"/>
+      </w:rPr>
+      <w:drawing>
+        <wp:anchor distT="0" distB="0" distL="114300" distR="114300" simplePos="0" relativeHeight="251673600" behindDoc="1" locked="0" layoutInCell="1" allowOverlap="1" wp14:anchorId="12D3A71F" wp14:editId="5CBF0828">
+          <wp:simplePos x="0" y="0"/>
+          <wp:positionH relativeFrom="column">
+            <wp:posOffset>-979069</wp:posOffset>
+          </wp:positionH>
+          <wp:positionV relativeFrom="page">
+            <wp:posOffset>-304063</wp:posOffset>
+          </wp:positionV>
+          <wp:extent cx="3342640" cy="4434205"/>
+          <wp:effectExtent l="0" t="0" r="0" b="0"/>
+          <wp:wrapNone/>
+          <wp:docPr id="1800539164" name="圖片 6" descr="一張含有 文字, 圖形, 字型, 標誌 的圖片&#10;&#10;AI 產生的內容可能不正確。"/>
           <wp:cNvGraphicFramePr>
             <a:graphicFrameLocks xmlns:a="http://schemas.openxmlformats.org/drawingml/2006/main" noChangeAspect="1"/>
           </wp:cNvGraphicFramePr>

--- a/templates/abk_tpl.docx
+++ b/templates/abk_tpl.docx
@@ -27,15 +27,15 @@
         <mc:AlternateContent>
           <mc:Choice Requires="wps">
             <w:drawing>
-              <wp:anchor distT="0" distB="0" distL="114300" distR="114300" simplePos="0" relativeHeight="251679744" behindDoc="0" locked="0" layoutInCell="1" allowOverlap="1" wp14:anchorId="4B28FD68" wp14:editId="1203B180">
+              <wp:anchor distT="0" distB="0" distL="114300" distR="114300" simplePos="0" relativeHeight="251678720" behindDoc="0" locked="0" layoutInCell="1" allowOverlap="1" wp14:anchorId="4B28FD68" wp14:editId="55F91454">
                 <wp:simplePos x="0" y="0"/>
                 <wp:positionH relativeFrom="margin">
-                  <wp:posOffset>3199814</wp:posOffset>
+                  <wp:posOffset>2105535</wp:posOffset>
                 </wp:positionH>
                 <wp:positionV relativeFrom="margin">
-                  <wp:posOffset>-74328</wp:posOffset>
+                  <wp:posOffset>-283210</wp:posOffset>
                 </wp:positionV>
-                <wp:extent cx="1916430" cy="791845"/>
+                <wp:extent cx="3708400" cy="913130"/>
                 <wp:effectExtent l="0" t="0" r="0" b="0"/>
                 <wp:wrapSquare wrapText="bothSides"/>
                 <wp:docPr id="630459660" name="文字方塊 2"/>
@@ -51,7 +51,7 @@
                       <wps:spPr bwMode="auto">
                         <a:xfrm>
                           <a:off x="0" y="0"/>
-                          <a:ext cx="1916430" cy="791845"/>
+                          <a:ext cx="3708400" cy="913130"/>
                         </a:xfrm>
                         <a:prstGeom prst="rect">
                           <a:avLst/>
@@ -72,8 +72,7 @@
                             </w:pPr>
                             <w:r>
                               <w:rPr>
-                                <w:rFonts w:ascii="jf open 粉圓 1.1" w:eastAsia="jf open 粉圓 1.1" w:hAnsi="jf open 粉圓 1.1"/>
-                                <w:color w:val="252525"/>
+                                <w:rFonts w:ascii="DFPYuanMedium-B5" w:eastAsia="DFPYuanMedium-B5" w:hAnsi="DFPYuanMedium-B5"/>
                                 <w:sz w:val="36"/>
                                 <w:szCs w:val="36"/>
                               </w:rPr>
@@ -103,7 +102,7 @@
                 <v:stroke joinstyle="miter"/>
                 <v:path gradientshapeok="t" o:connecttype="rect"/>
               </v:shapetype>
-              <v:shape id="文字方塊 2" o:spid="_x0000_s1026" type="#_x0000_t202" style="position:absolute;margin-left:251.95pt;margin-top:-5.85pt;width:150.9pt;height:62.35pt;z-index:251679744;visibility:visible;mso-wrap-style:square;mso-width-percent:0;mso-height-percent:0;mso-wrap-distance-left:9pt;mso-wrap-distance-top:0;mso-wrap-distance-right:9pt;mso-wrap-distance-bottom:0;mso-position-horizontal:absolute;mso-position-horizontal-relative:margin;mso-position-vertical:absolute;mso-position-vertical-relative:margin;mso-width-percent:0;mso-height-percent:0;mso-width-relative:margin;mso-height-relative:margin;v-text-anchor:top" o:gfxdata="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" filled="f" stroked="f">
+              <v:shape id="文字方塊 2" o:spid="_x0000_s1026" type="#_x0000_t202" style="position:absolute;margin-left:165.8pt;margin-top:-22.3pt;width:292pt;height:71.9pt;z-index:251678720;visibility:visible;mso-wrap-style:square;mso-width-percent:0;mso-height-percent:0;mso-wrap-distance-left:9pt;mso-wrap-distance-top:0;mso-wrap-distance-right:9pt;mso-wrap-distance-bottom:0;mso-position-horizontal:absolute;mso-position-horizontal-relative:margin;mso-position-vertical:absolute;mso-position-vertical-relative:margin;mso-width-percent:0;mso-height-percent:0;mso-width-relative:margin;mso-height-relative:margin;v-text-anchor:top" o:gfxdata="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" filled="f" stroked="f">
                 <v:textbox>
                   <w:txbxContent>
                     <w:p>
@@ -112,8 +111,7 @@
                       </w:pPr>
                       <w:r>
                         <w:rPr>
-                          <w:rFonts w:ascii="jf open 粉圓 1.1" w:eastAsia="jf open 粉圓 1.1" w:hAnsi="jf open 粉圓 1.1"/>
-                          <w:color w:val="252525"/>
+                          <w:rFonts w:ascii="DFPYuanMedium-B5" w:eastAsia="DFPYuanMedium-B5" w:hAnsi="DFPYuanMedium-B5"/>
                           <w:sz w:val="36"/>
                           <w:szCs w:val="36"/>
                         </w:rPr>
@@ -138,128 +136,20 @@
           <w14:ligatures w14:val="standardContextual"/>
         </w:rPr>
         <mc:AlternateContent>
-          <mc:Choice Requires="wps">
+          <mc:Choice Requires="wpg">
             <w:drawing>
-              <wp:anchor distT="0" distB="0" distL="114300" distR="114300" simplePos="0" relativeHeight="251680768" behindDoc="0" locked="0" layoutInCell="1" allowOverlap="1" wp14:anchorId="1CF3112A" wp14:editId="780FC778">
+              <wp:anchor distT="0" distB="0" distL="114300" distR="114300" simplePos="0" relativeHeight="251685888" behindDoc="0" locked="0" layoutInCell="1" allowOverlap="1" wp14:anchorId="1F3BDFDF" wp14:editId="0B6AF4AF">
                 <wp:simplePos x="0" y="0"/>
                 <wp:positionH relativeFrom="column">
-                  <wp:posOffset>5678605</wp:posOffset>
+                  <wp:posOffset>5677152</wp:posOffset>
                 </wp:positionH>
                 <wp:positionV relativeFrom="paragraph">
-                  <wp:posOffset>396206</wp:posOffset>
+                  <wp:posOffset>-77386</wp:posOffset>
                 </wp:positionV>
-                <wp:extent cx="727075" cy="402590"/>
-                <wp:effectExtent l="0" t="0" r="0" b="0"/>
+                <wp:extent cx="2642256" cy="874929"/>
+                <wp:effectExtent l="0" t="0" r="12065" b="0"/>
                 <wp:wrapNone/>
-                <wp:docPr id="377284431" name="文字方塊 2"/>
-                <wp:cNvGraphicFramePr>
-                  <a:graphicFrameLocks xmlns:a="http://schemas.openxmlformats.org/drawingml/2006/main"/>
-                </wp:cNvGraphicFramePr>
-                <a:graphic xmlns:a="http://schemas.openxmlformats.org/drawingml/2006/main">
-                  <a:graphicData uri="http://schemas.microsoft.com/office/word/2010/wordprocessingShape">
-                    <wps:wsp>
-                      <wps:cNvSpPr txBox="1">
-                        <a:spLocks noChangeArrowheads="1"/>
-                      </wps:cNvSpPr>
-                      <wps:spPr bwMode="auto">
-                        <a:xfrm>
-                          <a:off x="0" y="0"/>
-                          <a:ext cx="727075" cy="402590"/>
-                        </a:xfrm>
-                        <a:prstGeom prst="rect">
-                          <a:avLst/>
-                        </a:prstGeom>
-                        <a:noFill/>
-                        <a:ln w="9525">
-                          <a:noFill/>
-                          <a:miter lim="800000"/>
-                          <a:headEnd/>
-                          <a:tailEnd/>
-                        </a:ln>
-                      </wps:spPr>
-                      <wps:txbx>
-                        <w:txbxContent>
-                          <w:p>
-                            <w:pPr>
-                              <w:adjustRightInd w:val="0"/>
-                              <w:spacing w:before="120"/>
-                              <w:rPr>
-                                <w:rFonts w:ascii="jf open 粉圓 1.1" w:eastAsia="jf open 粉圓 1.1" w:hAnsi="jf open 粉圓 1.1"/>
-                                <w:color w:val="252525"/>
-                              </w:rPr>
-                            </w:pPr>
-                            <w:r>
-                              <w:rPr>
-                                <w:rFonts w:ascii="jf open 粉圓 1.1" w:eastAsia="jf open 粉圓 1.1" w:hAnsi="jf open 粉圓 1.1" w:hint="eastAsia"/>
-                                <w:color w:val="252525"/>
-                              </w:rPr>
-                              <w:t>姓名｜</w:t>
-                            </w:r>
-                          </w:p>
-                        </w:txbxContent>
-                      </wps:txbx>
-                      <wps:bodyPr rot="0" vert="horz" wrap="square" lIns="91440" tIns="45720" rIns="91440" bIns="45720" anchor="t" anchorCtr="0">
-                        <a:noAutofit/>
-                      </wps:bodyPr>
-                    </wps:wsp>
-                  </a:graphicData>
-                </a:graphic>
-              </wp:anchor>
-            </w:drawing>
-          </mc:Choice>
-          <mc:Fallback>
-            <w:pict>
-              <v:shape w14:anchorId="1CF3112A" id="_x0000_s1027" type="#_x0000_t202" style="position:absolute;margin-left:447.15pt;margin-top:31.2pt;width:57.25pt;height:31.7pt;z-index:251680768;visibility:visible;mso-wrap-style:square;mso-wrap-distance-left:9pt;mso-wrap-distance-top:0;mso-wrap-distance-right:9pt;mso-wrap-distance-bottom:0;mso-position-horizontal:absolute;mso-position-horizontal-relative:text;mso-position-vertical:absolute;mso-position-vertical-relative:text;v-text-anchor:top" o:gfxdata="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" filled="f" stroked="f">
-                <v:textbox>
-                  <w:txbxContent>
-                    <w:p>
-                      <w:pPr>
-                        <w:adjustRightInd w:val="0"/>
-                        <w:spacing w:before="120"/>
-                        <w:rPr>
-                          <w:rFonts w:ascii="jf open 粉圓 1.1" w:eastAsia="jf open 粉圓 1.1" w:hAnsi="jf open 粉圓 1.1"/>
-                          <w:color w:val="252525"/>
-                        </w:rPr>
-                      </w:pPr>
-                      <w:r>
-                        <w:rPr>
-                          <w:rFonts w:ascii="jf open 粉圓 1.1" w:eastAsia="jf open 粉圓 1.1" w:hAnsi="jf open 粉圓 1.1" w:hint="eastAsia"/>
-                          <w:color w:val="252525"/>
-                        </w:rPr>
-                        <w:t>姓名｜</w:t>
-                      </w:r>
-                    </w:p>
-                  </w:txbxContent>
-                </v:textbox>
-              </v:shape>
-            </w:pict>
-          </mc:Fallback>
-        </mc:AlternateContent>
-      </w:r>
-      <w:r>
-        <w:rPr>
-          <w:rFonts w:eastAsia="DFPYuanMedium-B5"/>
-          <w:noProof/>
-          <w:color w:val="000000" w:themeColor="text1"/>
-          <w:sz w:val="20"/>
-          <w:szCs w:val="20"/>
-          <w14:ligatures w14:val="standardContextual"/>
-        </w:rPr>
-        <mc:AlternateContent>
-          <mc:Choice Requires="wpg">
-            <w:drawing>
-              <wp:anchor distT="0" distB="0" distL="114300" distR="114300" simplePos="0" relativeHeight="251685888" behindDoc="0" locked="0" layoutInCell="1" allowOverlap="1" wp14:anchorId="6578D028" wp14:editId="470D7361">
-                <wp:simplePos x="0" y="0"/>
-                <wp:positionH relativeFrom="column">
-                  <wp:posOffset>7003783</wp:posOffset>
-                </wp:positionH>
-                <wp:positionV relativeFrom="paragraph">
-                  <wp:posOffset>-75565</wp:posOffset>
-                </wp:positionV>
-                <wp:extent cx="1316073" cy="793934"/>
-                <wp:effectExtent l="0" t="0" r="17780" b="19050"/>
-                <wp:wrapNone/>
-                <wp:docPr id="1567695132" name="Group 31"/>
+                <wp:docPr id="1356714069" name="Group 47"/>
                 <wp:cNvGraphicFramePr/>
                 <a:graphic xmlns:a="http://schemas.openxmlformats.org/drawingml/2006/main">
                   <a:graphicData uri="http://schemas.microsoft.com/office/word/2010/wordprocessingGroup">
@@ -268,19 +158,19 @@
                       <wpg:grpSpPr>
                         <a:xfrm>
                           <a:off x="0" y="0"/>
-                          <a:ext cx="1316073" cy="793934"/>
+                          <a:ext cx="2642256" cy="874929"/>
                           <a:chOff x="0" y="0"/>
-                          <a:chExt cx="1316073" cy="793934"/>
+                          <a:chExt cx="2642256" cy="874929"/>
                         </a:xfrm>
                       </wpg:grpSpPr>
                       <wps:wsp>
-                        <wps:cNvPr id="217601959" name="文字方塊 2"/>
+                        <wps:cNvPr id="1880807575" name="文字方塊 2"/>
                         <wps:cNvSpPr txBox="1">
                           <a:spLocks noChangeArrowheads="1"/>
                         </wps:cNvSpPr>
                         <wps:spPr bwMode="auto">
                           <a:xfrm>
-                            <a:off x="0" y="0"/>
+                            <a:off x="0" y="472339"/>
                             <a:ext cx="727075" cy="402590"/>
                           </a:xfrm>
                           <a:prstGeom prst="rect">
@@ -310,7 +200,7 @@
                                   <w:rFonts w:ascii="jf open 粉圓 1.1" w:eastAsia="jf open 粉圓 1.1" w:hAnsi="jf open 粉圓 1.1" w:hint="eastAsia"/>
                                   <w:color w:val="252525"/>
                                 </w:rPr>
-                                <w:t>得分</w:t>
+                                <w:t>姓名｜</w:t>
                               </w:r>
                             </w:p>
                           </w:txbxContent>
@@ -319,47 +209,105 @@
                           <a:noAutofit/>
                         </wps:bodyPr>
                       </wps:wsp>
-                      <wps:wsp>
-                        <wps:cNvPr id="251135237" name="Rectangle 30"/>
-                        <wps:cNvSpPr/>
-                        <wps:spPr>
+                      <wpg:grpSp>
+                        <wpg:cNvPr id="732752471" name="Group 31"/>
+                        <wpg:cNvGrpSpPr/>
+                        <wpg:grpSpPr>
                           <a:xfrm>
-                            <a:off x="512163" y="112593"/>
-                            <a:ext cx="803910" cy="681341"/>
+                            <a:off x="1326183" y="0"/>
+                            <a:ext cx="1316073" cy="793934"/>
+                            <a:chOff x="0" y="0"/>
+                            <a:chExt cx="1316073" cy="793934"/>
                           </a:xfrm>
-                          <a:prstGeom prst="rect">
-                            <a:avLst/>
-                          </a:prstGeom>
-                          <a:noFill/>
-                          <a:ln w="28575">
-                            <a:solidFill>
-                              <a:schemeClr val="tx1"/>
-                            </a:solidFill>
-                          </a:ln>
-                        </wps:spPr>
-                        <wps:style>
-                          <a:lnRef idx="2">
-                            <a:schemeClr val="accent1">
-                              <a:shade val="15000"/>
-                            </a:schemeClr>
-                          </a:lnRef>
-                          <a:fillRef idx="1">
-                            <a:schemeClr val="accent1"/>
-                          </a:fillRef>
-                          <a:effectRef idx="0">
-                            <a:schemeClr val="accent1"/>
-                          </a:effectRef>
-                          <a:fontRef idx="minor">
-                            <a:schemeClr val="lt1"/>
-                          </a:fontRef>
-                        </wps:style>
-                        <wps:bodyPr rot="0" spcFirstLastPara="0" vertOverflow="overflow" horzOverflow="overflow" vert="horz" wrap="square" lIns="91440" tIns="45720" rIns="91440" bIns="45720" numCol="1" spcCol="0" rtlCol="0" fromWordArt="0" anchor="ctr" anchorCtr="0" forceAA="0" compatLnSpc="1">
-                          <a:prstTxWarp prst="textNoShape">
-                            <a:avLst/>
-                          </a:prstTxWarp>
-                          <a:noAutofit/>
-                        </wps:bodyPr>
-                      </wps:wsp>
+                        </wpg:grpSpPr>
+                        <wps:wsp>
+                          <wps:cNvPr id="121708084" name="文字方塊 2"/>
+                          <wps:cNvSpPr txBox="1">
+                            <a:spLocks noChangeArrowheads="1"/>
+                          </wps:cNvSpPr>
+                          <wps:spPr bwMode="auto">
+                            <a:xfrm>
+                              <a:off x="0" y="0"/>
+                              <a:ext cx="727075" cy="402590"/>
+                            </a:xfrm>
+                            <a:prstGeom prst="rect">
+                              <a:avLst/>
+                            </a:prstGeom>
+                            <a:noFill/>
+                            <a:ln w="9525">
+                              <a:noFill/>
+                              <a:miter lim="800000"/>
+                              <a:headEnd/>
+                              <a:tailEnd/>
+                            </a:ln>
+                          </wps:spPr>
+                          <wps:txbx>
+                            <w:txbxContent>
+                              <w:p>
+                                <w:pPr>
+                                  <w:adjustRightInd w:val="0"/>
+                                  <w:spacing w:before="120"/>
+                                  <w:rPr>
+                                    <w:rFonts w:ascii="jf open 粉圓 1.1" w:eastAsia="jf open 粉圓 1.1" w:hAnsi="jf open 粉圓 1.1"/>
+                                    <w:color w:val="252525"/>
+                                  </w:rPr>
+                                </w:pPr>
+                                <w:r>
+                                  <w:rPr>
+                                    <w:rFonts w:ascii="jf open 粉圓 1.1" w:eastAsia="jf open 粉圓 1.1" w:hAnsi="jf open 粉圓 1.1" w:hint="eastAsia"/>
+                                    <w:color w:val="252525"/>
+                                  </w:rPr>
+                                  <w:t>得分</w:t>
+                                </w:r>
+                              </w:p>
+                            </w:txbxContent>
+                          </wps:txbx>
+                          <wps:bodyPr rot="0" vert="horz" wrap="square" lIns="91440" tIns="45720" rIns="91440" bIns="45720" anchor="t" anchorCtr="0">
+                            <a:noAutofit/>
+                          </wps:bodyPr>
+                        </wps:wsp>
+                        <wps:wsp>
+                          <wps:cNvPr id="1859855978" name="Rectangle 30"/>
+                          <wps:cNvSpPr/>
+                          <wps:spPr>
+                            <a:xfrm>
+                              <a:off x="512163" y="112593"/>
+                              <a:ext cx="803910" cy="681341"/>
+                            </a:xfrm>
+                            <a:prstGeom prst="rect">
+                              <a:avLst/>
+                            </a:prstGeom>
+                            <a:noFill/>
+                            <a:ln w="28575">
+                              <a:solidFill>
+                                <a:schemeClr val="tx1"/>
+                              </a:solidFill>
+                            </a:ln>
+                          </wps:spPr>
+                          <wps:style>
+                            <a:lnRef idx="2">
+                              <a:schemeClr val="accent1">
+                                <a:shade val="15000"/>
+                              </a:schemeClr>
+                            </a:lnRef>
+                            <a:fillRef idx="1">
+                              <a:schemeClr val="accent1"/>
+                            </a:fillRef>
+                            <a:effectRef idx="0">
+                              <a:schemeClr val="accent1"/>
+                            </a:effectRef>
+                            <a:fontRef idx="minor">
+                              <a:schemeClr val="lt1"/>
+                            </a:fontRef>
+                          </wps:style>
+                          <wps:bodyPr rot="0" spcFirstLastPara="0" vertOverflow="overflow" horzOverflow="overflow" vert="horz" wrap="square" lIns="91440" tIns="45720" rIns="91440" bIns="45720" numCol="1" spcCol="0" rtlCol="0" fromWordArt="0" anchor="ctr" anchorCtr="0" forceAA="0" compatLnSpc="1">
+                            <a:prstTxWarp prst="textNoShape">
+                              <a:avLst/>
+                            </a:prstTxWarp>
+                            <a:noAutofit/>
+                          </wps:bodyPr>
+                        </wps:wsp>
+                      </wpg:grpSp>
                     </wpg:wgp>
                   </a:graphicData>
                 </a:graphic>
@@ -368,8 +316,8 @@
           </mc:Choice>
           <mc:Fallback>
             <w:pict>
-              <v:group w14:anchorId="6578D028" id="Group 31" o:spid="_x0000_s1028" style="position:absolute;margin-left:551.5pt;margin-top:-5.95pt;width:103.65pt;height:62.5pt;z-index:251685888" coordsize="13160,7939" o:gfxdata="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">
-                <v:shape id="_x0000_s1029" type="#_x0000_t202" style="position:absolute;width:7270;height:4025;visibility:visible;mso-wrap-style:square;v-text-anchor:top" o:gfxdata="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" filled="f" stroked="f">
+              <v:group w14:anchorId="1F3BDFDF" id="Group 47" o:spid="_x0000_s1027" style="position:absolute;margin-left:447pt;margin-top:-6.1pt;width:208.05pt;height:68.9pt;z-index:251685888" coordsize="26422,8749" o:gfxdata="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">
+                <v:shape id="_x0000_s1028" type="#_x0000_t202" style="position:absolute;top:4723;width:7270;height:4026;visibility:visible;mso-wrap-style:square;v-text-anchor:top" o:gfxdata="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" filled="f" stroked="f">
                   <v:textbox>
                     <w:txbxContent>
                       <w:p>
@@ -386,13 +334,38 @@
                             <w:rFonts w:ascii="jf open 粉圓 1.1" w:eastAsia="jf open 粉圓 1.1" w:hAnsi="jf open 粉圓 1.1" w:hint="eastAsia"/>
                             <w:color w:val="252525"/>
                           </w:rPr>
-                          <w:t>得分</w:t>
+                          <w:t>姓名｜</w:t>
                         </w:r>
                       </w:p>
                     </w:txbxContent>
                   </v:textbox>
                 </v:shape>
-                <v:rect id="Rectangle 30" o:spid="_x0000_s1030" style="position:absolute;left:5121;top:1125;width:8039;height:6814;visibility:visible;mso-wrap-style:square;v-text-anchor:middle" o:gfxdata="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" filled="f" strokecolor="black [3213]" strokeweight="2.25pt"/>
+                <v:group id="Group 31" o:spid="_x0000_s1029" style="position:absolute;left:13261;width:13161;height:7939" coordsize="13160,7939" o:gfxdata="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">
+                  <v:shape id="_x0000_s1030" type="#_x0000_t202" style="position:absolute;width:7270;height:4025;visibility:visible;mso-wrap-style:square;v-text-anchor:top" o:gfxdata="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" filled="f" stroked="f">
+                    <v:textbox>
+                      <w:txbxContent>
+                        <w:p>
+                          <w:pPr>
+                            <w:adjustRightInd w:val="0"/>
+                            <w:spacing w:before="120"/>
+                            <w:rPr>
+                              <w:rFonts w:ascii="jf open 粉圓 1.1" w:eastAsia="jf open 粉圓 1.1" w:hAnsi="jf open 粉圓 1.1"/>
+                              <w:color w:val="252525"/>
+                            </w:rPr>
+                          </w:pPr>
+                          <w:r>
+                            <w:rPr>
+                              <w:rFonts w:ascii="jf open 粉圓 1.1" w:eastAsia="jf open 粉圓 1.1" w:hAnsi="jf open 粉圓 1.1" w:hint="eastAsia"/>
+                              <w:color w:val="252525"/>
+                            </w:rPr>
+                            <w:t>得分</w:t>
+                          </w:r>
+                        </w:p>
+                      </w:txbxContent>
+                    </v:textbox>
+                  </v:shape>
+                  <v:rect id="Rectangle 30" o:spid="_x0000_s1031" style="position:absolute;left:5121;top:1125;width:8039;height:6814;visibility:visible;mso-wrap-style:square;v-text-anchor:middle" o:gfxdata="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" filled="f" strokecolor="black [3213]" strokeweight="2.25pt"/>
+                </v:group>
               </v:group>
             </w:pict>
           </mc:Fallback>
@@ -410,7 +383,7 @@
         <mc:AlternateContent>
           <mc:Choice Requires="wpg">
             <w:drawing>
-              <wp:anchor distT="0" distB="0" distL="114300" distR="114300" simplePos="0" relativeHeight="251678720" behindDoc="0" locked="0" layoutInCell="1" allowOverlap="1" wp14:anchorId="6C12B264" wp14:editId="69360521">
+              <wp:anchor distT="0" distB="0" distL="114300" distR="114300" simplePos="0" relativeHeight="251677696" behindDoc="0" locked="0" layoutInCell="1" allowOverlap="1" wp14:anchorId="6C12B264" wp14:editId="42220FC7">
                 <wp:simplePos x="0" y="0"/>
                 <wp:positionH relativeFrom="column">
                   <wp:posOffset>-11526</wp:posOffset>
@@ -464,7 +437,7 @@
                           <a:prstGeom prst="rect">
                             <a:avLst/>
                           </a:prstGeom>
-                          <a:grpFill/>
+                          <a:noFill/>
                           <a:ln>
                             <a:noFill/>
                           </a:ln>
@@ -544,7 +517,7 @@
           </mc:Choice>
           <mc:Fallback>
             <w:pict>
-              <v:group w14:anchorId="46FC2F6D" id="Group 13" o:spid="_x0000_s1026" style="position:absolute;margin-left:-.9pt;margin-top:.5pt;width:660.1pt;height:64.95pt;z-index:251678720;mso-width-relative:margin;mso-height-relative:margin" coordorigin=",876" coordsize="83839,6419" o:gfxdata="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">
+              <v:group w14:anchorId="307892BF" id="Group 13" o:spid="_x0000_s1026" style="position:absolute;margin-left:-.9pt;margin-top:.5pt;width:660.1pt;height:64.95pt;z-index:251677696;mso-width-relative:margin;mso-height-relative:margin" coordorigin=",876" coordsize="83839,6419" o:gfxdata="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">
                 <v:shapetype id="_x0000_t75" coordsize="21600,21600" o:spt="75" o:preferrelative="t" path="m@4@5l@4@11@9@11@9@5xe" filled="f" stroked="f">
                   <v:stroke joinstyle="miter"/>
                   <v:formulas>
@@ -687,19 +660,58 @@
     </w:p>
     <w:p>
       <w:pPr>
-        <w:spacing w:before="120" w:after="80"/>
-        <w:pBdr>
-          <w:bottom w:val="single" w:sz="4" w:color="555555"/>
-        </w:pBdr>
+        <w:spacing w:before="120" w:after="60"/>
       </w:pPr>
       <w:r>
         <w:rPr>
-          <w:rFonts w:ascii="Times New Roman" w:hAnsi="Times New Roman" w:eastAsia="DFPYuanMedium-B5" w:hint="eastAsia"/>
-          <w:b/>
+          <w:rFonts w:eastAsia="DFPYuanMedium-B5"/>
           <w:sz w:val="24"/>
           <w:szCs w:val="24"/>
         </w:rPr>
         <w:t xml:space="preserve">{title}</w:t>
+      </w:r>
+      <w:r>
+        <w:rPr>
+          <w:rFonts w:eastAsia="DFPYuanMedium-B5"/>
+          <w:sz w:val="20"/>
+          <w:szCs w:val="20"/>
+        </w:rPr>
+        <w:t xml:space="preserve"> ／每題 XX 分，共 XX 分</w:t>
+      </w:r>
+    </w:p>
+    <w:p>
+      <w:r>
+        <w:t xml:space="preserve">{#passage}</w:t>
+      </w:r>
+    </w:p>
+    <w:p>
+      <w:pPr>
+        <w:spacing w:after="120"/>
+      </w:pPr>
+      <w:r>
+        <w:rPr>
+          <w:rFonts w:eastAsia="DFPYuanMedium-B5"/>
+          <w:sz w:val="20"/>
+          <w:szCs w:val="20"/>
+        </w:rPr>
+        <w:t xml:space="preserve">◎ {text}</w:t>
+      </w:r>
+      <w:r>
+        <w:t xml:space="preserve">{#imgs}</w:t>
+      </w:r>
+      <w:r>
+        <w:br/>
+      </w:r>
+      <w:r>
+        <w:t xml:space="preserve">{%src}</w:t>
+      </w:r>
+      <w:r>
+        <w:t xml:space="preserve">{/imgs}</w:t>
+      </w:r>
+    </w:p>
+    <w:p>
+      <w:r>
+        <w:t xml:space="preserve">{/passage}</w:t>
       </w:r>
     </w:p>
     <w:p>
@@ -709,25 +721,49 @@
     </w:p>
     <w:p>
       <w:pPr>
+        <w:pStyle w:val="ListParagraph"/>
+        <w:widowControl/>
+        <w:numPr>
+          <w:ilvl w:val="0"/>
+          <w:numId w:val="100"/>
+        </w:numPr>
+        <w:tabs>
+          <w:tab w:val="left" w:pos="0"/>
+          <w:tab w:val="left" w:pos="709"/>
+          <w:tab w:val="left" w:pos="1985"/>
+          <w:tab w:val="left" w:pos="3260"/>
+          <w:tab w:val="left" w:pos="4536"/>
+        </w:tabs>
+        <w:snapToGrid w:val="0"/>
         <w:spacing w:after="120"/>
-        <w:ind w:left="360" w:hanging="360"/>
-      </w:pPr>
-      <w:r>
+        <w:ind w:left="567" w:hanging="425"/>
+        <w:contextualSpacing w:val="0"/>
         <w:rPr>
-          <w:rFonts w:ascii="Times New Roman" w:hAnsi="Times New Roman" w:eastAsia="DFPYuanMedium-B5" w:hint="eastAsia"/>
-          <w:b/>
+          <w:rFonts w:eastAsia="DFPYuanMedium-B5"/>
           <w:sz w:val="20"/>
           <w:szCs w:val="20"/>
         </w:rPr>
-        <w:t xml:space="preserve">{no}. </w:t>
-      </w:r>
+      </w:pPr>
       <w:r>
         <w:rPr>
-          <w:rFonts w:ascii="Times New Roman" w:hAnsi="Times New Roman" w:eastAsia="DFPYuanMedium-B5" w:hint="eastAsia"/>
+          <w:rFonts w:eastAsia="DFPYuanMedium-B5"/>
+          <w:color w:val="000000"/>
           <w:sz w:val="20"/>
           <w:szCs w:val="20"/>
         </w:rPr>
         <w:t xml:space="preserve">{text}</w:t>
+      </w:r>
+      <w:r>
+        <w:t xml:space="preserve">{#imgs}</w:t>
+      </w:r>
+      <w:r>
+        <w:br/>
+      </w:r>
+      <w:r>
+        <w:t xml:space="preserve">{%src}</w:t>
+      </w:r>
+      <w:r>
+        <w:t xml:space="preserve">{/imgs}</w:t>
       </w:r>
     </w:p>
     <w:p>
@@ -1165,7 +1201,7 @@
                               <w:spacing w:before="120"/>
                               <w:jc w:val="right"/>
                               <w:rPr>
-                                <w:rFonts w:ascii="DFPYuanMedium-B5" w:eastAsia="DFPYuanMedium-B5" w:hAnsi="DFPYuanMedium-B5"/>
+                                <w:rFonts w:ascii="DFPYuanMedium-B5" w:eastAsia="DFPYuanMedium-B5" w:hAnsi="DFPYuanMedium-B5" w:hint="eastAsia"/>
                                 <w:sz w:val="18"/>
                                 <w:szCs w:val="18"/>
                               </w:rPr>
@@ -1176,7 +1212,15 @@
                                 <w:sz w:val="18"/>
                                 <w:szCs w:val="18"/>
                               </w:rPr>
-                              <w:t>SCI-JB3</w:t>
+                              <w:t>SCI-JB</w:t>
+                            </w:r>
+                            <w:r>
+                              <w:rPr>
+                                <w:rFonts w:ascii="DFPYuanMedium-B5" w:eastAsia="DFPYuanMedium-B5" w:hAnsi="DFPYuanMedium-B5" w:hint="eastAsia"/>
+                                <w:sz w:val="18"/>
+                                <w:szCs w:val="18"/>
+                              </w:rPr>
+                              <w:t>{book}</w:t>
                             </w:r>
                             <w:r>
                               <w:rPr>
@@ -1196,11 +1240,11 @@
                             </w:r>
                             <w:r>
                               <w:rPr>
-                                <w:rFonts w:ascii="DFPYuanMedium-B5" w:eastAsia="DFPYuanMedium-B5" w:hAnsi="DFPYuanMedium-B5"/>
+                                <w:rFonts w:ascii="DFPYuanMedium-B5" w:eastAsia="DFPYuanMedium-B5" w:hAnsi="DFPYuanMedium-B5" w:hint="eastAsia"/>
                                 <w:sz w:val="18"/>
                                 <w:szCs w:val="18"/>
                               </w:rPr>
-                              <w:t>2</w:t>
+                              <w:t xml:space="preserve">{unit} </w:t>
                             </w:r>
                             <w:r>
                               <w:rPr>
@@ -1208,7 +1252,7 @@
                                 <w:sz w:val="18"/>
                                 <w:szCs w:val="18"/>
                               </w:rPr>
-                              <w:t>-</w:t>
+                              <w:t>A</w:t>
                             </w:r>
                             <w:r>
                               <w:rPr>
@@ -1216,31 +1260,7 @@
                                 <w:sz w:val="18"/>
                                 <w:szCs w:val="18"/>
                               </w:rPr>
-                              <w:t>2</w:t>
-                            </w:r>
-                            <w:r>
-                              <w:rPr>
-                                <w:rFonts w:ascii="DFPYuanMedium-B5" w:eastAsia="DFPYuanMedium-B5" w:hAnsi="DFPYuanMedium-B5" w:hint="eastAsia"/>
-                                <w:sz w:val="18"/>
-                                <w:szCs w:val="18"/>
-                              </w:rPr>
-                              <w:t>+</w:t>
-                            </w:r>
-                            <w:r>
-                              <w:rPr>
-                                <w:rFonts w:ascii="DFPYuanMedium-B5" w:eastAsia="DFPYuanMedium-B5" w:hAnsi="DFPYuanMedium-B5"/>
-                                <w:sz w:val="18"/>
-                                <w:szCs w:val="18"/>
-                              </w:rPr>
-                              <w:t>2-</w:t>
-                            </w:r>
-                            <w:r>
-                              <w:rPr>
-                                <w:rFonts w:ascii="DFPYuanMedium-B5" w:eastAsia="DFPYuanMedium-B5" w:hAnsi="DFPYuanMedium-B5"/>
-                                <w:sz w:val="18"/>
-                                <w:szCs w:val="18"/>
-                              </w:rPr>
-                              <w:t>3</w:t>
+                              <w:t>,</w:t>
                             </w:r>
                             <w:r>
                               <w:rPr>
@@ -1249,6 +1269,22 @@
                                 <w:szCs w:val="18"/>
                               </w:rPr>
                               <w:t>B</w:t>
+                            </w:r>
+                            <w:r>
+                              <w:rPr>
+                                <w:rFonts w:ascii="DFPYuanMedium-B5" w:eastAsia="DFPYuanMedium-B5" w:hAnsi="DFPYuanMedium-B5"/>
+                                <w:sz w:val="18"/>
+                                <w:szCs w:val="18"/>
+                              </w:rPr>
+                              <w:t>,</w:t>
+                            </w:r>
+                            <w:r>
+                              <w:rPr>
+                                <w:rFonts w:ascii="DFPYuanMedium-B5" w:eastAsia="DFPYuanMedium-B5" w:hAnsi="DFPYuanMedium-B5"/>
+                                <w:sz w:val="18"/>
+                                <w:szCs w:val="18"/>
+                              </w:rPr>
+                              <w:t>K</w:t>
                             </w:r>
                           </w:p>
                           <w:p>
@@ -1282,12 +1318,12 @@
         </mc:Choice>
         <mc:Fallback>
           <w:pict>
-            <v:group w14:anchorId="245B26A5" id="Group 18" o:spid="_x0000_s1067" style="position:absolute;margin-left:-.9pt;margin-top:-22.1pt;width:660.1pt;height:27.7pt;z-index:251668480;mso-width-relative:margin;mso-height-relative:margin" coordorigin="1169,1182" coordsize="69410,3523" o:gfxdata="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">
+            <v:group w14:anchorId="245B26A5" id="Group 18" o:spid="_x0000_s1034" style="position:absolute;margin-left:-.9pt;margin-top:-22.1pt;width:660.1pt;height:27.7pt;z-index:251668480;mso-width-relative:margin;mso-height-relative:margin" coordorigin="1169,1182" coordsize="69410,3523" o:gfxdata="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">
               <v:shapetype id="_x0000_t202" coordsize="21600,21600" o:spt="202" path="m,l,21600r21600,l21600,xe">
                 <v:stroke joinstyle="miter"/>
                 <v:path gradientshapeok="t" o:connecttype="rect"/>
               </v:shapetype>
-              <v:shape id="_x0000_s1068" type="#_x0000_t202" style="position:absolute;left:1169;top:1182;width:11377;height:3190;visibility:visible;mso-wrap-style:square;v-text-anchor:top" o:gfxdata="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" filled="f" stroked="f">
+              <v:shape id="_x0000_s1035" type="#_x0000_t202" style="position:absolute;left:1169;top:1182;width:11377;height:3190;visibility:visible;mso-wrap-style:square;v-text-anchor:top" o:gfxdata="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" filled="f" stroked="f">
                 <v:textbox>
                   <w:txbxContent>
                     <w:p>
@@ -1319,7 +1355,7 @@
                   </w:txbxContent>
                 </v:textbox>
               </v:shape>
-              <v:shape id="_x0000_s1069" type="#_x0000_t202" style="position:absolute;left:52913;top:1516;width:17666;height:3190;visibility:visible;mso-wrap-style:square;v-text-anchor:top" o:gfxdata="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" filled="f" stroked="f">
+              <v:shape id="_x0000_s1036" type="#_x0000_t202" style="position:absolute;left:52913;top:1516;width:17666;height:3190;visibility:visible;mso-wrap-style:square;v-text-anchor:top" o:gfxdata="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" filled="f" stroked="f">
                 <v:textbox>
                   <w:txbxContent>
                     <w:p>
@@ -1328,7 +1364,7 @@
                         <w:spacing w:before="120"/>
                         <w:jc w:val="right"/>
                         <w:rPr>
-                          <w:rFonts w:ascii="DFPYuanMedium-B5" w:eastAsia="DFPYuanMedium-B5" w:hAnsi="DFPYuanMedium-B5"/>
+                          <w:rFonts w:ascii="DFPYuanMedium-B5" w:eastAsia="DFPYuanMedium-B5" w:hAnsi="DFPYuanMedium-B5" w:hint="eastAsia"/>
                           <w:sz w:val="18"/>
                           <w:szCs w:val="18"/>
                         </w:rPr>
@@ -1339,7 +1375,15 @@
                           <w:sz w:val="18"/>
                           <w:szCs w:val="18"/>
                         </w:rPr>
-                        <w:t>SCI-JB3</w:t>
+                        <w:t>SCI-JB</w:t>
+                      </w:r>
+                      <w:r>
+                        <w:rPr>
+                          <w:rFonts w:ascii="DFPYuanMedium-B5" w:eastAsia="DFPYuanMedium-B5" w:hAnsi="DFPYuanMedium-B5" w:hint="eastAsia"/>
+                          <w:sz w:val="18"/>
+                          <w:szCs w:val="18"/>
+                        </w:rPr>
+                        <w:t>{book}</w:t>
                       </w:r>
                       <w:r>
                         <w:rPr>
@@ -1359,11 +1403,11 @@
                       </w:r>
                       <w:r>
                         <w:rPr>
-                          <w:rFonts w:ascii="DFPYuanMedium-B5" w:eastAsia="DFPYuanMedium-B5" w:hAnsi="DFPYuanMedium-B5"/>
+                          <w:rFonts w:ascii="DFPYuanMedium-B5" w:eastAsia="DFPYuanMedium-B5" w:hAnsi="DFPYuanMedium-B5" w:hint="eastAsia"/>
                           <w:sz w:val="18"/>
                           <w:szCs w:val="18"/>
                         </w:rPr>
-                        <w:t>2</w:t>
+                        <w:t xml:space="preserve">{unit} </w:t>
                       </w:r>
                       <w:r>
                         <w:rPr>
@@ -1371,7 +1415,7 @@
                           <w:sz w:val="18"/>
                           <w:szCs w:val="18"/>
                         </w:rPr>
-                        <w:t>-</w:t>
+                        <w:t>A</w:t>
                       </w:r>
                       <w:r>
                         <w:rPr>
@@ -1379,31 +1423,7 @@
                           <w:sz w:val="18"/>
                           <w:szCs w:val="18"/>
                         </w:rPr>
-                        <w:t>2</w:t>
-                      </w:r>
-                      <w:r>
-                        <w:rPr>
-                          <w:rFonts w:ascii="DFPYuanMedium-B5" w:eastAsia="DFPYuanMedium-B5" w:hAnsi="DFPYuanMedium-B5" w:hint="eastAsia"/>
-                          <w:sz w:val="18"/>
-                          <w:szCs w:val="18"/>
-                        </w:rPr>
-                        <w:t>+</w:t>
-                      </w:r>
-                      <w:r>
-                        <w:rPr>
-                          <w:rFonts w:ascii="DFPYuanMedium-B5" w:eastAsia="DFPYuanMedium-B5" w:hAnsi="DFPYuanMedium-B5"/>
-                          <w:sz w:val="18"/>
-                          <w:szCs w:val="18"/>
-                        </w:rPr>
-                        <w:t>2-</w:t>
-                      </w:r>
-                      <w:r>
-                        <w:rPr>
-                          <w:rFonts w:ascii="DFPYuanMedium-B5" w:eastAsia="DFPYuanMedium-B5" w:hAnsi="DFPYuanMedium-B5"/>
-                          <w:sz w:val="18"/>
-                          <w:szCs w:val="18"/>
-                        </w:rPr>
-                        <w:t>3</w:t>
+                        <w:t>,</w:t>
                       </w:r>
                       <w:r>
                         <w:rPr>
@@ -1412,6 +1432,22 @@
                           <w:szCs w:val="18"/>
                         </w:rPr>
                         <w:t>B</w:t>
+                      </w:r>
+                      <w:r>
+                        <w:rPr>
+                          <w:rFonts w:ascii="DFPYuanMedium-B5" w:eastAsia="DFPYuanMedium-B5" w:hAnsi="DFPYuanMedium-B5"/>
+                          <w:sz w:val="18"/>
+                          <w:szCs w:val="18"/>
+                        </w:rPr>
+                        <w:t>,</w:t>
+                      </w:r>
+                      <w:r>
+                        <w:rPr>
+                          <w:rFonts w:ascii="DFPYuanMedium-B5" w:eastAsia="DFPYuanMedium-B5" w:hAnsi="DFPYuanMedium-B5"/>
+                          <w:sz w:val="18"/>
+                          <w:szCs w:val="18"/>
+                        </w:rPr>
+                        <w:t>K</w:t>
                       </w:r>
                     </w:p>
                     <w:p>
@@ -1706,12 +1742,12 @@
         </mc:Choice>
         <mc:Fallback>
           <w:pict>
-            <v:group w14:anchorId="4048D024" id="_x0000_s1070" style="position:absolute;margin-left:-.9pt;margin-top:-22.1pt;width:660.1pt;height:27.7pt;z-index:251672576;mso-width-relative:margin;mso-height-relative:margin" coordorigin="1169,1182" coordsize="69410,3523" o:gfxdata="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">
+            <v:group w14:anchorId="4048D024" id="_x0000_s1037" style="position:absolute;margin-left:-.9pt;margin-top:-22.1pt;width:660.1pt;height:27.7pt;z-index:251672576;mso-width-relative:margin;mso-height-relative:margin" coordorigin="1169,1182" coordsize="69410,3523" o:gfxdata="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">
               <v:shapetype id="_x0000_t202" coordsize="21600,21600" o:spt="202" path="m,l,21600r21600,l21600,xe">
                 <v:stroke joinstyle="miter"/>
                 <v:path gradientshapeok="t" o:connecttype="rect"/>
               </v:shapetype>
-              <v:shape id="_x0000_s1071" type="#_x0000_t202" style="position:absolute;left:1169;top:1182;width:11377;height:3190;visibility:visible;mso-wrap-style:square;v-text-anchor:top" o:gfxdata="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" filled="f" stroked="f">
+              <v:shape id="_x0000_s1038" type="#_x0000_t202" style="position:absolute;left:1169;top:1182;width:11377;height:3190;visibility:visible;mso-wrap-style:square;v-text-anchor:top" o:gfxdata="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" filled="f" stroked="f">
                 <v:textbox>
                   <w:txbxContent>
                     <w:p>
@@ -1743,7 +1779,7 @@
                   </w:txbxContent>
                 </v:textbox>
               </v:shape>
-              <v:shape id="_x0000_s1072" type="#_x0000_t202" style="position:absolute;left:52913;top:1516;width:17666;height:3190;visibility:visible;mso-wrap-style:square;v-text-anchor:top" o:gfxdata="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" filled="f" stroked="f">
+              <v:shape id="_x0000_s1039" type="#_x0000_t202" style="position:absolute;left:52913;top:1516;width:17666;height:3190;visibility:visible;mso-wrap-style:square;v-text-anchor:top" o:gfxdata="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" filled="f" stroked="f">
                 <v:textbox>
                   <w:txbxContent>
                     <w:p>
@@ -3110,6 +3146,97 @@
     </w:lvl>
   </w:abstractNum>
   <w:abstractNum w:abstractNumId="14" w15:restartNumberingAfterBreak="0">
+    <w:nsid w:val="10251A63"/>
+    <w:multiLevelType w:val="hybridMultilevel"/>
+    <w:tmpl w:val="F728695C"/>
+    <w:lvl w:ilvl="0" w:tplc="2B8E5182">
+      <w:start w:val="1"/>
+      <w:numFmt w:val="japaneseCounting"/>
+      <w:lvlText w:val="%1、"/>
+      <w:lvlJc w:val="left"/>
+      <w:pPr>
+        <w:ind w:left="862" w:hanging="360"/>
+      </w:pPr>
+      <w:rPr>
+        <w:rFonts w:hint="default"/>
+        <w:sz w:val="24"/>
+        <w:szCs w:val="24"/>
+      </w:rPr>
+    </w:lvl>
+    <w:lvl w:ilvl="1" w:tplc="04090019" w:tentative="1">
+      <w:start w:val="1"/>
+      <w:numFmt w:val="lowerLetter"/>
+      <w:lvlText w:val="%2."/>
+      <w:lvlJc w:val="left"/>
+      <w:pPr>
+        <w:ind w:left="1582" w:hanging="360"/>
+      </w:pPr>
+    </w:lvl>
+    <w:lvl w:ilvl="2" w:tplc="0409001B" w:tentative="1">
+      <w:start w:val="1"/>
+      <w:numFmt w:val="lowerRoman"/>
+      <w:lvlText w:val="%3."/>
+      <w:lvlJc w:val="right"/>
+      <w:pPr>
+        <w:ind w:left="2302" w:hanging="180"/>
+      </w:pPr>
+    </w:lvl>
+    <w:lvl w:ilvl="3" w:tplc="0409000F" w:tentative="1">
+      <w:start w:val="1"/>
+      <w:numFmt w:val="decimal"/>
+      <w:lvlText w:val="%4."/>
+      <w:lvlJc w:val="left"/>
+      <w:pPr>
+        <w:ind w:left="3022" w:hanging="360"/>
+      </w:pPr>
+    </w:lvl>
+    <w:lvl w:ilvl="4" w:tplc="04090019" w:tentative="1">
+      <w:start w:val="1"/>
+      <w:numFmt w:val="lowerLetter"/>
+      <w:lvlText w:val="%5."/>
+      <w:lvlJc w:val="left"/>
+      <w:pPr>
+        <w:ind w:left="3742" w:hanging="360"/>
+      </w:pPr>
+    </w:lvl>
+    <w:lvl w:ilvl="5" w:tplc="0409001B" w:tentative="1">
+      <w:start w:val="1"/>
+      <w:numFmt w:val="lowerRoman"/>
+      <w:lvlText w:val="%6."/>
+      <w:lvlJc w:val="right"/>
+      <w:pPr>
+        <w:ind w:left="4462" w:hanging="180"/>
+      </w:pPr>
+    </w:lvl>
+    <w:lvl w:ilvl="6" w:tplc="0409000F" w:tentative="1">
+      <w:start w:val="1"/>
+      <w:numFmt w:val="decimal"/>
+      <w:lvlText w:val="%7."/>
+      <w:lvlJc w:val="left"/>
+      <w:pPr>
+        <w:ind w:left="5182" w:hanging="360"/>
+      </w:pPr>
+    </w:lvl>
+    <w:lvl w:ilvl="7" w:tplc="04090019" w:tentative="1">
+      <w:start w:val="1"/>
+      <w:numFmt w:val="lowerLetter"/>
+      <w:lvlText w:val="%8."/>
+      <w:lvlJc w:val="left"/>
+      <w:pPr>
+        <w:ind w:left="5902" w:hanging="360"/>
+      </w:pPr>
+    </w:lvl>
+    <w:lvl w:ilvl="8" w:tplc="0409001B" w:tentative="1">
+      <w:start w:val="1"/>
+      <w:numFmt w:val="lowerRoman"/>
+      <w:lvlText w:val="%9."/>
+      <w:lvlJc w:val="right"/>
+      <w:pPr>
+        <w:ind w:left="6622" w:hanging="180"/>
+      </w:pPr>
+    </w:lvl>
+  </w:abstractNum>
+  <w:abstractNum w:abstractNumId="15" w15:restartNumberingAfterBreak="0">
     <w:nsid w:val="10FB194A"/>
     <w:multiLevelType w:val="hybridMultilevel"/>
     <w:tmpl w:val="C728E960"/>
@@ -3198,7 +3325,7 @@
       </w:pPr>
     </w:lvl>
   </w:abstractNum>
-  <w:abstractNum w:abstractNumId="15" w15:restartNumberingAfterBreak="0">
+  <w:abstractNum w:abstractNumId="16" w15:restartNumberingAfterBreak="0">
     <w:nsid w:val="11564334"/>
     <w:multiLevelType w:val="hybridMultilevel"/>
     <w:tmpl w:val="CFDCB6B4"/>
@@ -3287,7 +3414,7 @@
       </w:pPr>
     </w:lvl>
   </w:abstractNum>
-  <w:abstractNum w:abstractNumId="16" w15:restartNumberingAfterBreak="0">
+  <w:abstractNum w:abstractNumId="17" w15:restartNumberingAfterBreak="0">
     <w:nsid w:val="11C56798"/>
     <w:multiLevelType w:val="hybridMultilevel"/>
     <w:tmpl w:val="F16A131C"/>
@@ -3344,7 +3471,7 @@
       <w:lvlJc w:val="left"/>
     </w:lvl>
   </w:abstractNum>
-  <w:abstractNum w:abstractNumId="17" w15:restartNumberingAfterBreak="0">
+  <w:abstractNum w:abstractNumId="18" w15:restartNumberingAfterBreak="0">
     <w:nsid w:val="134D1BBA"/>
     <w:multiLevelType w:val="hybridMultilevel"/>
     <w:tmpl w:val="ACACE17C"/>
@@ -3433,7 +3560,7 @@
       </w:pPr>
     </w:lvl>
   </w:abstractNum>
-  <w:abstractNum w:abstractNumId="18" w15:restartNumberingAfterBreak="0">
+  <w:abstractNum w:abstractNumId="19" w15:restartNumberingAfterBreak="0">
     <w:nsid w:val="172F2D11"/>
     <w:multiLevelType w:val="hybridMultilevel"/>
     <w:tmpl w:val="17882132"/>
@@ -3524,7 +3651,7 @@
       </w:pPr>
     </w:lvl>
   </w:abstractNum>
-  <w:abstractNum w:abstractNumId="19" w15:restartNumberingAfterBreak="0">
+  <w:abstractNum w:abstractNumId="20" w15:restartNumberingAfterBreak="0">
     <w:nsid w:val="193D631C"/>
     <w:multiLevelType w:val="hybridMultilevel"/>
     <w:tmpl w:val="D2F23848"/>
@@ -3581,7 +3708,7 @@
       <w:lvlJc w:val="left"/>
     </w:lvl>
   </w:abstractNum>
-  <w:abstractNum w:abstractNumId="20" w15:restartNumberingAfterBreak="0">
+  <w:abstractNum w:abstractNumId="21" w15:restartNumberingAfterBreak="0">
     <w:nsid w:val="1AA856DF"/>
     <w:multiLevelType w:val="hybridMultilevel"/>
     <w:tmpl w:val="DF24E6A8"/>
@@ -3672,7 +3799,7 @@
       </w:pPr>
     </w:lvl>
   </w:abstractNum>
-  <w:abstractNum w:abstractNumId="21" w15:restartNumberingAfterBreak="0">
+  <w:abstractNum w:abstractNumId="22" w15:restartNumberingAfterBreak="0">
     <w:nsid w:val="1C2149EB"/>
     <w:multiLevelType w:val="hybridMultilevel"/>
     <w:tmpl w:val="83BC5DC4"/>
@@ -3761,7 +3888,7 @@
       </w:pPr>
     </w:lvl>
   </w:abstractNum>
-  <w:abstractNum w:abstractNumId="22" w15:restartNumberingAfterBreak="0">
+  <w:abstractNum w:abstractNumId="23" w15:restartNumberingAfterBreak="0">
     <w:nsid w:val="1CF81347"/>
     <w:multiLevelType w:val="multilevel"/>
     <w:tmpl w:val="88DABE48"/>
@@ -3853,7 +3980,7 @@
       </w:pPr>
     </w:lvl>
   </w:abstractNum>
-  <w:abstractNum w:abstractNumId="23" w15:restartNumberingAfterBreak="0">
+  <w:abstractNum w:abstractNumId="24" w15:restartNumberingAfterBreak="0">
     <w:nsid w:val="1D796BC5"/>
     <w:multiLevelType w:val="hybridMultilevel"/>
     <w:tmpl w:val="8752C2DE"/>
@@ -3907,7 +4034,7 @@
       <w:lvlJc w:val="left"/>
     </w:lvl>
   </w:abstractNum>
-  <w:abstractNum w:abstractNumId="24" w15:restartNumberingAfterBreak="0">
+  <w:abstractNum w:abstractNumId="25" w15:restartNumberingAfterBreak="0">
     <w:nsid w:val="1E0C7448"/>
     <w:multiLevelType w:val="hybridMultilevel"/>
     <w:tmpl w:val="6DB63FC4"/>
@@ -3961,7 +4088,7 @@
       <w:lvlJc w:val="left"/>
     </w:lvl>
   </w:abstractNum>
-  <w:abstractNum w:abstractNumId="25" w15:restartNumberingAfterBreak="0">
+  <w:abstractNum w:abstractNumId="26" w15:restartNumberingAfterBreak="0">
     <w:nsid w:val="1ECB1BCC"/>
     <w:multiLevelType w:val="hybridMultilevel"/>
     <w:tmpl w:val="84BA4CF8"/>
@@ -4050,7 +4177,7 @@
       </w:pPr>
     </w:lvl>
   </w:abstractNum>
-  <w:abstractNum w:abstractNumId="26" w15:restartNumberingAfterBreak="0">
+  <w:abstractNum w:abstractNumId="27" w15:restartNumberingAfterBreak="0">
     <w:nsid w:val="1F314A48"/>
     <w:multiLevelType w:val="multilevel"/>
     <w:tmpl w:val="E5E6598E"/>
@@ -4142,7 +4269,7 @@
       </w:pPr>
     </w:lvl>
   </w:abstractNum>
-  <w:abstractNum w:abstractNumId="27" w15:restartNumberingAfterBreak="0">
+  <w:abstractNum w:abstractNumId="28" w15:restartNumberingAfterBreak="0">
     <w:nsid w:val="20231952"/>
     <w:multiLevelType w:val="hybridMultilevel"/>
     <w:tmpl w:val="F78AF004"/>
@@ -4231,7 +4358,7 @@
       </w:pPr>
     </w:lvl>
   </w:abstractNum>
-  <w:abstractNum w:abstractNumId="28" w15:restartNumberingAfterBreak="0">
+  <w:abstractNum w:abstractNumId="29" w15:restartNumberingAfterBreak="0">
     <w:nsid w:val="22067521"/>
     <w:multiLevelType w:val="hybridMultilevel"/>
     <w:tmpl w:val="CFDCB6B4"/>
@@ -4320,7 +4447,7 @@
       </w:pPr>
     </w:lvl>
   </w:abstractNum>
-  <w:abstractNum w:abstractNumId="29" w15:restartNumberingAfterBreak="0">
+  <w:abstractNum w:abstractNumId="30" w15:restartNumberingAfterBreak="0">
     <w:nsid w:val="2262473B"/>
     <w:multiLevelType w:val="hybridMultilevel"/>
     <w:tmpl w:val="CBD8CDAA"/>
@@ -4411,7 +4538,7 @@
       </w:pPr>
     </w:lvl>
   </w:abstractNum>
-  <w:abstractNum w:abstractNumId="30" w15:restartNumberingAfterBreak="0">
+  <w:abstractNum w:abstractNumId="31" w15:restartNumberingAfterBreak="0">
     <w:nsid w:val="23610806"/>
     <w:multiLevelType w:val="hybridMultilevel"/>
     <w:tmpl w:val="A9F6D0A2"/>
@@ -4500,10 +4627,10 @@
       </w:pPr>
     </w:lvl>
   </w:abstractNum>
-  <w:abstractNum w:abstractNumId="31" w15:restartNumberingAfterBreak="0">
+  <w:abstractNum w:abstractNumId="32" w15:restartNumberingAfterBreak="0">
     <w:nsid w:val="23900CC4"/>
     <w:multiLevelType w:val="hybridMultilevel"/>
-    <w:tmpl w:val="06E0215E"/>
+    <w:tmpl w:val="97F070B8"/>
     <w:lvl w:ilvl="0" w:tplc="2B8E5182">
       <w:start w:val="1"/>
       <w:numFmt w:val="japaneseCounting"/>
@@ -4591,7 +4718,7 @@
       </w:pPr>
     </w:lvl>
   </w:abstractNum>
-  <w:abstractNum w:abstractNumId="32" w15:restartNumberingAfterBreak="0">
+  <w:abstractNum w:abstractNumId="33" w15:restartNumberingAfterBreak="0">
     <w:nsid w:val="24F20AE0"/>
     <w:multiLevelType w:val="hybridMultilevel"/>
     <w:tmpl w:val="94D4EF8A"/>
@@ -4682,7 +4809,7 @@
       </w:pPr>
     </w:lvl>
   </w:abstractNum>
-  <w:abstractNum w:abstractNumId="33" w15:restartNumberingAfterBreak="0">
+  <w:abstractNum w:abstractNumId="34" w15:restartNumberingAfterBreak="0">
     <w:nsid w:val="25F0338A"/>
     <w:multiLevelType w:val="multilevel"/>
     <w:tmpl w:val="E3B67302"/>
@@ -4802,7 +4929,7 @@
       </w:rPr>
     </w:lvl>
   </w:abstractNum>
-  <w:abstractNum w:abstractNumId="34" w15:restartNumberingAfterBreak="0">
+  <w:abstractNum w:abstractNumId="35" w15:restartNumberingAfterBreak="0">
     <w:nsid w:val="26D14BE5"/>
     <w:multiLevelType w:val="hybridMultilevel"/>
     <w:tmpl w:val="CBD8CDAA"/>
@@ -4893,7 +5020,7 @@
       </w:pPr>
     </w:lvl>
   </w:abstractNum>
-  <w:abstractNum w:abstractNumId="35" w15:restartNumberingAfterBreak="0">
+  <w:abstractNum w:abstractNumId="36" w15:restartNumberingAfterBreak="0">
     <w:nsid w:val="27CE3E08"/>
     <w:multiLevelType w:val="hybridMultilevel"/>
     <w:tmpl w:val="51C6748C"/>
@@ -4982,7 +5109,7 @@
       </w:pPr>
     </w:lvl>
   </w:abstractNum>
-  <w:abstractNum w:abstractNumId="36" w15:restartNumberingAfterBreak="0">
+  <w:abstractNum w:abstractNumId="37" w15:restartNumberingAfterBreak="0">
     <w:nsid w:val="2830739D"/>
     <w:multiLevelType w:val="hybridMultilevel"/>
     <w:tmpl w:val="779898FC"/>
@@ -5071,7 +5198,7 @@
       </w:pPr>
     </w:lvl>
   </w:abstractNum>
-  <w:abstractNum w:abstractNumId="37" w15:restartNumberingAfterBreak="0">
+  <w:abstractNum w:abstractNumId="38" w15:restartNumberingAfterBreak="0">
     <w:nsid w:val="2A3F6BB2"/>
     <w:multiLevelType w:val="hybridMultilevel"/>
     <w:tmpl w:val="BD004AA2"/>
@@ -5125,7 +5252,7 @@
       <w:lvlJc w:val="left"/>
     </w:lvl>
   </w:abstractNum>
-  <w:abstractNum w:abstractNumId="38" w15:restartNumberingAfterBreak="0">
+  <w:abstractNum w:abstractNumId="39" w15:restartNumberingAfterBreak="0">
     <w:nsid w:val="2B4234D0"/>
     <w:multiLevelType w:val="hybridMultilevel"/>
     <w:tmpl w:val="8E1ADFC8"/>
@@ -5216,7 +5343,7 @@
       </w:pPr>
     </w:lvl>
   </w:abstractNum>
-  <w:abstractNum w:abstractNumId="39" w15:restartNumberingAfterBreak="0">
+  <w:abstractNum w:abstractNumId="40" w15:restartNumberingAfterBreak="0">
     <w:nsid w:val="2BC4314E"/>
     <w:multiLevelType w:val="hybridMultilevel"/>
     <w:tmpl w:val="927638C8"/>
@@ -5305,7 +5432,7 @@
       </w:pPr>
     </w:lvl>
   </w:abstractNum>
-  <w:abstractNum w:abstractNumId="40" w15:restartNumberingAfterBreak="0">
+  <w:abstractNum w:abstractNumId="41" w15:restartNumberingAfterBreak="0">
     <w:nsid w:val="2C84771E"/>
     <w:multiLevelType w:val="hybridMultilevel"/>
     <w:tmpl w:val="36721A02"/>
@@ -5394,7 +5521,7 @@
       </w:pPr>
     </w:lvl>
   </w:abstractNum>
-  <w:abstractNum w:abstractNumId="41" w15:restartNumberingAfterBreak="0">
+  <w:abstractNum w:abstractNumId="42" w15:restartNumberingAfterBreak="0">
     <w:nsid w:val="30E6235B"/>
     <w:multiLevelType w:val="hybridMultilevel"/>
     <w:tmpl w:val="B472F0DE"/>
@@ -5485,7 +5612,7 @@
       </w:pPr>
     </w:lvl>
   </w:abstractNum>
-  <w:abstractNum w:abstractNumId="42" w15:restartNumberingAfterBreak="0">
+  <w:abstractNum w:abstractNumId="43" w15:restartNumberingAfterBreak="0">
     <w:nsid w:val="31734604"/>
     <w:multiLevelType w:val="hybridMultilevel"/>
     <w:tmpl w:val="22706536"/>
@@ -5576,7 +5703,7 @@
       </w:pPr>
     </w:lvl>
   </w:abstractNum>
-  <w:abstractNum w:abstractNumId="43" w15:restartNumberingAfterBreak="0">
+  <w:abstractNum w:abstractNumId="44" w15:restartNumberingAfterBreak="0">
     <w:nsid w:val="318B4D30"/>
     <w:multiLevelType w:val="hybridMultilevel"/>
     <w:tmpl w:val="F9C49C3C"/>
@@ -5667,7 +5794,7 @@
       </w:pPr>
     </w:lvl>
   </w:abstractNum>
-  <w:abstractNum w:abstractNumId="44" w15:restartNumberingAfterBreak="0">
+  <w:abstractNum w:abstractNumId="45" w15:restartNumberingAfterBreak="0">
     <w:nsid w:val="31AA7581"/>
     <w:multiLevelType w:val="hybridMultilevel"/>
     <w:tmpl w:val="CBD8CDAA"/>
@@ -5758,7 +5885,7 @@
       </w:pPr>
     </w:lvl>
   </w:abstractNum>
-  <w:abstractNum w:abstractNumId="45" w15:restartNumberingAfterBreak="0">
+  <w:abstractNum w:abstractNumId="46" w15:restartNumberingAfterBreak="0">
     <w:nsid w:val="31DA3764"/>
     <w:multiLevelType w:val="hybridMultilevel"/>
     <w:tmpl w:val="4B768078"/>
@@ -5849,7 +5976,7 @@
       </w:pPr>
     </w:lvl>
   </w:abstractNum>
-  <w:abstractNum w:abstractNumId="46" w15:restartNumberingAfterBreak="0">
+  <w:abstractNum w:abstractNumId="47" w15:restartNumberingAfterBreak="0">
     <w:nsid w:val="330A51A6"/>
     <w:multiLevelType w:val="hybridMultilevel"/>
     <w:tmpl w:val="2DB87A18"/>
@@ -5903,7 +6030,7 @@
       <w:lvlJc w:val="left"/>
     </w:lvl>
   </w:abstractNum>
-  <w:abstractNum w:abstractNumId="47" w15:restartNumberingAfterBreak="0">
+  <w:abstractNum w:abstractNumId="48" w15:restartNumberingAfterBreak="0">
     <w:nsid w:val="36A336B6"/>
     <w:multiLevelType w:val="hybridMultilevel"/>
     <w:tmpl w:val="36F84CB8"/>
@@ -5992,7 +6119,7 @@
       </w:pPr>
     </w:lvl>
   </w:abstractNum>
-  <w:abstractNum w:abstractNumId="48" w15:restartNumberingAfterBreak="0">
+  <w:abstractNum w:abstractNumId="49" w15:restartNumberingAfterBreak="0">
     <w:nsid w:val="380735B8"/>
     <w:multiLevelType w:val="hybridMultilevel"/>
     <w:tmpl w:val="CBD8CDAA"/>
@@ -6083,7 +6210,7 @@
       </w:pPr>
     </w:lvl>
   </w:abstractNum>
-  <w:abstractNum w:abstractNumId="49" w15:restartNumberingAfterBreak="0">
+  <w:abstractNum w:abstractNumId="50" w15:restartNumberingAfterBreak="0">
     <w:nsid w:val="38A56064"/>
     <w:multiLevelType w:val="hybridMultilevel"/>
     <w:tmpl w:val="51C6748C"/>
@@ -6172,7 +6299,7 @@
       </w:pPr>
     </w:lvl>
   </w:abstractNum>
-  <w:abstractNum w:abstractNumId="50" w15:restartNumberingAfterBreak="0">
+  <w:abstractNum w:abstractNumId="51" w15:restartNumberingAfterBreak="0">
     <w:nsid w:val="3B002DB8"/>
     <w:multiLevelType w:val="hybridMultilevel"/>
     <w:tmpl w:val="30E887E2"/>
@@ -6263,7 +6390,7 @@
       </w:pPr>
     </w:lvl>
   </w:abstractNum>
-  <w:abstractNum w:abstractNumId="51" w15:restartNumberingAfterBreak="0">
+  <w:abstractNum w:abstractNumId="52" w15:restartNumberingAfterBreak="0">
     <w:nsid w:val="3DB33B5E"/>
     <w:multiLevelType w:val="hybridMultilevel"/>
     <w:tmpl w:val="F16A131C"/>
@@ -6320,7 +6447,7 @@
       <w:lvlJc w:val="left"/>
     </w:lvl>
   </w:abstractNum>
-  <w:abstractNum w:abstractNumId="52" w15:restartNumberingAfterBreak="0">
+  <w:abstractNum w:abstractNumId="53" w15:restartNumberingAfterBreak="0">
     <w:nsid w:val="3DC43847"/>
     <w:multiLevelType w:val="hybridMultilevel"/>
     <w:tmpl w:val="7D4C63BE"/>
@@ -6411,7 +6538,7 @@
       </w:pPr>
     </w:lvl>
   </w:abstractNum>
-  <w:abstractNum w:abstractNumId="53" w15:restartNumberingAfterBreak="0">
+  <w:abstractNum w:abstractNumId="54" w15:restartNumberingAfterBreak="0">
     <w:nsid w:val="3F8A53A5"/>
     <w:multiLevelType w:val="hybridMultilevel"/>
     <w:tmpl w:val="8806BA4C"/>
@@ -6502,7 +6629,7 @@
       </w:pPr>
     </w:lvl>
   </w:abstractNum>
-  <w:abstractNum w:abstractNumId="54" w15:restartNumberingAfterBreak="0">
+  <w:abstractNum w:abstractNumId="55" w15:restartNumberingAfterBreak="0">
     <w:nsid w:val="40692B43"/>
     <w:multiLevelType w:val="hybridMultilevel"/>
     <w:tmpl w:val="ACACE17C"/>
@@ -6591,7 +6718,7 @@
       </w:pPr>
     </w:lvl>
   </w:abstractNum>
-  <w:abstractNum w:abstractNumId="55" w15:restartNumberingAfterBreak="0">
+  <w:abstractNum w:abstractNumId="56" w15:restartNumberingAfterBreak="0">
     <w:nsid w:val="42FA3995"/>
     <w:multiLevelType w:val="hybridMultilevel"/>
     <w:tmpl w:val="7B2266D0"/>
@@ -6680,7 +6807,7 @@
       </w:pPr>
     </w:lvl>
   </w:abstractNum>
-  <w:abstractNum w:abstractNumId="56" w15:restartNumberingAfterBreak="0">
+  <w:abstractNum w:abstractNumId="57" w15:restartNumberingAfterBreak="0">
     <w:nsid w:val="4420446E"/>
     <w:multiLevelType w:val="hybridMultilevel"/>
     <w:tmpl w:val="E7D69B0E"/>
@@ -6734,7 +6861,98 @@
       <w:lvlJc w:val="left"/>
     </w:lvl>
   </w:abstractNum>
-  <w:abstractNum w:abstractNumId="57" w15:restartNumberingAfterBreak="0">
+  <w:abstractNum w:abstractNumId="58" w15:restartNumberingAfterBreak="0">
+    <w:nsid w:val="458C57FC"/>
+    <w:multiLevelType w:val="hybridMultilevel"/>
+    <w:tmpl w:val="687E2674"/>
+    <w:lvl w:ilvl="0" w:tplc="C15A1B62">
+      <w:start w:val="1"/>
+      <w:numFmt w:val="decimal"/>
+      <w:lvlText w:val="%1.(　　)"/>
+      <w:lvlJc w:val="center"/>
+      <w:pPr>
+        <w:ind w:left="862" w:hanging="360"/>
+      </w:pPr>
+      <w:rPr>
+        <w:rFonts w:hint="eastAsia"/>
+        <w:i w:val="0"/>
+        <w:iCs/>
+      </w:rPr>
+    </w:lvl>
+    <w:lvl w:ilvl="1" w:tplc="04090019" w:tentative="1">
+      <w:start w:val="1"/>
+      <w:numFmt w:val="lowerLetter"/>
+      <w:lvlText w:val="%2."/>
+      <w:lvlJc w:val="left"/>
+      <w:pPr>
+        <w:ind w:left="1582" w:hanging="360"/>
+      </w:pPr>
+    </w:lvl>
+    <w:lvl w:ilvl="2" w:tplc="0409001B" w:tentative="1">
+      <w:start w:val="1"/>
+      <w:numFmt w:val="lowerRoman"/>
+      <w:lvlText w:val="%3."/>
+      <w:lvlJc w:val="right"/>
+      <w:pPr>
+        <w:ind w:left="2302" w:hanging="180"/>
+      </w:pPr>
+    </w:lvl>
+    <w:lvl w:ilvl="3" w:tplc="0409000F" w:tentative="1">
+      <w:start w:val="1"/>
+      <w:numFmt w:val="decimal"/>
+      <w:lvlText w:val="%4."/>
+      <w:lvlJc w:val="left"/>
+      <w:pPr>
+        <w:ind w:left="3022" w:hanging="360"/>
+      </w:pPr>
+    </w:lvl>
+    <w:lvl w:ilvl="4" w:tplc="04090019" w:tentative="1">
+      <w:start w:val="1"/>
+      <w:numFmt w:val="lowerLetter"/>
+      <w:lvlText w:val="%5."/>
+      <w:lvlJc w:val="left"/>
+      <w:pPr>
+        <w:ind w:left="3742" w:hanging="360"/>
+      </w:pPr>
+    </w:lvl>
+    <w:lvl w:ilvl="5" w:tplc="0409001B" w:tentative="1">
+      <w:start w:val="1"/>
+      <w:numFmt w:val="lowerRoman"/>
+      <w:lvlText w:val="%6."/>
+      <w:lvlJc w:val="right"/>
+      <w:pPr>
+        <w:ind w:left="4462" w:hanging="180"/>
+      </w:pPr>
+    </w:lvl>
+    <w:lvl w:ilvl="6" w:tplc="0409000F" w:tentative="1">
+      <w:start w:val="1"/>
+      <w:numFmt w:val="decimal"/>
+      <w:lvlText w:val="%7."/>
+      <w:lvlJc w:val="left"/>
+      <w:pPr>
+        <w:ind w:left="5182" w:hanging="360"/>
+      </w:pPr>
+    </w:lvl>
+    <w:lvl w:ilvl="7" w:tplc="04090019" w:tentative="1">
+      <w:start w:val="1"/>
+      <w:numFmt w:val="lowerLetter"/>
+      <w:lvlText w:val="%8."/>
+      <w:lvlJc w:val="left"/>
+      <w:pPr>
+        <w:ind w:left="5902" w:hanging="360"/>
+      </w:pPr>
+    </w:lvl>
+    <w:lvl w:ilvl="8" w:tplc="0409001B" w:tentative="1">
+      <w:start w:val="1"/>
+      <w:numFmt w:val="lowerRoman"/>
+      <w:lvlText w:val="%9."/>
+      <w:lvlJc w:val="right"/>
+      <w:pPr>
+        <w:ind w:left="6622" w:hanging="180"/>
+      </w:pPr>
+    </w:lvl>
+  </w:abstractNum>
+  <w:abstractNum w:abstractNumId="59" w15:restartNumberingAfterBreak="0">
     <w:nsid w:val="49050766"/>
     <w:multiLevelType w:val="hybridMultilevel"/>
     <w:tmpl w:val="F094E37E"/>
@@ -6823,7 +7041,7 @@
       </w:pPr>
     </w:lvl>
   </w:abstractNum>
-  <w:abstractNum w:abstractNumId="58" w15:restartNumberingAfterBreak="0">
+  <w:abstractNum w:abstractNumId="60" w15:restartNumberingAfterBreak="0">
     <w:nsid w:val="493E04CD"/>
     <w:multiLevelType w:val="hybridMultilevel"/>
     <w:tmpl w:val="D478B988"/>
@@ -6914,7 +7132,7 @@
       </w:pPr>
     </w:lvl>
   </w:abstractNum>
-  <w:abstractNum w:abstractNumId="59" w15:restartNumberingAfterBreak="0">
+  <w:abstractNum w:abstractNumId="61" w15:restartNumberingAfterBreak="0">
     <w:nsid w:val="4A0B43D4"/>
     <w:multiLevelType w:val="hybridMultilevel"/>
     <w:tmpl w:val="A9F6D0A2"/>
@@ -7003,7 +7221,7 @@
       </w:pPr>
     </w:lvl>
   </w:abstractNum>
-  <w:abstractNum w:abstractNumId="60" w15:restartNumberingAfterBreak="0">
+  <w:abstractNum w:abstractNumId="62" w15:restartNumberingAfterBreak="0">
     <w:nsid w:val="4A7B1DED"/>
     <w:multiLevelType w:val="hybridMultilevel"/>
     <w:tmpl w:val="E5E6598E"/>
@@ -7094,7 +7312,7 @@
       </w:pPr>
     </w:lvl>
   </w:abstractNum>
-  <w:abstractNum w:abstractNumId="61" w15:restartNumberingAfterBreak="0">
+  <w:abstractNum w:abstractNumId="63" w15:restartNumberingAfterBreak="0">
     <w:nsid w:val="4DD8135E"/>
     <w:multiLevelType w:val="hybridMultilevel"/>
     <w:tmpl w:val="83BC5DC4"/>
@@ -7183,7 +7401,7 @@
       </w:pPr>
     </w:lvl>
   </w:abstractNum>
-  <w:abstractNum w:abstractNumId="62" w15:restartNumberingAfterBreak="0">
+  <w:abstractNum w:abstractNumId="64" w15:restartNumberingAfterBreak="0">
     <w:nsid w:val="4EFC685A"/>
     <w:multiLevelType w:val="hybridMultilevel"/>
     <w:tmpl w:val="2D28E24C"/>
@@ -7237,7 +7455,7 @@
       <w:lvlJc w:val="left"/>
     </w:lvl>
   </w:abstractNum>
-  <w:abstractNum w:abstractNumId="63" w15:restartNumberingAfterBreak="0">
+  <w:abstractNum w:abstractNumId="65" w15:restartNumberingAfterBreak="0">
     <w:nsid w:val="51D8090C"/>
     <w:multiLevelType w:val="hybridMultilevel"/>
     <w:tmpl w:val="75EC58C6"/>
@@ -7326,7 +7544,7 @@
       </w:pPr>
     </w:lvl>
   </w:abstractNum>
-  <w:abstractNum w:abstractNumId="64" w15:restartNumberingAfterBreak="0">
+  <w:abstractNum w:abstractNumId="66" w15:restartNumberingAfterBreak="0">
     <w:nsid w:val="53D60E1A"/>
     <w:multiLevelType w:val="hybridMultilevel"/>
     <w:tmpl w:val="782EE1F0"/>
@@ -7416,7 +7634,7 @@
       </w:pPr>
     </w:lvl>
   </w:abstractNum>
-  <w:abstractNum w:abstractNumId="65" w15:restartNumberingAfterBreak="0">
+  <w:abstractNum w:abstractNumId="67" w15:restartNumberingAfterBreak="0">
     <w:nsid w:val="54EB0631"/>
     <w:multiLevelType w:val="hybridMultilevel"/>
     <w:tmpl w:val="927638C8"/>
@@ -7505,7 +7723,7 @@
       </w:pPr>
     </w:lvl>
   </w:abstractNum>
-  <w:abstractNum w:abstractNumId="66" w15:restartNumberingAfterBreak="0">
+  <w:abstractNum w:abstractNumId="68" w15:restartNumberingAfterBreak="0">
     <w:nsid w:val="5A646966"/>
     <w:multiLevelType w:val="hybridMultilevel"/>
     <w:tmpl w:val="6C74F89C"/>
@@ -7559,7 +7777,7 @@
       <w:lvlJc w:val="left"/>
     </w:lvl>
   </w:abstractNum>
-  <w:abstractNum w:abstractNumId="67" w15:restartNumberingAfterBreak="0">
+  <w:abstractNum w:abstractNumId="69" w15:restartNumberingAfterBreak="0">
     <w:nsid w:val="5B5347B7"/>
     <w:multiLevelType w:val="multilevel"/>
     <w:tmpl w:val="75EC58C6"/>
@@ -7649,7 +7867,121 @@
       </w:pPr>
     </w:lvl>
   </w:abstractNum>
-  <w:abstractNum w:abstractNumId="68" w15:restartNumberingAfterBreak="0">
+  <w:abstractNum w:abstractNumId="70" w15:restartNumberingAfterBreak="0">
+    <w:nsid w:val="5C6C6F08"/>
+    <w:multiLevelType w:val="hybridMultilevel"/>
+    <w:tmpl w:val="BD46CA86"/>
+    <w:lvl w:ilvl="0" w:tplc="702603A2">
+      <w:start w:val="1"/>
+      <w:numFmt w:val="bullet"/>
+      <w:lvlText w:val="◎"/>
+      <w:lvlJc w:val="left"/>
+      <w:pPr>
+        <w:ind w:left="720" w:hanging="360"/>
+      </w:pPr>
+      <w:rPr>
+        <w:rFonts w:ascii="DFPYuanMedium-B5" w:eastAsia="DFPYuanMedium-B5" w:hAnsi="DFPYuanMedium-B5" w:cs="DFPYuanMedium-B5" w:hint="eastAsia"/>
+        <w:sz w:val="20"/>
+      </w:rPr>
+    </w:lvl>
+    <w:lvl w:ilvl="1" w:tplc="04090003" w:tentative="1">
+      <w:start w:val="1"/>
+      <w:numFmt w:val="bullet"/>
+      <w:lvlText w:val="o"/>
+      <w:lvlJc w:val="left"/>
+      <w:pPr>
+        <w:ind w:left="1440" w:hanging="360"/>
+      </w:pPr>
+      <w:rPr>
+        <w:rFonts w:ascii="Courier New" w:hAnsi="Courier New" w:cs="Courier New" w:hint="default"/>
+      </w:rPr>
+    </w:lvl>
+    <w:lvl w:ilvl="2" w:tplc="04090005" w:tentative="1">
+      <w:start w:val="1"/>
+      <w:numFmt w:val="bullet"/>
+      <w:lvlText w:val=""/>
+      <w:lvlJc w:val="left"/>
+      <w:pPr>
+        <w:ind w:left="2160" w:hanging="360"/>
+      </w:pPr>
+      <w:rPr>
+        <w:rFonts w:ascii="Wingdings" w:hAnsi="Wingdings" w:hint="default"/>
+      </w:rPr>
+    </w:lvl>
+    <w:lvl w:ilvl="3" w:tplc="04090001" w:tentative="1">
+      <w:start w:val="1"/>
+      <w:numFmt w:val="bullet"/>
+      <w:lvlText w:val=""/>
+      <w:lvlJc w:val="left"/>
+      <w:pPr>
+        <w:ind w:left="2880" w:hanging="360"/>
+      </w:pPr>
+      <w:rPr>
+        <w:rFonts w:ascii="Symbol" w:hAnsi="Symbol" w:hint="default"/>
+      </w:rPr>
+    </w:lvl>
+    <w:lvl w:ilvl="4" w:tplc="04090003" w:tentative="1">
+      <w:start w:val="1"/>
+      <w:numFmt w:val="bullet"/>
+      <w:lvlText w:val="o"/>
+      <w:lvlJc w:val="left"/>
+      <w:pPr>
+        <w:ind w:left="3600" w:hanging="360"/>
+      </w:pPr>
+      <w:rPr>
+        <w:rFonts w:ascii="Courier New" w:hAnsi="Courier New" w:cs="Courier New" w:hint="default"/>
+      </w:rPr>
+    </w:lvl>
+    <w:lvl w:ilvl="5" w:tplc="04090005" w:tentative="1">
+      <w:start w:val="1"/>
+      <w:numFmt w:val="bullet"/>
+      <w:lvlText w:val=""/>
+      <w:lvlJc w:val="left"/>
+      <w:pPr>
+        <w:ind w:left="4320" w:hanging="360"/>
+      </w:pPr>
+      <w:rPr>
+        <w:rFonts w:ascii="Wingdings" w:hAnsi="Wingdings" w:hint="default"/>
+      </w:rPr>
+    </w:lvl>
+    <w:lvl w:ilvl="6" w:tplc="04090001" w:tentative="1">
+      <w:start w:val="1"/>
+      <w:numFmt w:val="bullet"/>
+      <w:lvlText w:val=""/>
+      <w:lvlJc w:val="left"/>
+      <w:pPr>
+        <w:ind w:left="5040" w:hanging="360"/>
+      </w:pPr>
+      <w:rPr>
+        <w:rFonts w:ascii="Symbol" w:hAnsi="Symbol" w:hint="default"/>
+      </w:rPr>
+    </w:lvl>
+    <w:lvl w:ilvl="7" w:tplc="04090003" w:tentative="1">
+      <w:start w:val="1"/>
+      <w:numFmt w:val="bullet"/>
+      <w:lvlText w:val="o"/>
+      <w:lvlJc w:val="left"/>
+      <w:pPr>
+        <w:ind w:left="5760" w:hanging="360"/>
+      </w:pPr>
+      <w:rPr>
+        <w:rFonts w:ascii="Courier New" w:hAnsi="Courier New" w:cs="Courier New" w:hint="default"/>
+      </w:rPr>
+    </w:lvl>
+    <w:lvl w:ilvl="8" w:tplc="04090005" w:tentative="1">
+      <w:start w:val="1"/>
+      <w:numFmt w:val="bullet"/>
+      <w:lvlText w:val=""/>
+      <w:lvlJc w:val="left"/>
+      <w:pPr>
+        <w:ind w:left="6480" w:hanging="360"/>
+      </w:pPr>
+      <w:rPr>
+        <w:rFonts w:ascii="Wingdings" w:hAnsi="Wingdings" w:hint="default"/>
+      </w:rPr>
+    </w:lvl>
+  </w:abstractNum>
+  <w:abstractNum w:abstractNumId="71" w15:restartNumberingAfterBreak="0">
     <w:nsid w:val="5D653091"/>
     <w:multiLevelType w:val="hybridMultilevel"/>
     <w:tmpl w:val="BC8E0540"/>
@@ -7703,7 +8035,7 @@
       <w:lvlJc w:val="left"/>
     </w:lvl>
   </w:abstractNum>
-  <w:abstractNum w:abstractNumId="69" w15:restartNumberingAfterBreak="0">
+  <w:abstractNum w:abstractNumId="72" w15:restartNumberingAfterBreak="0">
     <w:nsid w:val="5DFE1631"/>
     <w:multiLevelType w:val="multilevel"/>
     <w:tmpl w:val="1FFC7C80"/>
@@ -7823,7 +8155,7 @@
       </w:rPr>
     </w:lvl>
   </w:abstractNum>
-  <w:abstractNum w:abstractNumId="70" w15:restartNumberingAfterBreak="0">
+  <w:abstractNum w:abstractNumId="73" w15:restartNumberingAfterBreak="0">
     <w:nsid w:val="5EFA616D"/>
     <w:multiLevelType w:val="hybridMultilevel"/>
     <w:tmpl w:val="D2F23848"/>
@@ -7880,7 +8212,7 @@
       <w:lvlJc w:val="left"/>
     </w:lvl>
   </w:abstractNum>
-  <w:abstractNum w:abstractNumId="71" w15:restartNumberingAfterBreak="0">
+  <w:abstractNum w:abstractNumId="74" w15:restartNumberingAfterBreak="0">
     <w:nsid w:val="5F144A00"/>
     <w:multiLevelType w:val="hybridMultilevel"/>
     <w:tmpl w:val="56324902"/>
@@ -7971,7 +8303,7 @@
       </w:pPr>
     </w:lvl>
   </w:abstractNum>
-  <w:abstractNum w:abstractNumId="72" w15:restartNumberingAfterBreak="0">
+  <w:abstractNum w:abstractNumId="75" w15:restartNumberingAfterBreak="0">
     <w:nsid w:val="5F2420CF"/>
     <w:multiLevelType w:val="hybridMultilevel"/>
     <w:tmpl w:val="C6B0D99E"/>
@@ -8060,7 +8392,7 @@
       </w:pPr>
     </w:lvl>
   </w:abstractNum>
-  <w:abstractNum w:abstractNumId="73" w15:restartNumberingAfterBreak="0">
+  <w:abstractNum w:abstractNumId="76" w15:restartNumberingAfterBreak="0">
     <w:nsid w:val="5F3707D2"/>
     <w:multiLevelType w:val="hybridMultilevel"/>
     <w:tmpl w:val="8C3089DE"/>
@@ -8151,7 +8483,7 @@
       </w:pPr>
     </w:lvl>
   </w:abstractNum>
-  <w:abstractNum w:abstractNumId="74" w15:restartNumberingAfterBreak="0">
+  <w:abstractNum w:abstractNumId="77" w15:restartNumberingAfterBreak="0">
     <w:nsid w:val="61555734"/>
     <w:multiLevelType w:val="hybridMultilevel"/>
     <w:tmpl w:val="EA6E0F0E"/>
@@ -8242,7 +8574,7 @@
       </w:pPr>
     </w:lvl>
   </w:abstractNum>
-  <w:abstractNum w:abstractNumId="75" w15:restartNumberingAfterBreak="0">
+  <w:abstractNum w:abstractNumId="78" w15:restartNumberingAfterBreak="0">
     <w:nsid w:val="62202761"/>
     <w:multiLevelType w:val="hybridMultilevel"/>
     <w:tmpl w:val="3918C128"/>
@@ -8333,7 +8665,7 @@
       </w:pPr>
     </w:lvl>
   </w:abstractNum>
-  <w:abstractNum w:abstractNumId="76" w15:restartNumberingAfterBreak="0">
+  <w:abstractNum w:abstractNumId="79" w15:restartNumberingAfterBreak="0">
     <w:nsid w:val="62632F7C"/>
     <w:multiLevelType w:val="hybridMultilevel"/>
     <w:tmpl w:val="CFB4CC10"/>
@@ -8416,7 +8748,7 @@
       </w:pPr>
     </w:lvl>
   </w:abstractNum>
-  <w:abstractNum w:abstractNumId="77" w15:restartNumberingAfterBreak="0">
+  <w:abstractNum w:abstractNumId="80" w15:restartNumberingAfterBreak="0">
     <w:nsid w:val="642D6579"/>
     <w:multiLevelType w:val="hybridMultilevel"/>
     <w:tmpl w:val="6040E358"/>
@@ -8505,7 +8837,7 @@
       </w:pPr>
     </w:lvl>
   </w:abstractNum>
-  <w:abstractNum w:abstractNumId="78" w15:restartNumberingAfterBreak="0">
+  <w:abstractNum w:abstractNumId="81" w15:restartNumberingAfterBreak="0">
     <w:nsid w:val="6498761F"/>
     <w:multiLevelType w:val="hybridMultilevel"/>
     <w:tmpl w:val="A7F868B8"/>
@@ -8596,7 +8928,7 @@
       </w:pPr>
     </w:lvl>
   </w:abstractNum>
-  <w:abstractNum w:abstractNumId="79" w15:restartNumberingAfterBreak="0">
+  <w:abstractNum w:abstractNumId="82" w15:restartNumberingAfterBreak="0">
     <w:nsid w:val="64DF1766"/>
     <w:multiLevelType w:val="multilevel"/>
     <w:tmpl w:val="ADF88C6E"/>
@@ -8716,7 +9048,7 @@
       </w:rPr>
     </w:lvl>
   </w:abstractNum>
-  <w:abstractNum w:abstractNumId="80" w15:restartNumberingAfterBreak="0">
+  <w:abstractNum w:abstractNumId="83" w15:restartNumberingAfterBreak="0">
     <w:nsid w:val="64FA1F0B"/>
     <w:multiLevelType w:val="hybridMultilevel"/>
     <w:tmpl w:val="A2588BC4"/>
@@ -8807,7 +9139,7 @@
       </w:pPr>
     </w:lvl>
   </w:abstractNum>
-  <w:abstractNum w:abstractNumId="81" w15:restartNumberingAfterBreak="0">
+  <w:abstractNum w:abstractNumId="84" w15:restartNumberingAfterBreak="0">
     <w:nsid w:val="65460CAF"/>
     <w:multiLevelType w:val="hybridMultilevel"/>
     <w:tmpl w:val="7C347084"/>
@@ -8896,7 +9228,7 @@
       </w:pPr>
     </w:lvl>
   </w:abstractNum>
-  <w:abstractNum w:abstractNumId="82" w15:restartNumberingAfterBreak="0">
+  <w:abstractNum w:abstractNumId="85" w15:restartNumberingAfterBreak="0">
     <w:nsid w:val="66912146"/>
     <w:multiLevelType w:val="multilevel"/>
     <w:tmpl w:val="43440388"/>
@@ -9016,7 +9348,7 @@
       </w:rPr>
     </w:lvl>
   </w:abstractNum>
-  <w:abstractNum w:abstractNumId="83" w15:restartNumberingAfterBreak="0">
+  <w:abstractNum w:abstractNumId="86" w15:restartNumberingAfterBreak="0">
     <w:nsid w:val="672D083B"/>
     <w:multiLevelType w:val="hybridMultilevel"/>
     <w:tmpl w:val="A9F6D0A2"/>
@@ -9105,7 +9437,7 @@
       </w:pPr>
     </w:lvl>
   </w:abstractNum>
-  <w:abstractNum w:abstractNumId="84" w15:restartNumberingAfterBreak="0">
+  <w:abstractNum w:abstractNumId="87" w15:restartNumberingAfterBreak="0">
     <w:nsid w:val="676558A5"/>
     <w:multiLevelType w:val="hybridMultilevel"/>
     <w:tmpl w:val="E4D0AC7C"/>
@@ -9196,7 +9528,7 @@
       </w:pPr>
     </w:lvl>
   </w:abstractNum>
-  <w:abstractNum w:abstractNumId="85" w15:restartNumberingAfterBreak="0">
+  <w:abstractNum w:abstractNumId="88" w15:restartNumberingAfterBreak="0">
     <w:nsid w:val="689C7BEC"/>
     <w:multiLevelType w:val="hybridMultilevel"/>
     <w:tmpl w:val="A7F868B8"/>
@@ -9287,7 +9619,7 @@
       </w:pPr>
     </w:lvl>
   </w:abstractNum>
-  <w:abstractNum w:abstractNumId="86" w15:restartNumberingAfterBreak="0">
+  <w:abstractNum w:abstractNumId="89" w15:restartNumberingAfterBreak="0">
     <w:nsid w:val="6C1F310C"/>
     <w:multiLevelType w:val="hybridMultilevel"/>
     <w:tmpl w:val="FE4EA9EE"/>
@@ -9376,7 +9708,7 @@
       </w:pPr>
     </w:lvl>
   </w:abstractNum>
-  <w:abstractNum w:abstractNumId="87" w15:restartNumberingAfterBreak="0">
+  <w:abstractNum w:abstractNumId="90" w15:restartNumberingAfterBreak="0">
     <w:nsid w:val="6CB36142"/>
     <w:multiLevelType w:val="hybridMultilevel"/>
     <w:tmpl w:val="944EE2DE"/>
@@ -9430,7 +9762,7 @@
       <w:lvlJc w:val="left"/>
     </w:lvl>
   </w:abstractNum>
-  <w:abstractNum w:abstractNumId="88" w15:restartNumberingAfterBreak="0">
+  <w:abstractNum w:abstractNumId="91" w15:restartNumberingAfterBreak="0">
     <w:nsid w:val="6E131CA1"/>
     <w:multiLevelType w:val="hybridMultilevel"/>
     <w:tmpl w:val="2A08E2FE"/>
@@ -9521,7 +9853,7 @@
       </w:pPr>
     </w:lvl>
   </w:abstractNum>
-  <w:abstractNum w:abstractNumId="89" w15:restartNumberingAfterBreak="0">
+  <w:abstractNum w:abstractNumId="92" w15:restartNumberingAfterBreak="0">
     <w:nsid w:val="6E422D7A"/>
     <w:multiLevelType w:val="hybridMultilevel"/>
     <w:tmpl w:val="7B2266D0"/>
@@ -9610,7 +9942,7 @@
       </w:pPr>
     </w:lvl>
   </w:abstractNum>
-  <w:abstractNum w:abstractNumId="90" w15:restartNumberingAfterBreak="0">
+  <w:abstractNum w:abstractNumId="93" w15:restartNumberingAfterBreak="0">
     <w:nsid w:val="72602187"/>
     <w:multiLevelType w:val="hybridMultilevel"/>
     <w:tmpl w:val="F094E37E"/>
@@ -9699,7 +10031,7 @@
       </w:pPr>
     </w:lvl>
   </w:abstractNum>
-  <w:abstractNum w:abstractNumId="91" w15:restartNumberingAfterBreak="0">
+  <w:abstractNum w:abstractNumId="94" w15:restartNumberingAfterBreak="0">
     <w:nsid w:val="7391618F"/>
     <w:multiLevelType w:val="hybridMultilevel"/>
     <w:tmpl w:val="CFDA8CFC"/>
@@ -9788,7 +10120,7 @@
       </w:pPr>
     </w:lvl>
   </w:abstractNum>
-  <w:abstractNum w:abstractNumId="92" w15:restartNumberingAfterBreak="0">
+  <w:abstractNum w:abstractNumId="95" w15:restartNumberingAfterBreak="0">
     <w:nsid w:val="7586752D"/>
     <w:multiLevelType w:val="hybridMultilevel"/>
     <w:tmpl w:val="BD004AA2"/>
@@ -9842,7 +10174,7 @@
       <w:lvlJc w:val="left"/>
     </w:lvl>
   </w:abstractNum>
-  <w:abstractNum w:abstractNumId="93" w15:restartNumberingAfterBreak="0">
+  <w:abstractNum w:abstractNumId="96" w15:restartNumberingAfterBreak="0">
     <w:nsid w:val="785F3256"/>
     <w:multiLevelType w:val="hybridMultilevel"/>
     <w:tmpl w:val="8A5203B6"/>
@@ -9933,7 +10265,7 @@
       </w:pPr>
     </w:lvl>
   </w:abstractNum>
-  <w:abstractNum w:abstractNumId="94" w15:restartNumberingAfterBreak="0">
+  <w:abstractNum w:abstractNumId="97" w15:restartNumberingAfterBreak="0">
     <w:nsid w:val="78CD1012"/>
     <w:multiLevelType w:val="hybridMultilevel"/>
     <w:tmpl w:val="211A2582"/>
@@ -10024,7 +10356,7 @@
       </w:pPr>
     </w:lvl>
   </w:abstractNum>
-  <w:abstractNum w:abstractNumId="95" w15:restartNumberingAfterBreak="0">
+  <w:abstractNum w:abstractNumId="98" w15:restartNumberingAfterBreak="0">
     <w:nsid w:val="78D1493D"/>
     <w:multiLevelType w:val="hybridMultilevel"/>
     <w:tmpl w:val="BDDAE1FA"/>
@@ -10110,7 +10442,7 @@
       </w:pPr>
     </w:lvl>
   </w:abstractNum>
-  <w:abstractNum w:abstractNumId="96" w15:restartNumberingAfterBreak="0">
+  <w:abstractNum w:abstractNumId="99" w15:restartNumberingAfterBreak="0">
     <w:nsid w:val="79ED52EC"/>
     <w:multiLevelType w:val="hybridMultilevel"/>
     <w:tmpl w:val="21AE5F38"/>
@@ -10201,7 +10533,7 @@
       </w:pPr>
     </w:lvl>
   </w:abstractNum>
-  <w:abstractNum w:abstractNumId="97" w15:restartNumberingAfterBreak="0">
+  <w:abstractNum w:abstractNumId="100" w15:restartNumberingAfterBreak="0">
     <w:nsid w:val="7A5266A6"/>
     <w:multiLevelType w:val="hybridMultilevel"/>
     <w:tmpl w:val="D4F8ED38"/>
@@ -10292,7 +10624,7 @@
       </w:pPr>
     </w:lvl>
   </w:abstractNum>
-  <w:abstractNum w:abstractNumId="98" w15:restartNumberingAfterBreak="0">
+  <w:abstractNum w:abstractNumId="101" w15:restartNumberingAfterBreak="0">
     <w:nsid w:val="7AF60E57"/>
     <w:multiLevelType w:val="hybridMultilevel"/>
     <w:tmpl w:val="A9F6D0A2"/>
@@ -10381,7 +10713,7 @@
       </w:pPr>
     </w:lvl>
   </w:abstractNum>
-  <w:abstractNum w:abstractNumId="99" w15:restartNumberingAfterBreak="0">
+  <w:abstractNum w:abstractNumId="102" w15:restartNumberingAfterBreak="0">
     <w:nsid w:val="7CC275CF"/>
     <w:multiLevelType w:val="hybridMultilevel"/>
     <w:tmpl w:val="F9C49C3C"/>
@@ -10472,7 +10804,7 @@
       </w:pPr>
     </w:lvl>
   </w:abstractNum>
-  <w:abstractNum w:abstractNumId="100" w15:restartNumberingAfterBreak="0">
+  <w:abstractNum w:abstractNumId="103" w15:restartNumberingAfterBreak="0">
     <w:nsid w:val="7EE86F73"/>
     <w:multiLevelType w:val="hybridMultilevel"/>
     <w:tmpl w:val="C6B0D99E"/>
@@ -10562,25 +10894,25 @@
     </w:lvl>
   </w:abstractNum>
   <w:num w:numId="1" w16cid:durableId="1486161847">
-    <w:abstractNumId w:val="40"/>
+    <w:abstractNumId w:val="41"/>
   </w:num>
   <w:num w:numId="2" w16cid:durableId="1681276037">
     <w:abstractNumId w:val="11"/>
   </w:num>
   <w:num w:numId="3" w16cid:durableId="1286347723">
-    <w:abstractNumId w:val="70"/>
+    <w:abstractNumId w:val="73"/>
   </w:num>
   <w:num w:numId="4" w16cid:durableId="1159271801">
-    <w:abstractNumId w:val="70"/>
+    <w:abstractNumId w:val="73"/>
   </w:num>
   <w:num w:numId="5" w16cid:durableId="2137528300">
     <w:abstractNumId w:val="8"/>
   </w:num>
   <w:num w:numId="6" w16cid:durableId="1574467396">
-    <w:abstractNumId w:val="37"/>
+    <w:abstractNumId w:val="38"/>
   </w:num>
   <w:num w:numId="7" w16cid:durableId="93137730">
-    <w:abstractNumId w:val="92"/>
+    <w:abstractNumId w:val="95"/>
   </w:num>
   <w:num w:numId="8" w16cid:durableId="439104876">
     <w:abstractNumId w:val="6"/>
@@ -10589,193 +10921,193 @@
     <w:abstractNumId w:val="10"/>
   </w:num>
   <w:num w:numId="10" w16cid:durableId="1994487628">
+    <w:abstractNumId w:val="71"/>
+    <w:lvlOverride w:ilvl="0">
+      <w:startOverride w:val="1"/>
+    </w:lvlOverride>
+  </w:num>
+  <w:num w:numId="11" w16cid:durableId="982849879">
+    <w:abstractNumId w:val="25"/>
+    <w:lvlOverride w:ilvl="0">
+      <w:startOverride w:val="1"/>
+    </w:lvlOverride>
+  </w:num>
+  <w:num w:numId="12" w16cid:durableId="147788735">
+    <w:abstractNumId w:val="25"/>
+  </w:num>
+  <w:num w:numId="13" w16cid:durableId="1419717425">
+    <w:abstractNumId w:val="84"/>
+  </w:num>
+  <w:num w:numId="14" w16cid:durableId="226913788">
+    <w:abstractNumId w:val="28"/>
+  </w:num>
+  <w:num w:numId="15" w16cid:durableId="1638800357">
+    <w:abstractNumId w:val="61"/>
+  </w:num>
+  <w:num w:numId="16" w16cid:durableId="2080665215">
+    <w:abstractNumId w:val="90"/>
+  </w:num>
+  <w:num w:numId="17" w16cid:durableId="1254507532">
+    <w:abstractNumId w:val="64"/>
+    <w:lvlOverride w:ilvl="0">
+      <w:startOverride w:val="1"/>
+    </w:lvlOverride>
+  </w:num>
+  <w:num w:numId="18" w16cid:durableId="813715698">
+    <w:abstractNumId w:val="64"/>
+  </w:num>
+  <w:num w:numId="19" w16cid:durableId="1732314991">
+    <w:abstractNumId w:val="16"/>
+  </w:num>
+  <w:num w:numId="20" w16cid:durableId="1106846333">
+    <w:abstractNumId w:val="101"/>
+  </w:num>
+  <w:num w:numId="21" w16cid:durableId="86313448">
+    <w:abstractNumId w:val="17"/>
+  </w:num>
+  <w:num w:numId="22" w16cid:durableId="653990417">
+    <w:abstractNumId w:val="37"/>
+  </w:num>
+  <w:num w:numId="23" w16cid:durableId="1426414858">
+    <w:abstractNumId w:val="52"/>
+  </w:num>
+  <w:num w:numId="24" w16cid:durableId="1032419083">
+    <w:abstractNumId w:val="29"/>
+  </w:num>
+  <w:num w:numId="25" w16cid:durableId="1808401278">
+    <w:abstractNumId w:val="31"/>
+  </w:num>
+  <w:num w:numId="26" w16cid:durableId="1758089117">
+    <w:abstractNumId w:val="20"/>
+  </w:num>
+  <w:num w:numId="27" w16cid:durableId="1628464223">
+    <w:abstractNumId w:val="91"/>
+  </w:num>
+  <w:num w:numId="28" w16cid:durableId="98108147">
+    <w:abstractNumId w:val="63"/>
+  </w:num>
+  <w:num w:numId="29" w16cid:durableId="1869486294">
+    <w:abstractNumId w:val="103"/>
+  </w:num>
+  <w:num w:numId="30" w16cid:durableId="1263538881">
+    <w:abstractNumId w:val="50"/>
+  </w:num>
+  <w:num w:numId="31" w16cid:durableId="622493218">
+    <w:abstractNumId w:val="40"/>
+  </w:num>
+  <w:num w:numId="32" w16cid:durableId="2026132721">
+    <w:abstractNumId w:val="93"/>
+  </w:num>
+  <w:num w:numId="33" w16cid:durableId="188882670">
+    <w:abstractNumId w:val="48"/>
+  </w:num>
+  <w:num w:numId="34" w16cid:durableId="1044063583">
+    <w:abstractNumId w:val="98"/>
+  </w:num>
+  <w:num w:numId="35" w16cid:durableId="50354319">
+    <w:abstractNumId w:val="55"/>
+  </w:num>
+  <w:num w:numId="36" w16cid:durableId="1551500985">
+    <w:abstractNumId w:val="26"/>
+  </w:num>
+  <w:num w:numId="37" w16cid:durableId="1424373871">
+    <w:abstractNumId w:val="56"/>
+  </w:num>
+  <w:num w:numId="38" w16cid:durableId="1654065887">
+    <w:abstractNumId w:val="46"/>
+  </w:num>
+  <w:num w:numId="39" w16cid:durableId="1786659446">
+    <w:abstractNumId w:val="102"/>
+  </w:num>
+  <w:num w:numId="40" w16cid:durableId="1685941509">
+    <w:abstractNumId w:val="79"/>
+  </w:num>
+  <w:num w:numId="41" w16cid:durableId="411052701">
+    <w:abstractNumId w:val="79"/>
+  </w:num>
+  <w:num w:numId="42" w16cid:durableId="563100428">
+    <w:abstractNumId w:val="57"/>
+    <w:lvlOverride w:ilvl="0">
+      <w:startOverride w:val="1"/>
+    </w:lvlOverride>
+  </w:num>
+  <w:num w:numId="43" w16cid:durableId="1293706620">
+    <w:abstractNumId w:val="89"/>
+  </w:num>
+  <w:num w:numId="44" w16cid:durableId="2109620205">
+    <w:abstractNumId w:val="86"/>
+  </w:num>
+  <w:num w:numId="45" w16cid:durableId="269821182">
+    <w:abstractNumId w:val="42"/>
+  </w:num>
+  <w:num w:numId="46" w16cid:durableId="1911161073">
+    <w:abstractNumId w:val="44"/>
+  </w:num>
+  <w:num w:numId="47" w16cid:durableId="1666323370">
+    <w:abstractNumId w:val="18"/>
+  </w:num>
+  <w:num w:numId="48" w16cid:durableId="1633902948">
+    <w:abstractNumId w:val="92"/>
+  </w:num>
+  <w:num w:numId="49" w16cid:durableId="263077933">
+    <w:abstractNumId w:val="22"/>
+  </w:num>
+  <w:num w:numId="50" w16cid:durableId="1304894394">
+    <w:abstractNumId w:val="75"/>
+  </w:num>
+  <w:num w:numId="51" w16cid:durableId="116533318">
+    <w:abstractNumId w:val="36"/>
+  </w:num>
+  <w:num w:numId="52" w16cid:durableId="618536523">
+    <w:abstractNumId w:val="67"/>
+  </w:num>
+  <w:num w:numId="53" w16cid:durableId="1653027531">
+    <w:abstractNumId w:val="4"/>
+  </w:num>
+  <w:num w:numId="54" w16cid:durableId="2142769373">
+    <w:abstractNumId w:val="59"/>
+  </w:num>
+  <w:num w:numId="55" w16cid:durableId="667710903">
+    <w:abstractNumId w:val="43"/>
+  </w:num>
+  <w:num w:numId="56" w16cid:durableId="22756029">
+    <w:abstractNumId w:val="33"/>
+  </w:num>
+  <w:num w:numId="57" w16cid:durableId="1867979855">
+    <w:abstractNumId w:val="35"/>
+  </w:num>
+  <w:num w:numId="58" w16cid:durableId="1777754608">
+    <w:abstractNumId w:val="94"/>
+  </w:num>
+  <w:num w:numId="59" w16cid:durableId="1331056578">
+    <w:abstractNumId w:val="34"/>
+  </w:num>
+  <w:num w:numId="60" w16cid:durableId="1896575460">
     <w:abstractNumId w:val="68"/>
     <w:lvlOverride w:ilvl="0">
       <w:startOverride w:val="1"/>
     </w:lvlOverride>
   </w:num>
-  <w:num w:numId="11" w16cid:durableId="982849879">
-    <w:abstractNumId w:val="24"/>
-    <w:lvlOverride w:ilvl="0">
-      <w:startOverride w:val="1"/>
-    </w:lvlOverride>
+  <w:num w:numId="61" w16cid:durableId="25719204">
+    <w:abstractNumId w:val="83"/>
   </w:num>
-  <w:num w:numId="12" w16cid:durableId="147788735">
-    <w:abstractNumId w:val="24"/>
+  <w:num w:numId="62" w16cid:durableId="163594697">
+    <w:abstractNumId w:val="100"/>
   </w:num>
-  <w:num w:numId="13" w16cid:durableId="1419717425">
-    <w:abstractNumId w:val="81"/>
+  <w:num w:numId="63" w16cid:durableId="504593096">
+    <w:abstractNumId w:val="39"/>
   </w:num>
-  <w:num w:numId="14" w16cid:durableId="226913788">
-    <w:abstractNumId w:val="27"/>
+  <w:num w:numId="64" w16cid:durableId="1892306619">
+    <w:abstractNumId w:val="82"/>
   </w:num>
-  <w:num w:numId="15" w16cid:durableId="1638800357">
-    <w:abstractNumId w:val="59"/>
-  </w:num>
-  <w:num w:numId="16" w16cid:durableId="2080665215">
-    <w:abstractNumId w:val="87"/>
-  </w:num>
-  <w:num w:numId="17" w16cid:durableId="1254507532">
-    <w:abstractNumId w:val="62"/>
-    <w:lvlOverride w:ilvl="0">
-      <w:startOverride w:val="1"/>
-    </w:lvlOverride>
-  </w:num>
-  <w:num w:numId="18" w16cid:durableId="813715698">
-    <w:abstractNumId w:val="62"/>
-  </w:num>
-  <w:num w:numId="19" w16cid:durableId="1732314991">
-    <w:abstractNumId w:val="15"/>
-  </w:num>
-  <w:num w:numId="20" w16cid:durableId="1106846333">
-    <w:abstractNumId w:val="98"/>
-  </w:num>
-  <w:num w:numId="21" w16cid:durableId="86313448">
-    <w:abstractNumId w:val="16"/>
-  </w:num>
-  <w:num w:numId="22" w16cid:durableId="653990417">
-    <w:abstractNumId w:val="36"/>
-  </w:num>
-  <w:num w:numId="23" w16cid:durableId="1426414858">
+  <w:num w:numId="65" w16cid:durableId="930941002">
     <w:abstractNumId w:val="51"/>
   </w:num>
-  <w:num w:numId="24" w16cid:durableId="1032419083">
-    <w:abstractNumId w:val="28"/>
-  </w:num>
-  <w:num w:numId="25" w16cid:durableId="1808401278">
-    <w:abstractNumId w:val="30"/>
-  </w:num>
-  <w:num w:numId="26" w16cid:durableId="1758089117">
-    <w:abstractNumId w:val="19"/>
-  </w:num>
-  <w:num w:numId="27" w16cid:durableId="1628464223">
-    <w:abstractNumId w:val="88"/>
-  </w:num>
-  <w:num w:numId="28" w16cid:durableId="98108147">
-    <w:abstractNumId w:val="61"/>
-  </w:num>
-  <w:num w:numId="29" w16cid:durableId="1869486294">
-    <w:abstractNumId w:val="100"/>
-  </w:num>
-  <w:num w:numId="30" w16cid:durableId="1263538881">
-    <w:abstractNumId w:val="49"/>
-  </w:num>
-  <w:num w:numId="31" w16cid:durableId="622493218">
-    <w:abstractNumId w:val="39"/>
-  </w:num>
-  <w:num w:numId="32" w16cid:durableId="2026132721">
-    <w:abstractNumId w:val="90"/>
-  </w:num>
-  <w:num w:numId="33" w16cid:durableId="188882670">
-    <w:abstractNumId w:val="47"/>
-  </w:num>
-  <w:num w:numId="34" w16cid:durableId="1044063583">
-    <w:abstractNumId w:val="95"/>
-  </w:num>
-  <w:num w:numId="35" w16cid:durableId="50354319">
-    <w:abstractNumId w:val="54"/>
-  </w:num>
-  <w:num w:numId="36" w16cid:durableId="1551500985">
-    <w:abstractNumId w:val="25"/>
-  </w:num>
-  <w:num w:numId="37" w16cid:durableId="1424373871">
-    <w:abstractNumId w:val="55"/>
-  </w:num>
-  <w:num w:numId="38" w16cid:durableId="1654065887">
-    <w:abstractNumId w:val="45"/>
-  </w:num>
-  <w:num w:numId="39" w16cid:durableId="1786659446">
-    <w:abstractNumId w:val="99"/>
-  </w:num>
-  <w:num w:numId="40" w16cid:durableId="1685941509">
-    <w:abstractNumId w:val="76"/>
-  </w:num>
-  <w:num w:numId="41" w16cid:durableId="411052701">
-    <w:abstractNumId w:val="76"/>
-  </w:num>
-  <w:num w:numId="42" w16cid:durableId="563100428">
-    <w:abstractNumId w:val="56"/>
-    <w:lvlOverride w:ilvl="0">
-      <w:startOverride w:val="1"/>
-    </w:lvlOverride>
-  </w:num>
-  <w:num w:numId="43" w16cid:durableId="1293706620">
-    <w:abstractNumId w:val="86"/>
-  </w:num>
-  <w:num w:numId="44" w16cid:durableId="2109620205">
-    <w:abstractNumId w:val="83"/>
-  </w:num>
-  <w:num w:numId="45" w16cid:durableId="269821182">
-    <w:abstractNumId w:val="41"/>
-  </w:num>
-  <w:num w:numId="46" w16cid:durableId="1911161073">
-    <w:abstractNumId w:val="43"/>
-  </w:num>
-  <w:num w:numId="47" w16cid:durableId="1666323370">
-    <w:abstractNumId w:val="17"/>
-  </w:num>
-  <w:num w:numId="48" w16cid:durableId="1633902948">
-    <w:abstractNumId w:val="89"/>
-  </w:num>
-  <w:num w:numId="49" w16cid:durableId="263077933">
+  <w:num w:numId="66" w16cid:durableId="212666378">
     <w:abstractNumId w:val="21"/>
   </w:num>
-  <w:num w:numId="50" w16cid:durableId="1304894394">
-    <w:abstractNumId w:val="72"/>
-  </w:num>
-  <w:num w:numId="51" w16cid:durableId="116533318">
-    <w:abstractNumId w:val="35"/>
-  </w:num>
-  <w:num w:numId="52" w16cid:durableId="618536523">
-    <w:abstractNumId w:val="65"/>
-  </w:num>
-  <w:num w:numId="53" w16cid:durableId="1653027531">
-    <w:abstractNumId w:val="4"/>
-  </w:num>
-  <w:num w:numId="54" w16cid:durableId="2142769373">
-    <w:abstractNumId w:val="57"/>
-  </w:num>
-  <w:num w:numId="55" w16cid:durableId="667710903">
-    <w:abstractNumId w:val="42"/>
-  </w:num>
-  <w:num w:numId="56" w16cid:durableId="22756029">
-    <w:abstractNumId w:val="32"/>
-  </w:num>
-  <w:num w:numId="57" w16cid:durableId="1867979855">
-    <w:abstractNumId w:val="34"/>
-  </w:num>
-  <w:num w:numId="58" w16cid:durableId="1777754608">
-    <w:abstractNumId w:val="91"/>
-  </w:num>
-  <w:num w:numId="59" w16cid:durableId="1331056578">
-    <w:abstractNumId w:val="33"/>
-  </w:num>
-  <w:num w:numId="60" w16cid:durableId="1896575460">
-    <w:abstractNumId w:val="66"/>
-    <w:lvlOverride w:ilvl="0">
-      <w:startOverride w:val="1"/>
-    </w:lvlOverride>
-  </w:num>
-  <w:num w:numId="61" w16cid:durableId="25719204">
-    <w:abstractNumId w:val="80"/>
-  </w:num>
-  <w:num w:numId="62" w16cid:durableId="163594697">
-    <w:abstractNumId w:val="97"/>
-  </w:num>
-  <w:num w:numId="63" w16cid:durableId="504593096">
-    <w:abstractNumId w:val="38"/>
-  </w:num>
-  <w:num w:numId="64" w16cid:durableId="1892306619">
-    <w:abstractNumId w:val="79"/>
-  </w:num>
-  <w:num w:numId="65" w16cid:durableId="930941002">
-    <w:abstractNumId w:val="50"/>
-  </w:num>
-  <w:num w:numId="66" w16cid:durableId="212666378">
-    <w:abstractNumId w:val="20"/>
-  </w:num>
   <w:num w:numId="67" w16cid:durableId="1229000677">
-    <w:abstractNumId w:val="60"/>
+    <w:abstractNumId w:val="62"/>
   </w:num>
   <w:num w:numId="68" w16cid:durableId="396130512">
     <w:abstractNumId w:val="1"/>
@@ -10784,40 +11116,40 @@
     <w:abstractNumId w:val="5"/>
   </w:num>
   <w:num w:numId="70" w16cid:durableId="1712193847">
-    <w:abstractNumId w:val="26"/>
+    <w:abstractNumId w:val="27"/>
   </w:num>
   <w:num w:numId="71" w16cid:durableId="618072317">
-    <w:abstractNumId w:val="82"/>
+    <w:abstractNumId w:val="85"/>
   </w:num>
   <w:num w:numId="72" w16cid:durableId="639454562">
-    <w:abstractNumId w:val="84"/>
+    <w:abstractNumId w:val="87"/>
   </w:num>
   <w:num w:numId="73" w16cid:durableId="958073087">
-    <w:abstractNumId w:val="63"/>
+    <w:abstractNumId w:val="65"/>
   </w:num>
   <w:num w:numId="74" w16cid:durableId="214320486">
     <w:abstractNumId w:val="2"/>
   </w:num>
   <w:num w:numId="75" w16cid:durableId="173419279">
-    <w:abstractNumId w:val="67"/>
+    <w:abstractNumId w:val="69"/>
   </w:num>
   <w:num w:numId="76" w16cid:durableId="891039873">
-    <w:abstractNumId w:val="22"/>
+    <w:abstractNumId w:val="23"/>
   </w:num>
   <w:num w:numId="77" w16cid:durableId="1128550427">
-    <w:abstractNumId w:val="52"/>
+    <w:abstractNumId w:val="53"/>
   </w:num>
   <w:num w:numId="78" w16cid:durableId="378826763">
-    <w:abstractNumId w:val="44"/>
+    <w:abstractNumId w:val="45"/>
   </w:num>
   <w:num w:numId="79" w16cid:durableId="1239364149">
-    <w:abstractNumId w:val="74"/>
+    <w:abstractNumId w:val="77"/>
   </w:num>
   <w:num w:numId="80" w16cid:durableId="1998462266">
-    <w:abstractNumId w:val="29"/>
+    <w:abstractNumId w:val="30"/>
   </w:num>
   <w:num w:numId="81" w16cid:durableId="185489346">
-    <w:abstractNumId w:val="48"/>
+    <w:abstractNumId w:val="49"/>
   </w:num>
   <w:num w:numId="82" w16cid:durableId="758142933">
     <w:abstractNumId w:val="0"/>
@@ -10826,76 +11158,85 @@
     <w:abstractNumId w:val="12"/>
   </w:num>
   <w:num w:numId="84" w16cid:durableId="1417357278">
-    <w:abstractNumId w:val="78"/>
+    <w:abstractNumId w:val="81"/>
   </w:num>
   <w:num w:numId="85" w16cid:durableId="1146777861">
     <w:abstractNumId w:val="13"/>
   </w:num>
   <w:num w:numId="86" w16cid:durableId="501285826">
-    <w:abstractNumId w:val="23"/>
+    <w:abstractNumId w:val="24"/>
     <w:lvlOverride w:ilvl="0">
       <w:startOverride w:val="1"/>
     </w:lvlOverride>
   </w:num>
   <w:num w:numId="87" w16cid:durableId="2123566714">
-    <w:abstractNumId w:val="31"/>
+    <w:abstractNumId w:val="32"/>
   </w:num>
   <w:num w:numId="88" w16cid:durableId="2089838011">
-    <w:abstractNumId w:val="93"/>
+    <w:abstractNumId w:val="96"/>
   </w:num>
   <w:num w:numId="89" w16cid:durableId="1660503640">
-    <w:abstractNumId w:val="46"/>
+    <w:abstractNumId w:val="47"/>
     <w:lvlOverride w:ilvl="0">
       <w:startOverride w:val="1"/>
     </w:lvlOverride>
   </w:num>
   <w:num w:numId="90" w16cid:durableId="1301838001">
-    <w:abstractNumId w:val="85"/>
+    <w:abstractNumId w:val="88"/>
   </w:num>
   <w:num w:numId="91" w16cid:durableId="1701272473">
     <w:abstractNumId w:val="3"/>
   </w:num>
   <w:num w:numId="92" w16cid:durableId="637147522">
-    <w:abstractNumId w:val="64"/>
+    <w:abstractNumId w:val="66"/>
   </w:num>
   <w:num w:numId="93" w16cid:durableId="811364132">
     <w:abstractNumId w:val="9"/>
   </w:num>
   <w:num w:numId="94" w16cid:durableId="35473039">
-    <w:abstractNumId w:val="75"/>
+    <w:abstractNumId w:val="78"/>
   </w:num>
   <w:num w:numId="95" w16cid:durableId="1490054236">
-    <w:abstractNumId w:val="71"/>
+    <w:abstractNumId w:val="74"/>
   </w:num>
   <w:num w:numId="96" w16cid:durableId="1804500093">
-    <w:abstractNumId w:val="18"/>
+    <w:abstractNumId w:val="19"/>
   </w:num>
   <w:num w:numId="97" w16cid:durableId="366369801">
-    <w:abstractNumId w:val="14"/>
+    <w:abstractNumId w:val="15"/>
   </w:num>
   <w:num w:numId="98" w16cid:durableId="1964730926">
-    <w:abstractNumId w:val="96"/>
+    <w:abstractNumId w:val="99"/>
   </w:num>
   <w:num w:numId="99" w16cid:durableId="148207869">
-    <w:abstractNumId w:val="73"/>
+    <w:abstractNumId w:val="76"/>
   </w:num>
   <w:num w:numId="100" w16cid:durableId="398986685">
-    <w:abstractNumId w:val="53"/>
+    <w:abstractNumId w:val="54"/>
   </w:num>
   <w:num w:numId="101" w16cid:durableId="74982169">
-    <w:abstractNumId w:val="69"/>
+    <w:abstractNumId w:val="72"/>
   </w:num>
   <w:num w:numId="102" w16cid:durableId="931624056">
-    <w:abstractNumId w:val="94"/>
+    <w:abstractNumId w:val="97"/>
   </w:num>
   <w:num w:numId="103" w16cid:durableId="364139834">
-    <w:abstractNumId w:val="77"/>
+    <w:abstractNumId w:val="80"/>
   </w:num>
   <w:num w:numId="104" w16cid:durableId="776950767">
-    <w:abstractNumId w:val="58"/>
+    <w:abstractNumId w:val="60"/>
   </w:num>
   <w:num w:numId="105" w16cid:durableId="1020473790">
     <w:abstractNumId w:val="7"/>
+  </w:num>
+  <w:num w:numId="106" w16cid:durableId="962032467">
+    <w:abstractNumId w:val="14"/>
+  </w:num>
+  <w:num w:numId="107" w16cid:durableId="1511676097">
+    <w:abstractNumId w:val="70"/>
+  </w:num>
+  <w:num w:numId="108" w16cid:durableId="559563688">
+    <w:abstractNumId w:val="58"/>
   </w:num>
 </w:numbering>
 </file>

--- a/templates/abk_tpl.docx
+++ b/templates/abk_tpl.docx
@@ -27,15 +27,15 @@
         <mc:AlternateContent>
           <mc:Choice Requires="wps">
             <w:drawing>
-              <wp:anchor distT="0" distB="0" distL="114300" distR="114300" simplePos="0" relativeHeight="251678720" behindDoc="0" locked="0" layoutInCell="1" allowOverlap="1" wp14:anchorId="4B28FD68" wp14:editId="55F91454">
+              <wp:anchor distT="0" distB="0" distL="114300" distR="114300" simplePos="0" relativeHeight="251679744" behindDoc="0" locked="0" layoutInCell="1" allowOverlap="1" wp14:anchorId="4B28FD68" wp14:editId="1203B180">
                 <wp:simplePos x="0" y="0"/>
                 <wp:positionH relativeFrom="margin">
-                  <wp:posOffset>2105535</wp:posOffset>
+                  <wp:posOffset>3199814</wp:posOffset>
                 </wp:positionH>
                 <wp:positionV relativeFrom="margin">
-                  <wp:posOffset>-283210</wp:posOffset>
+                  <wp:posOffset>-74328</wp:posOffset>
                 </wp:positionV>
-                <wp:extent cx="3708400" cy="913130"/>
+                <wp:extent cx="1916430" cy="791845"/>
                 <wp:effectExtent l="0" t="0" r="0" b="0"/>
                 <wp:wrapSquare wrapText="bothSides"/>
                 <wp:docPr id="630459660" name="文字方塊 2"/>
@@ -51,7 +51,7 @@
                       <wps:spPr bwMode="auto">
                         <a:xfrm>
                           <a:off x="0" y="0"/>
-                          <a:ext cx="3708400" cy="913130"/>
+                          <a:ext cx="1916430" cy="791845"/>
                         </a:xfrm>
                         <a:prstGeom prst="rect">
                           <a:avLst/>
@@ -72,7 +72,8 @@
                             </w:pPr>
                             <w:r>
                               <w:rPr>
-                                <w:rFonts w:ascii="DFPYuanMedium-B5" w:eastAsia="DFPYuanMedium-B5" w:hAnsi="DFPYuanMedium-B5"/>
+                                <w:rFonts w:ascii="jf open 粉圓 1.1" w:eastAsia="jf open 粉圓 1.1" w:hAnsi="jf open 粉圓 1.1"/>
+                                <w:color w:val="252525"/>
                                 <w:sz w:val="36"/>
                                 <w:szCs w:val="36"/>
                               </w:rPr>
@@ -102,7 +103,7 @@
                 <v:stroke joinstyle="miter"/>
                 <v:path gradientshapeok="t" o:connecttype="rect"/>
               </v:shapetype>
-              <v:shape id="文字方塊 2" o:spid="_x0000_s1026" type="#_x0000_t202" style="position:absolute;margin-left:165.8pt;margin-top:-22.3pt;width:292pt;height:71.9pt;z-index:251678720;visibility:visible;mso-wrap-style:square;mso-width-percent:0;mso-height-percent:0;mso-wrap-distance-left:9pt;mso-wrap-distance-top:0;mso-wrap-distance-right:9pt;mso-wrap-distance-bottom:0;mso-position-horizontal:absolute;mso-position-horizontal-relative:margin;mso-position-vertical:absolute;mso-position-vertical-relative:margin;mso-width-percent:0;mso-height-percent:0;mso-width-relative:margin;mso-height-relative:margin;v-text-anchor:top" o:gfxdata="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" filled="f" stroked="f">
+              <v:shape id="文字方塊 2" o:spid="_x0000_s1026" type="#_x0000_t202" style="position:absolute;margin-left:251.95pt;margin-top:-5.85pt;width:150.9pt;height:62.35pt;z-index:251679744;visibility:visible;mso-wrap-style:square;mso-width-percent:0;mso-height-percent:0;mso-wrap-distance-left:9pt;mso-wrap-distance-top:0;mso-wrap-distance-right:9pt;mso-wrap-distance-bottom:0;mso-position-horizontal:absolute;mso-position-horizontal-relative:margin;mso-position-vertical:absolute;mso-position-vertical-relative:margin;mso-width-percent:0;mso-height-percent:0;mso-width-relative:margin;mso-height-relative:margin;v-text-anchor:top" o:gfxdata="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" filled="f" stroked="f">
                 <v:textbox>
                   <w:txbxContent>
                     <w:p>
@@ -111,7 +112,8 @@
                       </w:pPr>
                       <w:r>
                         <w:rPr>
-                          <w:rFonts w:ascii="DFPYuanMedium-B5" w:eastAsia="DFPYuanMedium-B5" w:hAnsi="DFPYuanMedium-B5"/>
+                          <w:rFonts w:ascii="jf open 粉圓 1.1" w:eastAsia="jf open 粉圓 1.1" w:hAnsi="jf open 粉圓 1.1"/>
+                          <w:color w:val="252525"/>
                           <w:sz w:val="36"/>
                           <w:szCs w:val="36"/>
                         </w:rPr>
@@ -136,20 +138,128 @@
           <w14:ligatures w14:val="standardContextual"/>
         </w:rPr>
         <mc:AlternateContent>
+          <mc:Choice Requires="wps">
+            <w:drawing>
+              <wp:anchor distT="0" distB="0" distL="114300" distR="114300" simplePos="0" relativeHeight="251680768" behindDoc="0" locked="0" layoutInCell="1" allowOverlap="1" wp14:anchorId="1CF3112A" wp14:editId="780FC778">
+                <wp:simplePos x="0" y="0"/>
+                <wp:positionH relativeFrom="column">
+                  <wp:posOffset>5678605</wp:posOffset>
+                </wp:positionH>
+                <wp:positionV relativeFrom="paragraph">
+                  <wp:posOffset>396206</wp:posOffset>
+                </wp:positionV>
+                <wp:extent cx="727075" cy="402590"/>
+                <wp:effectExtent l="0" t="0" r="0" b="0"/>
+                <wp:wrapNone/>
+                <wp:docPr id="377284431" name="文字方塊 2"/>
+                <wp:cNvGraphicFramePr>
+                  <a:graphicFrameLocks xmlns:a="http://schemas.openxmlformats.org/drawingml/2006/main"/>
+                </wp:cNvGraphicFramePr>
+                <a:graphic xmlns:a="http://schemas.openxmlformats.org/drawingml/2006/main">
+                  <a:graphicData uri="http://schemas.microsoft.com/office/word/2010/wordprocessingShape">
+                    <wps:wsp>
+                      <wps:cNvSpPr txBox="1">
+                        <a:spLocks noChangeArrowheads="1"/>
+                      </wps:cNvSpPr>
+                      <wps:spPr bwMode="auto">
+                        <a:xfrm>
+                          <a:off x="0" y="0"/>
+                          <a:ext cx="727075" cy="402590"/>
+                        </a:xfrm>
+                        <a:prstGeom prst="rect">
+                          <a:avLst/>
+                        </a:prstGeom>
+                        <a:noFill/>
+                        <a:ln w="9525">
+                          <a:noFill/>
+                          <a:miter lim="800000"/>
+                          <a:headEnd/>
+                          <a:tailEnd/>
+                        </a:ln>
+                      </wps:spPr>
+                      <wps:txbx>
+                        <w:txbxContent>
+                          <w:p>
+                            <w:pPr>
+                              <w:adjustRightInd w:val="0"/>
+                              <w:spacing w:before="120"/>
+                              <w:rPr>
+                                <w:rFonts w:ascii="jf open 粉圓 1.1" w:eastAsia="jf open 粉圓 1.1" w:hAnsi="jf open 粉圓 1.1"/>
+                                <w:color w:val="252525"/>
+                              </w:rPr>
+                            </w:pPr>
+                            <w:r>
+                              <w:rPr>
+                                <w:rFonts w:ascii="jf open 粉圓 1.1" w:eastAsia="jf open 粉圓 1.1" w:hAnsi="jf open 粉圓 1.1" w:hint="eastAsia"/>
+                                <w:color w:val="252525"/>
+                              </w:rPr>
+                              <w:t>姓名｜</w:t>
+                            </w:r>
+                          </w:p>
+                        </w:txbxContent>
+                      </wps:txbx>
+                      <wps:bodyPr rot="0" vert="horz" wrap="square" lIns="91440" tIns="45720" rIns="91440" bIns="45720" anchor="t" anchorCtr="0">
+                        <a:noAutofit/>
+                      </wps:bodyPr>
+                    </wps:wsp>
+                  </a:graphicData>
+                </a:graphic>
+              </wp:anchor>
+            </w:drawing>
+          </mc:Choice>
+          <mc:Fallback>
+            <w:pict>
+              <v:shape w14:anchorId="1CF3112A" id="_x0000_s1027" type="#_x0000_t202" style="position:absolute;margin-left:447.15pt;margin-top:31.2pt;width:57.25pt;height:31.7pt;z-index:251680768;visibility:visible;mso-wrap-style:square;mso-wrap-distance-left:9pt;mso-wrap-distance-top:0;mso-wrap-distance-right:9pt;mso-wrap-distance-bottom:0;mso-position-horizontal:absolute;mso-position-horizontal-relative:text;mso-position-vertical:absolute;mso-position-vertical-relative:text;v-text-anchor:top" o:gfxdata="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" filled="f" stroked="f">
+                <v:textbox>
+                  <w:txbxContent>
+                    <w:p>
+                      <w:pPr>
+                        <w:adjustRightInd w:val="0"/>
+                        <w:spacing w:before="120"/>
+                        <w:rPr>
+                          <w:rFonts w:ascii="jf open 粉圓 1.1" w:eastAsia="jf open 粉圓 1.1" w:hAnsi="jf open 粉圓 1.1"/>
+                          <w:color w:val="252525"/>
+                        </w:rPr>
+                      </w:pPr>
+                      <w:r>
+                        <w:rPr>
+                          <w:rFonts w:ascii="jf open 粉圓 1.1" w:eastAsia="jf open 粉圓 1.1" w:hAnsi="jf open 粉圓 1.1" w:hint="eastAsia"/>
+                          <w:color w:val="252525"/>
+                        </w:rPr>
+                        <w:t>姓名｜</w:t>
+                      </w:r>
+                    </w:p>
+                  </w:txbxContent>
+                </v:textbox>
+              </v:shape>
+            </w:pict>
+          </mc:Fallback>
+        </mc:AlternateContent>
+      </w:r>
+      <w:r>
+        <w:rPr>
+          <w:rFonts w:eastAsia="DFPYuanMedium-B5"/>
+          <w:noProof/>
+          <w:color w:val="000000" w:themeColor="text1"/>
+          <w:sz w:val="20"/>
+          <w:szCs w:val="20"/>
+          <w14:ligatures w14:val="standardContextual"/>
+        </w:rPr>
+        <mc:AlternateContent>
           <mc:Choice Requires="wpg">
             <w:drawing>
-              <wp:anchor distT="0" distB="0" distL="114300" distR="114300" simplePos="0" relativeHeight="251685888" behindDoc="0" locked="0" layoutInCell="1" allowOverlap="1" wp14:anchorId="1F3BDFDF" wp14:editId="0B6AF4AF">
+              <wp:anchor distT="0" distB="0" distL="114300" distR="114300" simplePos="0" relativeHeight="251685888" behindDoc="0" locked="0" layoutInCell="1" allowOverlap="1" wp14:anchorId="6578D028" wp14:editId="470D7361">
                 <wp:simplePos x="0" y="0"/>
                 <wp:positionH relativeFrom="column">
-                  <wp:posOffset>5677152</wp:posOffset>
+                  <wp:posOffset>7003783</wp:posOffset>
                 </wp:positionH>
                 <wp:positionV relativeFrom="paragraph">
-                  <wp:posOffset>-77386</wp:posOffset>
+                  <wp:posOffset>-75565</wp:posOffset>
                 </wp:positionV>
-                <wp:extent cx="2642256" cy="874929"/>
-                <wp:effectExtent l="0" t="0" r="12065" b="0"/>
+                <wp:extent cx="1316073" cy="793934"/>
+                <wp:effectExtent l="0" t="0" r="17780" b="19050"/>
                 <wp:wrapNone/>
-                <wp:docPr id="1356714069" name="Group 47"/>
+                <wp:docPr id="1567695132" name="Group 31"/>
                 <wp:cNvGraphicFramePr/>
                 <a:graphic xmlns:a="http://schemas.openxmlformats.org/drawingml/2006/main">
                   <a:graphicData uri="http://schemas.microsoft.com/office/word/2010/wordprocessingGroup">
@@ -158,19 +268,19 @@
                       <wpg:grpSpPr>
                         <a:xfrm>
                           <a:off x="0" y="0"/>
-                          <a:ext cx="2642256" cy="874929"/>
+                          <a:ext cx="1316073" cy="793934"/>
                           <a:chOff x="0" y="0"/>
-                          <a:chExt cx="2642256" cy="874929"/>
+                          <a:chExt cx="1316073" cy="793934"/>
                         </a:xfrm>
                       </wpg:grpSpPr>
                       <wps:wsp>
-                        <wps:cNvPr id="1880807575" name="文字方塊 2"/>
+                        <wps:cNvPr id="217601959" name="文字方塊 2"/>
                         <wps:cNvSpPr txBox="1">
                           <a:spLocks noChangeArrowheads="1"/>
                         </wps:cNvSpPr>
                         <wps:spPr bwMode="auto">
                           <a:xfrm>
-                            <a:off x="0" y="472339"/>
+                            <a:off x="0" y="0"/>
                             <a:ext cx="727075" cy="402590"/>
                           </a:xfrm>
                           <a:prstGeom prst="rect">
@@ -200,7 +310,7 @@
                                   <w:rFonts w:ascii="jf open 粉圓 1.1" w:eastAsia="jf open 粉圓 1.1" w:hAnsi="jf open 粉圓 1.1" w:hint="eastAsia"/>
                                   <w:color w:val="252525"/>
                                 </w:rPr>
-                                <w:t>姓名｜</w:t>
+                                <w:t>得分</w:t>
                               </w:r>
                             </w:p>
                           </w:txbxContent>
@@ -209,105 +319,47 @@
                           <a:noAutofit/>
                         </wps:bodyPr>
                       </wps:wsp>
-                      <wpg:grpSp>
-                        <wpg:cNvPr id="732752471" name="Group 31"/>
-                        <wpg:cNvGrpSpPr/>
-                        <wpg:grpSpPr>
+                      <wps:wsp>
+                        <wps:cNvPr id="251135237" name="Rectangle 30"/>
+                        <wps:cNvSpPr/>
+                        <wps:spPr>
                           <a:xfrm>
-                            <a:off x="1326183" y="0"/>
-                            <a:ext cx="1316073" cy="793934"/>
-                            <a:chOff x="0" y="0"/>
-                            <a:chExt cx="1316073" cy="793934"/>
+                            <a:off x="512163" y="112593"/>
+                            <a:ext cx="803910" cy="681341"/>
                           </a:xfrm>
-                        </wpg:grpSpPr>
-                        <wps:wsp>
-                          <wps:cNvPr id="121708084" name="文字方塊 2"/>
-                          <wps:cNvSpPr txBox="1">
-                            <a:spLocks noChangeArrowheads="1"/>
-                          </wps:cNvSpPr>
-                          <wps:spPr bwMode="auto">
-                            <a:xfrm>
-                              <a:off x="0" y="0"/>
-                              <a:ext cx="727075" cy="402590"/>
-                            </a:xfrm>
-                            <a:prstGeom prst="rect">
-                              <a:avLst/>
-                            </a:prstGeom>
-                            <a:noFill/>
-                            <a:ln w="9525">
-                              <a:noFill/>
-                              <a:miter lim="800000"/>
-                              <a:headEnd/>
-                              <a:tailEnd/>
-                            </a:ln>
-                          </wps:spPr>
-                          <wps:txbx>
-                            <w:txbxContent>
-                              <w:p>
-                                <w:pPr>
-                                  <w:adjustRightInd w:val="0"/>
-                                  <w:spacing w:before="120"/>
-                                  <w:rPr>
-                                    <w:rFonts w:ascii="jf open 粉圓 1.1" w:eastAsia="jf open 粉圓 1.1" w:hAnsi="jf open 粉圓 1.1"/>
-                                    <w:color w:val="252525"/>
-                                  </w:rPr>
-                                </w:pPr>
-                                <w:r>
-                                  <w:rPr>
-                                    <w:rFonts w:ascii="jf open 粉圓 1.1" w:eastAsia="jf open 粉圓 1.1" w:hAnsi="jf open 粉圓 1.1" w:hint="eastAsia"/>
-                                    <w:color w:val="252525"/>
-                                  </w:rPr>
-                                  <w:t>得分</w:t>
-                                </w:r>
-                              </w:p>
-                            </w:txbxContent>
-                          </wps:txbx>
-                          <wps:bodyPr rot="0" vert="horz" wrap="square" lIns="91440" tIns="45720" rIns="91440" bIns="45720" anchor="t" anchorCtr="0">
-                            <a:noAutofit/>
-                          </wps:bodyPr>
-                        </wps:wsp>
-                        <wps:wsp>
-                          <wps:cNvPr id="1859855978" name="Rectangle 30"/>
-                          <wps:cNvSpPr/>
-                          <wps:spPr>
-                            <a:xfrm>
-                              <a:off x="512163" y="112593"/>
-                              <a:ext cx="803910" cy="681341"/>
-                            </a:xfrm>
-                            <a:prstGeom prst="rect">
-                              <a:avLst/>
-                            </a:prstGeom>
-                            <a:noFill/>
-                            <a:ln w="28575">
-                              <a:solidFill>
-                                <a:schemeClr val="tx1"/>
-                              </a:solidFill>
-                            </a:ln>
-                          </wps:spPr>
-                          <wps:style>
-                            <a:lnRef idx="2">
-                              <a:schemeClr val="accent1">
-                                <a:shade val="15000"/>
-                              </a:schemeClr>
-                            </a:lnRef>
-                            <a:fillRef idx="1">
-                              <a:schemeClr val="accent1"/>
-                            </a:fillRef>
-                            <a:effectRef idx="0">
-                              <a:schemeClr val="accent1"/>
-                            </a:effectRef>
-                            <a:fontRef idx="minor">
-                              <a:schemeClr val="lt1"/>
-                            </a:fontRef>
-                          </wps:style>
-                          <wps:bodyPr rot="0" spcFirstLastPara="0" vertOverflow="overflow" horzOverflow="overflow" vert="horz" wrap="square" lIns="91440" tIns="45720" rIns="91440" bIns="45720" numCol="1" spcCol="0" rtlCol="0" fromWordArt="0" anchor="ctr" anchorCtr="0" forceAA="0" compatLnSpc="1">
-                            <a:prstTxWarp prst="textNoShape">
-                              <a:avLst/>
-                            </a:prstTxWarp>
-                            <a:noAutofit/>
-                          </wps:bodyPr>
-                        </wps:wsp>
-                      </wpg:grpSp>
+                          <a:prstGeom prst="rect">
+                            <a:avLst/>
+                          </a:prstGeom>
+                          <a:noFill/>
+                          <a:ln w="28575">
+                            <a:solidFill>
+                              <a:schemeClr val="tx1"/>
+                            </a:solidFill>
+                          </a:ln>
+                        </wps:spPr>
+                        <wps:style>
+                          <a:lnRef idx="2">
+                            <a:schemeClr val="accent1">
+                              <a:shade val="15000"/>
+                            </a:schemeClr>
+                          </a:lnRef>
+                          <a:fillRef idx="1">
+                            <a:schemeClr val="accent1"/>
+                          </a:fillRef>
+                          <a:effectRef idx="0">
+                            <a:schemeClr val="accent1"/>
+                          </a:effectRef>
+                          <a:fontRef idx="minor">
+                            <a:schemeClr val="lt1"/>
+                          </a:fontRef>
+                        </wps:style>
+                        <wps:bodyPr rot="0" spcFirstLastPara="0" vertOverflow="overflow" horzOverflow="overflow" vert="horz" wrap="square" lIns="91440" tIns="45720" rIns="91440" bIns="45720" numCol="1" spcCol="0" rtlCol="0" fromWordArt="0" anchor="ctr" anchorCtr="0" forceAA="0" compatLnSpc="1">
+                          <a:prstTxWarp prst="textNoShape">
+                            <a:avLst/>
+                          </a:prstTxWarp>
+                          <a:noAutofit/>
+                        </wps:bodyPr>
+                      </wps:wsp>
                     </wpg:wgp>
                   </a:graphicData>
                 </a:graphic>
@@ -316,8 +368,8 @@
           </mc:Choice>
           <mc:Fallback>
             <w:pict>
-              <v:group w14:anchorId="1F3BDFDF" id="Group 47" o:spid="_x0000_s1027" style="position:absolute;margin-left:447pt;margin-top:-6.1pt;width:208.05pt;height:68.9pt;z-index:251685888" coordsize="26422,8749" o:gfxdata="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">
-                <v:shape id="_x0000_s1028" type="#_x0000_t202" style="position:absolute;top:4723;width:7270;height:4026;visibility:visible;mso-wrap-style:square;v-text-anchor:top" o:gfxdata="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" filled="f" stroked="f">
+              <v:group w14:anchorId="6578D028" id="Group 31" o:spid="_x0000_s1028" style="position:absolute;margin-left:551.5pt;margin-top:-5.95pt;width:103.65pt;height:62.5pt;z-index:251685888" coordsize="13160,7939" o:gfxdata="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">
+                <v:shape id="_x0000_s1029" type="#_x0000_t202" style="position:absolute;width:7270;height:4025;visibility:visible;mso-wrap-style:square;v-text-anchor:top" o:gfxdata="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" filled="f" stroked="f">
                   <v:textbox>
                     <w:txbxContent>
                       <w:p>
@@ -334,38 +386,13 @@
                             <w:rFonts w:ascii="jf open 粉圓 1.1" w:eastAsia="jf open 粉圓 1.1" w:hAnsi="jf open 粉圓 1.1" w:hint="eastAsia"/>
                             <w:color w:val="252525"/>
                           </w:rPr>
-                          <w:t>姓名｜</w:t>
+                          <w:t>得分</w:t>
                         </w:r>
                       </w:p>
                     </w:txbxContent>
                   </v:textbox>
                 </v:shape>
-                <v:group id="Group 31" o:spid="_x0000_s1029" style="position:absolute;left:13261;width:13161;height:7939" coordsize="13160,7939" o:gfxdata="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">
-                  <v:shape id="_x0000_s1030" type="#_x0000_t202" style="position:absolute;width:7270;height:4025;visibility:visible;mso-wrap-style:square;v-text-anchor:top" o:gfxdata="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" filled="f" stroked="f">
-                    <v:textbox>
-                      <w:txbxContent>
-                        <w:p>
-                          <w:pPr>
-                            <w:adjustRightInd w:val="0"/>
-                            <w:spacing w:before="120"/>
-                            <w:rPr>
-                              <w:rFonts w:ascii="jf open 粉圓 1.1" w:eastAsia="jf open 粉圓 1.1" w:hAnsi="jf open 粉圓 1.1"/>
-                              <w:color w:val="252525"/>
-                            </w:rPr>
-                          </w:pPr>
-                          <w:r>
-                            <w:rPr>
-                              <w:rFonts w:ascii="jf open 粉圓 1.1" w:eastAsia="jf open 粉圓 1.1" w:hAnsi="jf open 粉圓 1.1" w:hint="eastAsia"/>
-                              <w:color w:val="252525"/>
-                            </w:rPr>
-                            <w:t>得分</w:t>
-                          </w:r>
-                        </w:p>
-                      </w:txbxContent>
-                    </v:textbox>
-                  </v:shape>
-                  <v:rect id="Rectangle 30" o:spid="_x0000_s1031" style="position:absolute;left:5121;top:1125;width:8039;height:6814;visibility:visible;mso-wrap-style:square;v-text-anchor:middle" o:gfxdata="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" filled="f" strokecolor="black [3213]" strokeweight="2.25pt"/>
-                </v:group>
+                <v:rect id="Rectangle 30" o:spid="_x0000_s1030" style="position:absolute;left:5121;top:1125;width:8039;height:6814;visibility:visible;mso-wrap-style:square;v-text-anchor:middle" o:gfxdata="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" filled="f" strokecolor="black [3213]" strokeweight="2.25pt"/>
               </v:group>
             </w:pict>
           </mc:Fallback>
@@ -383,7 +410,7 @@
         <mc:AlternateContent>
           <mc:Choice Requires="wpg">
             <w:drawing>
-              <wp:anchor distT="0" distB="0" distL="114300" distR="114300" simplePos="0" relativeHeight="251677696" behindDoc="0" locked="0" layoutInCell="1" allowOverlap="1" wp14:anchorId="6C12B264" wp14:editId="42220FC7">
+              <wp:anchor distT="0" distB="0" distL="114300" distR="114300" simplePos="0" relativeHeight="251678720" behindDoc="0" locked="0" layoutInCell="1" allowOverlap="1" wp14:anchorId="6C12B264" wp14:editId="69360521">
                 <wp:simplePos x="0" y="0"/>
                 <wp:positionH relativeFrom="column">
                   <wp:posOffset>-11526</wp:posOffset>
@@ -437,7 +464,7 @@
                           <a:prstGeom prst="rect">
                             <a:avLst/>
                           </a:prstGeom>
-                          <a:noFill/>
+                          <a:grpFill/>
                           <a:ln>
                             <a:noFill/>
                           </a:ln>
@@ -517,7 +544,7 @@
           </mc:Choice>
           <mc:Fallback>
             <w:pict>
-              <v:group w14:anchorId="307892BF" id="Group 13" o:spid="_x0000_s1026" style="position:absolute;margin-left:-.9pt;margin-top:.5pt;width:660.1pt;height:64.95pt;z-index:251677696;mso-width-relative:margin;mso-height-relative:margin" coordorigin=",876" coordsize="83839,6419" o:gfxdata="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">
+              <v:group w14:anchorId="46FC2F6D" id="Group 13" o:spid="_x0000_s1026" style="position:absolute;margin-left:-.9pt;margin-top:.5pt;width:660.1pt;height:64.95pt;z-index:251678720;mso-width-relative:margin;mso-height-relative:margin" coordorigin=",876" coordsize="83839,6419" o:gfxdata="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">
                 <v:shapetype id="_x0000_t75" coordsize="21600,21600" o:spt="75" o:preferrelative="t" path="m@4@5l@4@11@9@11@9@5xe" filled="f" stroked="f">
                   <v:stroke joinstyle="miter"/>
                   <v:formulas>
@@ -664,7 +691,7 @@
       </w:pPr>
       <w:r>
         <w:rPr>
-          <w:rFonts w:eastAsia="DFPYuanMedium-B5"/>
+          <w:rFonts w:ascii="Times New Roman" w:hAnsi="Times New Roman" w:eastAsia="DFPYuanMedium-B5" w:hint="eastAsia"/>
           <w:sz w:val="24"/>
           <w:szCs w:val="24"/>
         </w:rPr>
@@ -672,7 +699,7 @@
       </w:r>
       <w:r>
         <w:rPr>
-          <w:rFonts w:eastAsia="DFPYuanMedium-B5"/>
+          <w:rFonts w:ascii="Times New Roman" w:hAnsi="Times New Roman" w:eastAsia="DFPYuanMedium-B5" w:hint="eastAsia"/>
           <w:sz w:val="20"/>
           <w:szCs w:val="20"/>
         </w:rPr>
@@ -690,7 +717,7 @@
       </w:pPr>
       <w:r>
         <w:rPr>
-          <w:rFonts w:eastAsia="DFPYuanMedium-B5"/>
+          <w:rFonts w:ascii="Times New Roman" w:hAnsi="Times New Roman" w:eastAsia="DFPYuanMedium-B5" w:hint="eastAsia"/>
           <w:sz w:val="20"/>
           <w:szCs w:val="20"/>
         </w:rPr>
@@ -721,33 +748,21 @@
     </w:p>
     <w:p>
       <w:pPr>
-        <w:pStyle w:val="ListParagraph"/>
-        <w:widowControl/>
-        <w:numPr>
-          <w:ilvl w:val="0"/>
-          <w:numId w:val="100"/>
-        </w:numPr>
-        <w:tabs>
-          <w:tab w:val="left" w:pos="0"/>
-          <w:tab w:val="left" w:pos="709"/>
-          <w:tab w:val="left" w:pos="1985"/>
-          <w:tab w:val="left" w:pos="3260"/>
-          <w:tab w:val="left" w:pos="4536"/>
-        </w:tabs>
-        <w:snapToGrid w:val="0"/>
-        <w:spacing w:after="120"/>
-        <w:ind w:left="567" w:hanging="425"/>
-        <w:contextualSpacing w:val="0"/>
+        <w:spacing w:after="140"/>
+        <w:ind w:left="480" w:hanging="480"/>
+      </w:pPr>
+      <w:r>
         <w:rPr>
-          <w:rFonts w:eastAsia="DFPYuanMedium-B5"/>
+          <w:rFonts w:ascii="Times New Roman" w:hAnsi="Times New Roman" w:eastAsia="DFPYuanMedium-B5" w:hint="eastAsia"/>
+          <w:b/>
           <w:sz w:val="20"/>
           <w:szCs w:val="20"/>
         </w:rPr>
-      </w:pPr>
+        <w:t xml:space="preserve">{no}. </w:t>
+      </w:r>
       <w:r>
         <w:rPr>
-          <w:rFonts w:eastAsia="DFPYuanMedium-B5"/>
-          <w:color w:val="000000"/>
+          <w:rFonts w:ascii="Times New Roman" w:hAnsi="Times New Roman" w:eastAsia="DFPYuanMedium-B5" w:hint="eastAsia"/>
           <w:sz w:val="20"/>
           <w:szCs w:val="20"/>
         </w:rPr>
@@ -1201,7 +1216,7 @@
                               <w:spacing w:before="120"/>
                               <w:jc w:val="right"/>
                               <w:rPr>
-                                <w:rFonts w:ascii="DFPYuanMedium-B5" w:eastAsia="DFPYuanMedium-B5" w:hAnsi="DFPYuanMedium-B5" w:hint="eastAsia"/>
+                                <w:rFonts w:ascii="DFPYuanMedium-B5" w:eastAsia="DFPYuanMedium-B5" w:hAnsi="DFPYuanMedium-B5"/>
                                 <w:sz w:val="18"/>
                                 <w:szCs w:val="18"/>
                               </w:rPr>
@@ -1212,15 +1227,7 @@
                                 <w:sz w:val="18"/>
                                 <w:szCs w:val="18"/>
                               </w:rPr>
-                              <w:t>SCI-JB</w:t>
-                            </w:r>
-                            <w:r>
-                              <w:rPr>
-                                <w:rFonts w:ascii="DFPYuanMedium-B5" w:eastAsia="DFPYuanMedium-B5" w:hAnsi="DFPYuanMedium-B5" w:hint="eastAsia"/>
-                                <w:sz w:val="18"/>
-                                <w:szCs w:val="18"/>
-                              </w:rPr>
-                              <w:t>{book}</w:t>
+                              <w:t>SCI-JB3</w:t>
                             </w:r>
                             <w:r>
                               <w:rPr>
@@ -1240,11 +1247,11 @@
                             </w:r>
                             <w:r>
                               <w:rPr>
-                                <w:rFonts w:ascii="DFPYuanMedium-B5" w:eastAsia="DFPYuanMedium-B5" w:hAnsi="DFPYuanMedium-B5" w:hint="eastAsia"/>
+                                <w:rFonts w:ascii="DFPYuanMedium-B5" w:eastAsia="DFPYuanMedium-B5" w:hAnsi="DFPYuanMedium-B5"/>
                                 <w:sz w:val="18"/>
                                 <w:szCs w:val="18"/>
                               </w:rPr>
-                              <w:t xml:space="preserve">{unit} </w:t>
+                              <w:t>2</w:t>
                             </w:r>
                             <w:r>
                               <w:rPr>
@@ -1252,7 +1259,7 @@
                                 <w:sz w:val="18"/>
                                 <w:szCs w:val="18"/>
                               </w:rPr>
-                              <w:t>A</w:t>
+                              <w:t>-</w:t>
                             </w:r>
                             <w:r>
                               <w:rPr>
@@ -1260,7 +1267,31 @@
                                 <w:sz w:val="18"/>
                                 <w:szCs w:val="18"/>
                               </w:rPr>
-                              <w:t>,</w:t>
+                              <w:t>2</w:t>
+                            </w:r>
+                            <w:r>
+                              <w:rPr>
+                                <w:rFonts w:ascii="DFPYuanMedium-B5" w:eastAsia="DFPYuanMedium-B5" w:hAnsi="DFPYuanMedium-B5" w:hint="eastAsia"/>
+                                <w:sz w:val="18"/>
+                                <w:szCs w:val="18"/>
+                              </w:rPr>
+                              <w:t>+</w:t>
+                            </w:r>
+                            <w:r>
+                              <w:rPr>
+                                <w:rFonts w:ascii="DFPYuanMedium-B5" w:eastAsia="DFPYuanMedium-B5" w:hAnsi="DFPYuanMedium-B5"/>
+                                <w:sz w:val="18"/>
+                                <w:szCs w:val="18"/>
+                              </w:rPr>
+                              <w:t>2-</w:t>
+                            </w:r>
+                            <w:r>
+                              <w:rPr>
+                                <w:rFonts w:ascii="DFPYuanMedium-B5" w:eastAsia="DFPYuanMedium-B5" w:hAnsi="DFPYuanMedium-B5"/>
+                                <w:sz w:val="18"/>
+                                <w:szCs w:val="18"/>
+                              </w:rPr>
+                              <w:t>3</w:t>
                             </w:r>
                             <w:r>
                               <w:rPr>
@@ -1269,22 +1300,6 @@
                                 <w:szCs w:val="18"/>
                               </w:rPr>
                               <w:t>B</w:t>
-                            </w:r>
-                            <w:r>
-                              <w:rPr>
-                                <w:rFonts w:ascii="DFPYuanMedium-B5" w:eastAsia="DFPYuanMedium-B5" w:hAnsi="DFPYuanMedium-B5"/>
-                                <w:sz w:val="18"/>
-                                <w:szCs w:val="18"/>
-                              </w:rPr>
-                              <w:t>,</w:t>
-                            </w:r>
-                            <w:r>
-                              <w:rPr>
-                                <w:rFonts w:ascii="DFPYuanMedium-B5" w:eastAsia="DFPYuanMedium-B5" w:hAnsi="DFPYuanMedium-B5"/>
-                                <w:sz w:val="18"/>
-                                <w:szCs w:val="18"/>
-                              </w:rPr>
-                              <w:t>K</w:t>
                             </w:r>
                           </w:p>
                           <w:p>
@@ -1318,12 +1333,12 @@
         </mc:Choice>
         <mc:Fallback>
           <w:pict>
-            <v:group w14:anchorId="245B26A5" id="Group 18" o:spid="_x0000_s1034" style="position:absolute;margin-left:-.9pt;margin-top:-22.1pt;width:660.1pt;height:27.7pt;z-index:251668480;mso-width-relative:margin;mso-height-relative:margin" coordorigin="1169,1182" coordsize="69410,3523" o:gfxdata="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">
+            <v:group w14:anchorId="245B26A5" id="Group 18" o:spid="_x0000_s1067" style="position:absolute;margin-left:-.9pt;margin-top:-22.1pt;width:660.1pt;height:27.7pt;z-index:251668480;mso-width-relative:margin;mso-height-relative:margin" coordorigin="1169,1182" coordsize="69410,3523" o:gfxdata="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">
               <v:shapetype id="_x0000_t202" coordsize="21600,21600" o:spt="202" path="m,l,21600r21600,l21600,xe">
                 <v:stroke joinstyle="miter"/>
                 <v:path gradientshapeok="t" o:connecttype="rect"/>
               </v:shapetype>
-              <v:shape id="_x0000_s1035" type="#_x0000_t202" style="position:absolute;left:1169;top:1182;width:11377;height:3190;visibility:visible;mso-wrap-style:square;v-text-anchor:top" o:gfxdata="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" filled="f" stroked="f">
+              <v:shape id="_x0000_s1068" type="#_x0000_t202" style="position:absolute;left:1169;top:1182;width:11377;height:3190;visibility:visible;mso-wrap-style:square;v-text-anchor:top" o:gfxdata="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" filled="f" stroked="f">
                 <v:textbox>
                   <w:txbxContent>
                     <w:p>
@@ -1355,7 +1370,7 @@
                   </w:txbxContent>
                 </v:textbox>
               </v:shape>
-              <v:shape id="_x0000_s1036" type="#_x0000_t202" style="position:absolute;left:52913;top:1516;width:17666;height:3190;visibility:visible;mso-wrap-style:square;v-text-anchor:top" o:gfxdata="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" filled="f" stroked="f">
+              <v:shape id="_x0000_s1069" type="#_x0000_t202" style="position:absolute;left:52913;top:1516;width:17666;height:3190;visibility:visible;mso-wrap-style:square;v-text-anchor:top" o:gfxdata="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" filled="f" stroked="f">
                 <v:textbox>
                   <w:txbxContent>
                     <w:p>
@@ -1364,7 +1379,7 @@
                         <w:spacing w:before="120"/>
                         <w:jc w:val="right"/>
                         <w:rPr>
-                          <w:rFonts w:ascii="DFPYuanMedium-B5" w:eastAsia="DFPYuanMedium-B5" w:hAnsi="DFPYuanMedium-B5" w:hint="eastAsia"/>
+                          <w:rFonts w:ascii="DFPYuanMedium-B5" w:eastAsia="DFPYuanMedium-B5" w:hAnsi="DFPYuanMedium-B5"/>
                           <w:sz w:val="18"/>
                           <w:szCs w:val="18"/>
                         </w:rPr>
@@ -1375,15 +1390,7 @@
                           <w:sz w:val="18"/>
                           <w:szCs w:val="18"/>
                         </w:rPr>
-                        <w:t>SCI-JB</w:t>
-                      </w:r>
-                      <w:r>
-                        <w:rPr>
-                          <w:rFonts w:ascii="DFPYuanMedium-B5" w:eastAsia="DFPYuanMedium-B5" w:hAnsi="DFPYuanMedium-B5" w:hint="eastAsia"/>
-                          <w:sz w:val="18"/>
-                          <w:szCs w:val="18"/>
-                        </w:rPr>
-                        <w:t>{book}</w:t>
+                        <w:t>SCI-JB3</w:t>
                       </w:r>
                       <w:r>
                         <w:rPr>
@@ -1403,11 +1410,11 @@
                       </w:r>
                       <w:r>
                         <w:rPr>
-                          <w:rFonts w:ascii="DFPYuanMedium-B5" w:eastAsia="DFPYuanMedium-B5" w:hAnsi="DFPYuanMedium-B5" w:hint="eastAsia"/>
+                          <w:rFonts w:ascii="DFPYuanMedium-B5" w:eastAsia="DFPYuanMedium-B5" w:hAnsi="DFPYuanMedium-B5"/>
                           <w:sz w:val="18"/>
                           <w:szCs w:val="18"/>
                         </w:rPr>
-                        <w:t xml:space="preserve">{unit} </w:t>
+                        <w:t>2</w:t>
                       </w:r>
                       <w:r>
                         <w:rPr>
@@ -1415,7 +1422,7 @@
                           <w:sz w:val="18"/>
                           <w:szCs w:val="18"/>
                         </w:rPr>
-                        <w:t>A</w:t>
+                        <w:t>-</w:t>
                       </w:r>
                       <w:r>
                         <w:rPr>
@@ -1423,7 +1430,31 @@
                           <w:sz w:val="18"/>
                           <w:szCs w:val="18"/>
                         </w:rPr>
-                        <w:t>,</w:t>
+                        <w:t>2</w:t>
+                      </w:r>
+                      <w:r>
+                        <w:rPr>
+                          <w:rFonts w:ascii="DFPYuanMedium-B5" w:eastAsia="DFPYuanMedium-B5" w:hAnsi="DFPYuanMedium-B5" w:hint="eastAsia"/>
+                          <w:sz w:val="18"/>
+                          <w:szCs w:val="18"/>
+                        </w:rPr>
+                        <w:t>+</w:t>
+                      </w:r>
+                      <w:r>
+                        <w:rPr>
+                          <w:rFonts w:ascii="DFPYuanMedium-B5" w:eastAsia="DFPYuanMedium-B5" w:hAnsi="DFPYuanMedium-B5"/>
+                          <w:sz w:val="18"/>
+                          <w:szCs w:val="18"/>
+                        </w:rPr>
+                        <w:t>2-</w:t>
+                      </w:r>
+                      <w:r>
+                        <w:rPr>
+                          <w:rFonts w:ascii="DFPYuanMedium-B5" w:eastAsia="DFPYuanMedium-B5" w:hAnsi="DFPYuanMedium-B5"/>
+                          <w:sz w:val="18"/>
+                          <w:szCs w:val="18"/>
+                        </w:rPr>
+                        <w:t>3</w:t>
                       </w:r>
                       <w:r>
                         <w:rPr>
@@ -1432,22 +1463,6 @@
                           <w:szCs w:val="18"/>
                         </w:rPr>
                         <w:t>B</w:t>
-                      </w:r>
-                      <w:r>
-                        <w:rPr>
-                          <w:rFonts w:ascii="DFPYuanMedium-B5" w:eastAsia="DFPYuanMedium-B5" w:hAnsi="DFPYuanMedium-B5"/>
-                          <w:sz w:val="18"/>
-                          <w:szCs w:val="18"/>
-                        </w:rPr>
-                        <w:t>,</w:t>
-                      </w:r>
-                      <w:r>
-                        <w:rPr>
-                          <w:rFonts w:ascii="DFPYuanMedium-B5" w:eastAsia="DFPYuanMedium-B5" w:hAnsi="DFPYuanMedium-B5"/>
-                          <w:sz w:val="18"/>
-                          <w:szCs w:val="18"/>
-                        </w:rPr>
-                        <w:t>K</w:t>
                       </w:r>
                     </w:p>
                     <w:p>
@@ -1742,12 +1757,12 @@
         </mc:Choice>
         <mc:Fallback>
           <w:pict>
-            <v:group w14:anchorId="4048D024" id="_x0000_s1037" style="position:absolute;margin-left:-.9pt;margin-top:-22.1pt;width:660.1pt;height:27.7pt;z-index:251672576;mso-width-relative:margin;mso-height-relative:margin" coordorigin="1169,1182" coordsize="69410,3523" o:gfxdata="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">
+            <v:group w14:anchorId="4048D024" id="_x0000_s1070" style="position:absolute;margin-left:-.9pt;margin-top:-22.1pt;width:660.1pt;height:27.7pt;z-index:251672576;mso-width-relative:margin;mso-height-relative:margin" coordorigin="1169,1182" coordsize="69410,3523" o:gfxdata="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">
               <v:shapetype id="_x0000_t202" coordsize="21600,21600" o:spt="202" path="m,l,21600r21600,l21600,xe">
                 <v:stroke joinstyle="miter"/>
                 <v:path gradientshapeok="t" o:connecttype="rect"/>
               </v:shapetype>
-              <v:shape id="_x0000_s1038" type="#_x0000_t202" style="position:absolute;left:1169;top:1182;width:11377;height:3190;visibility:visible;mso-wrap-style:square;v-text-anchor:top" o:gfxdata="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" filled="f" stroked="f">
+              <v:shape id="_x0000_s1071" type="#_x0000_t202" style="position:absolute;left:1169;top:1182;width:11377;height:3190;visibility:visible;mso-wrap-style:square;v-text-anchor:top" o:gfxdata="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" filled="f" stroked="f">
                 <v:textbox>
                   <w:txbxContent>
                     <w:p>
@@ -1779,7 +1794,7 @@
                   </w:txbxContent>
                 </v:textbox>
               </v:shape>
-              <v:shape id="_x0000_s1039" type="#_x0000_t202" style="position:absolute;left:52913;top:1516;width:17666;height:3190;visibility:visible;mso-wrap-style:square;v-text-anchor:top" o:gfxdata="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" filled="f" stroked="f">
+              <v:shape id="_x0000_s1072" type="#_x0000_t202" style="position:absolute;left:52913;top:1516;width:17666;height:3190;visibility:visible;mso-wrap-style:square;v-text-anchor:top" o:gfxdata="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" filled="f" stroked="f">
                 <v:textbox>
                   <w:txbxContent>
                     <w:p>
@@ -3146,97 +3161,6 @@
     </w:lvl>
   </w:abstractNum>
   <w:abstractNum w:abstractNumId="14" w15:restartNumberingAfterBreak="0">
-    <w:nsid w:val="10251A63"/>
-    <w:multiLevelType w:val="hybridMultilevel"/>
-    <w:tmpl w:val="F728695C"/>
-    <w:lvl w:ilvl="0" w:tplc="2B8E5182">
-      <w:start w:val="1"/>
-      <w:numFmt w:val="japaneseCounting"/>
-      <w:lvlText w:val="%1、"/>
-      <w:lvlJc w:val="left"/>
-      <w:pPr>
-        <w:ind w:left="862" w:hanging="360"/>
-      </w:pPr>
-      <w:rPr>
-        <w:rFonts w:hint="default"/>
-        <w:sz w:val="24"/>
-        <w:szCs w:val="24"/>
-      </w:rPr>
-    </w:lvl>
-    <w:lvl w:ilvl="1" w:tplc="04090019" w:tentative="1">
-      <w:start w:val="1"/>
-      <w:numFmt w:val="lowerLetter"/>
-      <w:lvlText w:val="%2."/>
-      <w:lvlJc w:val="left"/>
-      <w:pPr>
-        <w:ind w:left="1582" w:hanging="360"/>
-      </w:pPr>
-    </w:lvl>
-    <w:lvl w:ilvl="2" w:tplc="0409001B" w:tentative="1">
-      <w:start w:val="1"/>
-      <w:numFmt w:val="lowerRoman"/>
-      <w:lvlText w:val="%3."/>
-      <w:lvlJc w:val="right"/>
-      <w:pPr>
-        <w:ind w:left="2302" w:hanging="180"/>
-      </w:pPr>
-    </w:lvl>
-    <w:lvl w:ilvl="3" w:tplc="0409000F" w:tentative="1">
-      <w:start w:val="1"/>
-      <w:numFmt w:val="decimal"/>
-      <w:lvlText w:val="%4."/>
-      <w:lvlJc w:val="left"/>
-      <w:pPr>
-        <w:ind w:left="3022" w:hanging="360"/>
-      </w:pPr>
-    </w:lvl>
-    <w:lvl w:ilvl="4" w:tplc="04090019" w:tentative="1">
-      <w:start w:val="1"/>
-      <w:numFmt w:val="lowerLetter"/>
-      <w:lvlText w:val="%5."/>
-      <w:lvlJc w:val="left"/>
-      <w:pPr>
-        <w:ind w:left="3742" w:hanging="360"/>
-      </w:pPr>
-    </w:lvl>
-    <w:lvl w:ilvl="5" w:tplc="0409001B" w:tentative="1">
-      <w:start w:val="1"/>
-      <w:numFmt w:val="lowerRoman"/>
-      <w:lvlText w:val="%6."/>
-      <w:lvlJc w:val="right"/>
-      <w:pPr>
-        <w:ind w:left="4462" w:hanging="180"/>
-      </w:pPr>
-    </w:lvl>
-    <w:lvl w:ilvl="6" w:tplc="0409000F" w:tentative="1">
-      <w:start w:val="1"/>
-      <w:numFmt w:val="decimal"/>
-      <w:lvlText w:val="%7."/>
-      <w:lvlJc w:val="left"/>
-      <w:pPr>
-        <w:ind w:left="5182" w:hanging="360"/>
-      </w:pPr>
-    </w:lvl>
-    <w:lvl w:ilvl="7" w:tplc="04090019" w:tentative="1">
-      <w:start w:val="1"/>
-      <w:numFmt w:val="lowerLetter"/>
-      <w:lvlText w:val="%8."/>
-      <w:lvlJc w:val="left"/>
-      <w:pPr>
-        <w:ind w:left="5902" w:hanging="360"/>
-      </w:pPr>
-    </w:lvl>
-    <w:lvl w:ilvl="8" w:tplc="0409001B" w:tentative="1">
-      <w:start w:val="1"/>
-      <w:numFmt w:val="lowerRoman"/>
-      <w:lvlText w:val="%9."/>
-      <w:lvlJc w:val="right"/>
-      <w:pPr>
-        <w:ind w:left="6622" w:hanging="180"/>
-      </w:pPr>
-    </w:lvl>
-  </w:abstractNum>
-  <w:abstractNum w:abstractNumId="15" w15:restartNumberingAfterBreak="0">
     <w:nsid w:val="10FB194A"/>
     <w:multiLevelType w:val="hybridMultilevel"/>
     <w:tmpl w:val="C728E960"/>
@@ -3325,7 +3249,7 @@
       </w:pPr>
     </w:lvl>
   </w:abstractNum>
-  <w:abstractNum w:abstractNumId="16" w15:restartNumberingAfterBreak="0">
+  <w:abstractNum w:abstractNumId="15" w15:restartNumberingAfterBreak="0">
     <w:nsid w:val="11564334"/>
     <w:multiLevelType w:val="hybridMultilevel"/>
     <w:tmpl w:val="CFDCB6B4"/>
@@ -3414,7 +3338,7 @@
       </w:pPr>
     </w:lvl>
   </w:abstractNum>
-  <w:abstractNum w:abstractNumId="17" w15:restartNumberingAfterBreak="0">
+  <w:abstractNum w:abstractNumId="16" w15:restartNumberingAfterBreak="0">
     <w:nsid w:val="11C56798"/>
     <w:multiLevelType w:val="hybridMultilevel"/>
     <w:tmpl w:val="F16A131C"/>
@@ -3471,7 +3395,7 @@
       <w:lvlJc w:val="left"/>
     </w:lvl>
   </w:abstractNum>
-  <w:abstractNum w:abstractNumId="18" w15:restartNumberingAfterBreak="0">
+  <w:abstractNum w:abstractNumId="17" w15:restartNumberingAfterBreak="0">
     <w:nsid w:val="134D1BBA"/>
     <w:multiLevelType w:val="hybridMultilevel"/>
     <w:tmpl w:val="ACACE17C"/>
@@ -3560,7 +3484,7 @@
       </w:pPr>
     </w:lvl>
   </w:abstractNum>
-  <w:abstractNum w:abstractNumId="19" w15:restartNumberingAfterBreak="0">
+  <w:abstractNum w:abstractNumId="18" w15:restartNumberingAfterBreak="0">
     <w:nsid w:val="172F2D11"/>
     <w:multiLevelType w:val="hybridMultilevel"/>
     <w:tmpl w:val="17882132"/>
@@ -3651,7 +3575,7 @@
       </w:pPr>
     </w:lvl>
   </w:abstractNum>
-  <w:abstractNum w:abstractNumId="20" w15:restartNumberingAfterBreak="0">
+  <w:abstractNum w:abstractNumId="19" w15:restartNumberingAfterBreak="0">
     <w:nsid w:val="193D631C"/>
     <w:multiLevelType w:val="hybridMultilevel"/>
     <w:tmpl w:val="D2F23848"/>
@@ -3708,7 +3632,7 @@
       <w:lvlJc w:val="left"/>
     </w:lvl>
   </w:abstractNum>
-  <w:abstractNum w:abstractNumId="21" w15:restartNumberingAfterBreak="0">
+  <w:abstractNum w:abstractNumId="20" w15:restartNumberingAfterBreak="0">
     <w:nsid w:val="1AA856DF"/>
     <w:multiLevelType w:val="hybridMultilevel"/>
     <w:tmpl w:val="DF24E6A8"/>
@@ -3799,7 +3723,7 @@
       </w:pPr>
     </w:lvl>
   </w:abstractNum>
-  <w:abstractNum w:abstractNumId="22" w15:restartNumberingAfterBreak="0">
+  <w:abstractNum w:abstractNumId="21" w15:restartNumberingAfterBreak="0">
     <w:nsid w:val="1C2149EB"/>
     <w:multiLevelType w:val="hybridMultilevel"/>
     <w:tmpl w:val="83BC5DC4"/>
@@ -3888,7 +3812,7 @@
       </w:pPr>
     </w:lvl>
   </w:abstractNum>
-  <w:abstractNum w:abstractNumId="23" w15:restartNumberingAfterBreak="0">
+  <w:abstractNum w:abstractNumId="22" w15:restartNumberingAfterBreak="0">
     <w:nsid w:val="1CF81347"/>
     <w:multiLevelType w:val="multilevel"/>
     <w:tmpl w:val="88DABE48"/>
@@ -3980,7 +3904,7 @@
       </w:pPr>
     </w:lvl>
   </w:abstractNum>
-  <w:abstractNum w:abstractNumId="24" w15:restartNumberingAfterBreak="0">
+  <w:abstractNum w:abstractNumId="23" w15:restartNumberingAfterBreak="0">
     <w:nsid w:val="1D796BC5"/>
     <w:multiLevelType w:val="hybridMultilevel"/>
     <w:tmpl w:val="8752C2DE"/>
@@ -4034,7 +3958,7 @@
       <w:lvlJc w:val="left"/>
     </w:lvl>
   </w:abstractNum>
-  <w:abstractNum w:abstractNumId="25" w15:restartNumberingAfterBreak="0">
+  <w:abstractNum w:abstractNumId="24" w15:restartNumberingAfterBreak="0">
     <w:nsid w:val="1E0C7448"/>
     <w:multiLevelType w:val="hybridMultilevel"/>
     <w:tmpl w:val="6DB63FC4"/>
@@ -4088,7 +4012,7 @@
       <w:lvlJc w:val="left"/>
     </w:lvl>
   </w:abstractNum>
-  <w:abstractNum w:abstractNumId="26" w15:restartNumberingAfterBreak="0">
+  <w:abstractNum w:abstractNumId="25" w15:restartNumberingAfterBreak="0">
     <w:nsid w:val="1ECB1BCC"/>
     <w:multiLevelType w:val="hybridMultilevel"/>
     <w:tmpl w:val="84BA4CF8"/>
@@ -4177,7 +4101,7 @@
       </w:pPr>
     </w:lvl>
   </w:abstractNum>
-  <w:abstractNum w:abstractNumId="27" w15:restartNumberingAfterBreak="0">
+  <w:abstractNum w:abstractNumId="26" w15:restartNumberingAfterBreak="0">
     <w:nsid w:val="1F314A48"/>
     <w:multiLevelType w:val="multilevel"/>
     <w:tmpl w:val="E5E6598E"/>
@@ -4269,7 +4193,7 @@
       </w:pPr>
     </w:lvl>
   </w:abstractNum>
-  <w:abstractNum w:abstractNumId="28" w15:restartNumberingAfterBreak="0">
+  <w:abstractNum w:abstractNumId="27" w15:restartNumberingAfterBreak="0">
     <w:nsid w:val="20231952"/>
     <w:multiLevelType w:val="hybridMultilevel"/>
     <w:tmpl w:val="F78AF004"/>
@@ -4358,7 +4282,7 @@
       </w:pPr>
     </w:lvl>
   </w:abstractNum>
-  <w:abstractNum w:abstractNumId="29" w15:restartNumberingAfterBreak="0">
+  <w:abstractNum w:abstractNumId="28" w15:restartNumberingAfterBreak="0">
     <w:nsid w:val="22067521"/>
     <w:multiLevelType w:val="hybridMultilevel"/>
     <w:tmpl w:val="CFDCB6B4"/>
@@ -4447,7 +4371,7 @@
       </w:pPr>
     </w:lvl>
   </w:abstractNum>
-  <w:abstractNum w:abstractNumId="30" w15:restartNumberingAfterBreak="0">
+  <w:abstractNum w:abstractNumId="29" w15:restartNumberingAfterBreak="0">
     <w:nsid w:val="2262473B"/>
     <w:multiLevelType w:val="hybridMultilevel"/>
     <w:tmpl w:val="CBD8CDAA"/>
@@ -4538,7 +4462,7 @@
       </w:pPr>
     </w:lvl>
   </w:abstractNum>
-  <w:abstractNum w:abstractNumId="31" w15:restartNumberingAfterBreak="0">
+  <w:abstractNum w:abstractNumId="30" w15:restartNumberingAfterBreak="0">
     <w:nsid w:val="23610806"/>
     <w:multiLevelType w:val="hybridMultilevel"/>
     <w:tmpl w:val="A9F6D0A2"/>
@@ -4627,10 +4551,10 @@
       </w:pPr>
     </w:lvl>
   </w:abstractNum>
-  <w:abstractNum w:abstractNumId="32" w15:restartNumberingAfterBreak="0">
+  <w:abstractNum w:abstractNumId="31" w15:restartNumberingAfterBreak="0">
     <w:nsid w:val="23900CC4"/>
     <w:multiLevelType w:val="hybridMultilevel"/>
-    <w:tmpl w:val="97F070B8"/>
+    <w:tmpl w:val="06E0215E"/>
     <w:lvl w:ilvl="0" w:tplc="2B8E5182">
       <w:start w:val="1"/>
       <w:numFmt w:val="japaneseCounting"/>
@@ -4718,7 +4642,7 @@
       </w:pPr>
     </w:lvl>
   </w:abstractNum>
-  <w:abstractNum w:abstractNumId="33" w15:restartNumberingAfterBreak="0">
+  <w:abstractNum w:abstractNumId="32" w15:restartNumberingAfterBreak="0">
     <w:nsid w:val="24F20AE0"/>
     <w:multiLevelType w:val="hybridMultilevel"/>
     <w:tmpl w:val="94D4EF8A"/>
@@ -4809,7 +4733,7 @@
       </w:pPr>
     </w:lvl>
   </w:abstractNum>
-  <w:abstractNum w:abstractNumId="34" w15:restartNumberingAfterBreak="0">
+  <w:abstractNum w:abstractNumId="33" w15:restartNumberingAfterBreak="0">
     <w:nsid w:val="25F0338A"/>
     <w:multiLevelType w:val="multilevel"/>
     <w:tmpl w:val="E3B67302"/>
@@ -4929,7 +4853,7 @@
       </w:rPr>
     </w:lvl>
   </w:abstractNum>
-  <w:abstractNum w:abstractNumId="35" w15:restartNumberingAfterBreak="0">
+  <w:abstractNum w:abstractNumId="34" w15:restartNumberingAfterBreak="0">
     <w:nsid w:val="26D14BE5"/>
     <w:multiLevelType w:val="hybridMultilevel"/>
     <w:tmpl w:val="CBD8CDAA"/>
@@ -5020,7 +4944,7 @@
       </w:pPr>
     </w:lvl>
   </w:abstractNum>
-  <w:abstractNum w:abstractNumId="36" w15:restartNumberingAfterBreak="0">
+  <w:abstractNum w:abstractNumId="35" w15:restartNumberingAfterBreak="0">
     <w:nsid w:val="27CE3E08"/>
     <w:multiLevelType w:val="hybridMultilevel"/>
     <w:tmpl w:val="51C6748C"/>
@@ -5109,7 +5033,7 @@
       </w:pPr>
     </w:lvl>
   </w:abstractNum>
-  <w:abstractNum w:abstractNumId="37" w15:restartNumberingAfterBreak="0">
+  <w:abstractNum w:abstractNumId="36" w15:restartNumberingAfterBreak="0">
     <w:nsid w:val="2830739D"/>
     <w:multiLevelType w:val="hybridMultilevel"/>
     <w:tmpl w:val="779898FC"/>
@@ -5198,7 +5122,7 @@
       </w:pPr>
     </w:lvl>
   </w:abstractNum>
-  <w:abstractNum w:abstractNumId="38" w15:restartNumberingAfterBreak="0">
+  <w:abstractNum w:abstractNumId="37" w15:restartNumberingAfterBreak="0">
     <w:nsid w:val="2A3F6BB2"/>
     <w:multiLevelType w:val="hybridMultilevel"/>
     <w:tmpl w:val="BD004AA2"/>
@@ -5252,7 +5176,7 @@
       <w:lvlJc w:val="left"/>
     </w:lvl>
   </w:abstractNum>
-  <w:abstractNum w:abstractNumId="39" w15:restartNumberingAfterBreak="0">
+  <w:abstractNum w:abstractNumId="38" w15:restartNumberingAfterBreak="0">
     <w:nsid w:val="2B4234D0"/>
     <w:multiLevelType w:val="hybridMultilevel"/>
     <w:tmpl w:val="8E1ADFC8"/>
@@ -5343,7 +5267,7 @@
       </w:pPr>
     </w:lvl>
   </w:abstractNum>
-  <w:abstractNum w:abstractNumId="40" w15:restartNumberingAfterBreak="0">
+  <w:abstractNum w:abstractNumId="39" w15:restartNumberingAfterBreak="0">
     <w:nsid w:val="2BC4314E"/>
     <w:multiLevelType w:val="hybridMultilevel"/>
     <w:tmpl w:val="927638C8"/>
@@ -5432,7 +5356,7 @@
       </w:pPr>
     </w:lvl>
   </w:abstractNum>
-  <w:abstractNum w:abstractNumId="41" w15:restartNumberingAfterBreak="0">
+  <w:abstractNum w:abstractNumId="40" w15:restartNumberingAfterBreak="0">
     <w:nsid w:val="2C84771E"/>
     <w:multiLevelType w:val="hybridMultilevel"/>
     <w:tmpl w:val="36721A02"/>
@@ -5521,7 +5445,7 @@
       </w:pPr>
     </w:lvl>
   </w:abstractNum>
-  <w:abstractNum w:abstractNumId="42" w15:restartNumberingAfterBreak="0">
+  <w:abstractNum w:abstractNumId="41" w15:restartNumberingAfterBreak="0">
     <w:nsid w:val="30E6235B"/>
     <w:multiLevelType w:val="hybridMultilevel"/>
     <w:tmpl w:val="B472F0DE"/>
@@ -5612,7 +5536,7 @@
       </w:pPr>
     </w:lvl>
   </w:abstractNum>
-  <w:abstractNum w:abstractNumId="43" w15:restartNumberingAfterBreak="0">
+  <w:abstractNum w:abstractNumId="42" w15:restartNumberingAfterBreak="0">
     <w:nsid w:val="31734604"/>
     <w:multiLevelType w:val="hybridMultilevel"/>
     <w:tmpl w:val="22706536"/>
@@ -5703,7 +5627,7 @@
       </w:pPr>
     </w:lvl>
   </w:abstractNum>
-  <w:abstractNum w:abstractNumId="44" w15:restartNumberingAfterBreak="0">
+  <w:abstractNum w:abstractNumId="43" w15:restartNumberingAfterBreak="0">
     <w:nsid w:val="318B4D30"/>
     <w:multiLevelType w:val="hybridMultilevel"/>
     <w:tmpl w:val="F9C49C3C"/>
@@ -5794,7 +5718,7 @@
       </w:pPr>
     </w:lvl>
   </w:abstractNum>
-  <w:abstractNum w:abstractNumId="45" w15:restartNumberingAfterBreak="0">
+  <w:abstractNum w:abstractNumId="44" w15:restartNumberingAfterBreak="0">
     <w:nsid w:val="31AA7581"/>
     <w:multiLevelType w:val="hybridMultilevel"/>
     <w:tmpl w:val="CBD8CDAA"/>
@@ -5885,7 +5809,7 @@
       </w:pPr>
     </w:lvl>
   </w:abstractNum>
-  <w:abstractNum w:abstractNumId="46" w15:restartNumberingAfterBreak="0">
+  <w:abstractNum w:abstractNumId="45" w15:restartNumberingAfterBreak="0">
     <w:nsid w:val="31DA3764"/>
     <w:multiLevelType w:val="hybridMultilevel"/>
     <w:tmpl w:val="4B768078"/>
@@ -5976,7 +5900,7 @@
       </w:pPr>
     </w:lvl>
   </w:abstractNum>
-  <w:abstractNum w:abstractNumId="47" w15:restartNumberingAfterBreak="0">
+  <w:abstractNum w:abstractNumId="46" w15:restartNumberingAfterBreak="0">
     <w:nsid w:val="330A51A6"/>
     <w:multiLevelType w:val="hybridMultilevel"/>
     <w:tmpl w:val="2DB87A18"/>
@@ -6030,7 +5954,7 @@
       <w:lvlJc w:val="left"/>
     </w:lvl>
   </w:abstractNum>
-  <w:abstractNum w:abstractNumId="48" w15:restartNumberingAfterBreak="0">
+  <w:abstractNum w:abstractNumId="47" w15:restartNumberingAfterBreak="0">
     <w:nsid w:val="36A336B6"/>
     <w:multiLevelType w:val="hybridMultilevel"/>
     <w:tmpl w:val="36F84CB8"/>
@@ -6119,7 +6043,7 @@
       </w:pPr>
     </w:lvl>
   </w:abstractNum>
-  <w:abstractNum w:abstractNumId="49" w15:restartNumberingAfterBreak="0">
+  <w:abstractNum w:abstractNumId="48" w15:restartNumberingAfterBreak="0">
     <w:nsid w:val="380735B8"/>
     <w:multiLevelType w:val="hybridMultilevel"/>
     <w:tmpl w:val="CBD8CDAA"/>
@@ -6210,7 +6134,7 @@
       </w:pPr>
     </w:lvl>
   </w:abstractNum>
-  <w:abstractNum w:abstractNumId="50" w15:restartNumberingAfterBreak="0">
+  <w:abstractNum w:abstractNumId="49" w15:restartNumberingAfterBreak="0">
     <w:nsid w:val="38A56064"/>
     <w:multiLevelType w:val="hybridMultilevel"/>
     <w:tmpl w:val="51C6748C"/>
@@ -6299,7 +6223,7 @@
       </w:pPr>
     </w:lvl>
   </w:abstractNum>
-  <w:abstractNum w:abstractNumId="51" w15:restartNumberingAfterBreak="0">
+  <w:abstractNum w:abstractNumId="50" w15:restartNumberingAfterBreak="0">
     <w:nsid w:val="3B002DB8"/>
     <w:multiLevelType w:val="hybridMultilevel"/>
     <w:tmpl w:val="30E887E2"/>
@@ -6390,7 +6314,7 @@
       </w:pPr>
     </w:lvl>
   </w:abstractNum>
-  <w:abstractNum w:abstractNumId="52" w15:restartNumberingAfterBreak="0">
+  <w:abstractNum w:abstractNumId="51" w15:restartNumberingAfterBreak="0">
     <w:nsid w:val="3DB33B5E"/>
     <w:multiLevelType w:val="hybridMultilevel"/>
     <w:tmpl w:val="F16A131C"/>
@@ -6447,7 +6371,7 @@
       <w:lvlJc w:val="left"/>
     </w:lvl>
   </w:abstractNum>
-  <w:abstractNum w:abstractNumId="53" w15:restartNumberingAfterBreak="0">
+  <w:abstractNum w:abstractNumId="52" w15:restartNumberingAfterBreak="0">
     <w:nsid w:val="3DC43847"/>
     <w:multiLevelType w:val="hybridMultilevel"/>
     <w:tmpl w:val="7D4C63BE"/>
@@ -6538,7 +6462,7 @@
       </w:pPr>
     </w:lvl>
   </w:abstractNum>
-  <w:abstractNum w:abstractNumId="54" w15:restartNumberingAfterBreak="0">
+  <w:abstractNum w:abstractNumId="53" w15:restartNumberingAfterBreak="0">
     <w:nsid w:val="3F8A53A5"/>
     <w:multiLevelType w:val="hybridMultilevel"/>
     <w:tmpl w:val="8806BA4C"/>
@@ -6629,7 +6553,7 @@
       </w:pPr>
     </w:lvl>
   </w:abstractNum>
-  <w:abstractNum w:abstractNumId="55" w15:restartNumberingAfterBreak="0">
+  <w:abstractNum w:abstractNumId="54" w15:restartNumberingAfterBreak="0">
     <w:nsid w:val="40692B43"/>
     <w:multiLevelType w:val="hybridMultilevel"/>
     <w:tmpl w:val="ACACE17C"/>
@@ -6718,7 +6642,7 @@
       </w:pPr>
     </w:lvl>
   </w:abstractNum>
-  <w:abstractNum w:abstractNumId="56" w15:restartNumberingAfterBreak="0">
+  <w:abstractNum w:abstractNumId="55" w15:restartNumberingAfterBreak="0">
     <w:nsid w:val="42FA3995"/>
     <w:multiLevelType w:val="hybridMultilevel"/>
     <w:tmpl w:val="7B2266D0"/>
@@ -6807,7 +6731,7 @@
       </w:pPr>
     </w:lvl>
   </w:abstractNum>
-  <w:abstractNum w:abstractNumId="57" w15:restartNumberingAfterBreak="0">
+  <w:abstractNum w:abstractNumId="56" w15:restartNumberingAfterBreak="0">
     <w:nsid w:val="4420446E"/>
     <w:multiLevelType w:val="hybridMultilevel"/>
     <w:tmpl w:val="E7D69B0E"/>
@@ -6861,98 +6785,7 @@
       <w:lvlJc w:val="left"/>
     </w:lvl>
   </w:abstractNum>
-  <w:abstractNum w:abstractNumId="58" w15:restartNumberingAfterBreak="0">
-    <w:nsid w:val="458C57FC"/>
-    <w:multiLevelType w:val="hybridMultilevel"/>
-    <w:tmpl w:val="687E2674"/>
-    <w:lvl w:ilvl="0" w:tplc="C15A1B62">
-      <w:start w:val="1"/>
-      <w:numFmt w:val="decimal"/>
-      <w:lvlText w:val="%1.(　　)"/>
-      <w:lvlJc w:val="center"/>
-      <w:pPr>
-        <w:ind w:left="862" w:hanging="360"/>
-      </w:pPr>
-      <w:rPr>
-        <w:rFonts w:hint="eastAsia"/>
-        <w:i w:val="0"/>
-        <w:iCs/>
-      </w:rPr>
-    </w:lvl>
-    <w:lvl w:ilvl="1" w:tplc="04090019" w:tentative="1">
-      <w:start w:val="1"/>
-      <w:numFmt w:val="lowerLetter"/>
-      <w:lvlText w:val="%2."/>
-      <w:lvlJc w:val="left"/>
-      <w:pPr>
-        <w:ind w:left="1582" w:hanging="360"/>
-      </w:pPr>
-    </w:lvl>
-    <w:lvl w:ilvl="2" w:tplc="0409001B" w:tentative="1">
-      <w:start w:val="1"/>
-      <w:numFmt w:val="lowerRoman"/>
-      <w:lvlText w:val="%3."/>
-      <w:lvlJc w:val="right"/>
-      <w:pPr>
-        <w:ind w:left="2302" w:hanging="180"/>
-      </w:pPr>
-    </w:lvl>
-    <w:lvl w:ilvl="3" w:tplc="0409000F" w:tentative="1">
-      <w:start w:val="1"/>
-      <w:numFmt w:val="decimal"/>
-      <w:lvlText w:val="%4."/>
-      <w:lvlJc w:val="left"/>
-      <w:pPr>
-        <w:ind w:left="3022" w:hanging="360"/>
-      </w:pPr>
-    </w:lvl>
-    <w:lvl w:ilvl="4" w:tplc="04090019" w:tentative="1">
-      <w:start w:val="1"/>
-      <w:numFmt w:val="lowerLetter"/>
-      <w:lvlText w:val="%5."/>
-      <w:lvlJc w:val="left"/>
-      <w:pPr>
-        <w:ind w:left="3742" w:hanging="360"/>
-      </w:pPr>
-    </w:lvl>
-    <w:lvl w:ilvl="5" w:tplc="0409001B" w:tentative="1">
-      <w:start w:val="1"/>
-      <w:numFmt w:val="lowerRoman"/>
-      <w:lvlText w:val="%6."/>
-      <w:lvlJc w:val="right"/>
-      <w:pPr>
-        <w:ind w:left="4462" w:hanging="180"/>
-      </w:pPr>
-    </w:lvl>
-    <w:lvl w:ilvl="6" w:tplc="0409000F" w:tentative="1">
-      <w:start w:val="1"/>
-      <w:numFmt w:val="decimal"/>
-      <w:lvlText w:val="%7."/>
-      <w:lvlJc w:val="left"/>
-      <w:pPr>
-        <w:ind w:left="5182" w:hanging="360"/>
-      </w:pPr>
-    </w:lvl>
-    <w:lvl w:ilvl="7" w:tplc="04090019" w:tentative="1">
-      <w:start w:val="1"/>
-      <w:numFmt w:val="lowerLetter"/>
-      <w:lvlText w:val="%8."/>
-      <w:lvlJc w:val="left"/>
-      <w:pPr>
-        <w:ind w:left="5902" w:hanging="360"/>
-      </w:pPr>
-    </w:lvl>
-    <w:lvl w:ilvl="8" w:tplc="0409001B" w:tentative="1">
-      <w:start w:val="1"/>
-      <w:numFmt w:val="lowerRoman"/>
-      <w:lvlText w:val="%9."/>
-      <w:lvlJc w:val="right"/>
-      <w:pPr>
-        <w:ind w:left="6622" w:hanging="180"/>
-      </w:pPr>
-    </w:lvl>
-  </w:abstractNum>
-  <w:abstractNum w:abstractNumId="59" w15:restartNumberingAfterBreak="0">
+  <w:abstractNum w:abstractNumId="57" w15:restartNumberingAfterBreak="0">
     <w:nsid w:val="49050766"/>
     <w:multiLevelType w:val="hybridMultilevel"/>
     <w:tmpl w:val="F094E37E"/>
@@ -7041,7 +6874,7 @@
       </w:pPr>
     </w:lvl>
   </w:abstractNum>
-  <w:abstractNum w:abstractNumId="60" w15:restartNumberingAfterBreak="0">
+  <w:abstractNum w:abstractNumId="58" w15:restartNumberingAfterBreak="0">
     <w:nsid w:val="493E04CD"/>
     <w:multiLevelType w:val="hybridMultilevel"/>
     <w:tmpl w:val="D478B988"/>
@@ -7132,7 +6965,7 @@
       </w:pPr>
     </w:lvl>
   </w:abstractNum>
-  <w:abstractNum w:abstractNumId="61" w15:restartNumberingAfterBreak="0">
+  <w:abstractNum w:abstractNumId="59" w15:restartNumberingAfterBreak="0">
     <w:nsid w:val="4A0B43D4"/>
     <w:multiLevelType w:val="hybridMultilevel"/>
     <w:tmpl w:val="A9F6D0A2"/>
@@ -7221,7 +7054,7 @@
       </w:pPr>
     </w:lvl>
   </w:abstractNum>
-  <w:abstractNum w:abstractNumId="62" w15:restartNumberingAfterBreak="0">
+  <w:abstractNum w:abstractNumId="60" w15:restartNumberingAfterBreak="0">
     <w:nsid w:val="4A7B1DED"/>
     <w:multiLevelType w:val="hybridMultilevel"/>
     <w:tmpl w:val="E5E6598E"/>
@@ -7312,7 +7145,7 @@
       </w:pPr>
     </w:lvl>
   </w:abstractNum>
-  <w:abstractNum w:abstractNumId="63" w15:restartNumberingAfterBreak="0">
+  <w:abstractNum w:abstractNumId="61" w15:restartNumberingAfterBreak="0">
     <w:nsid w:val="4DD8135E"/>
     <w:multiLevelType w:val="hybridMultilevel"/>
     <w:tmpl w:val="83BC5DC4"/>
@@ -7401,7 +7234,7 @@
       </w:pPr>
     </w:lvl>
   </w:abstractNum>
-  <w:abstractNum w:abstractNumId="64" w15:restartNumberingAfterBreak="0">
+  <w:abstractNum w:abstractNumId="62" w15:restartNumberingAfterBreak="0">
     <w:nsid w:val="4EFC685A"/>
     <w:multiLevelType w:val="hybridMultilevel"/>
     <w:tmpl w:val="2D28E24C"/>
@@ -7455,7 +7288,7 @@
       <w:lvlJc w:val="left"/>
     </w:lvl>
   </w:abstractNum>
-  <w:abstractNum w:abstractNumId="65" w15:restartNumberingAfterBreak="0">
+  <w:abstractNum w:abstractNumId="63" w15:restartNumberingAfterBreak="0">
     <w:nsid w:val="51D8090C"/>
     <w:multiLevelType w:val="hybridMultilevel"/>
     <w:tmpl w:val="75EC58C6"/>
@@ -7544,7 +7377,7 @@
       </w:pPr>
     </w:lvl>
   </w:abstractNum>
-  <w:abstractNum w:abstractNumId="66" w15:restartNumberingAfterBreak="0">
+  <w:abstractNum w:abstractNumId="64" w15:restartNumberingAfterBreak="0">
     <w:nsid w:val="53D60E1A"/>
     <w:multiLevelType w:val="hybridMultilevel"/>
     <w:tmpl w:val="782EE1F0"/>
@@ -7634,7 +7467,7 @@
       </w:pPr>
     </w:lvl>
   </w:abstractNum>
-  <w:abstractNum w:abstractNumId="67" w15:restartNumberingAfterBreak="0">
+  <w:abstractNum w:abstractNumId="65" w15:restartNumberingAfterBreak="0">
     <w:nsid w:val="54EB0631"/>
     <w:multiLevelType w:val="hybridMultilevel"/>
     <w:tmpl w:val="927638C8"/>
@@ -7723,7 +7556,7 @@
       </w:pPr>
     </w:lvl>
   </w:abstractNum>
-  <w:abstractNum w:abstractNumId="68" w15:restartNumberingAfterBreak="0">
+  <w:abstractNum w:abstractNumId="66" w15:restartNumberingAfterBreak="0">
     <w:nsid w:val="5A646966"/>
     <w:multiLevelType w:val="hybridMultilevel"/>
     <w:tmpl w:val="6C74F89C"/>
@@ -7777,7 +7610,7 @@
       <w:lvlJc w:val="left"/>
     </w:lvl>
   </w:abstractNum>
-  <w:abstractNum w:abstractNumId="69" w15:restartNumberingAfterBreak="0">
+  <w:abstractNum w:abstractNumId="67" w15:restartNumberingAfterBreak="0">
     <w:nsid w:val="5B5347B7"/>
     <w:multiLevelType w:val="multilevel"/>
     <w:tmpl w:val="75EC58C6"/>
@@ -7867,121 +7700,7 @@
       </w:pPr>
     </w:lvl>
   </w:abstractNum>
-  <w:abstractNum w:abstractNumId="70" w15:restartNumberingAfterBreak="0">
-    <w:nsid w:val="5C6C6F08"/>
-    <w:multiLevelType w:val="hybridMultilevel"/>
-    <w:tmpl w:val="BD46CA86"/>
-    <w:lvl w:ilvl="0" w:tplc="702603A2">
-      <w:start w:val="1"/>
-      <w:numFmt w:val="bullet"/>
-      <w:lvlText w:val="◎"/>
-      <w:lvlJc w:val="left"/>
-      <w:pPr>
-        <w:ind w:left="720" w:hanging="360"/>
-      </w:pPr>
-      <w:rPr>
-        <w:rFonts w:ascii="DFPYuanMedium-B5" w:eastAsia="DFPYuanMedium-B5" w:hAnsi="DFPYuanMedium-B5" w:cs="DFPYuanMedium-B5" w:hint="eastAsia"/>
-        <w:sz w:val="20"/>
-      </w:rPr>
-    </w:lvl>
-    <w:lvl w:ilvl="1" w:tplc="04090003" w:tentative="1">
-      <w:start w:val="1"/>
-      <w:numFmt w:val="bullet"/>
-      <w:lvlText w:val="o"/>
-      <w:lvlJc w:val="left"/>
-      <w:pPr>
-        <w:ind w:left="1440" w:hanging="360"/>
-      </w:pPr>
-      <w:rPr>
-        <w:rFonts w:ascii="Courier New" w:hAnsi="Courier New" w:cs="Courier New" w:hint="default"/>
-      </w:rPr>
-    </w:lvl>
-    <w:lvl w:ilvl="2" w:tplc="04090005" w:tentative="1">
-      <w:start w:val="1"/>
-      <w:numFmt w:val="bullet"/>
-      <w:lvlText w:val=""/>
-      <w:lvlJc w:val="left"/>
-      <w:pPr>
-        <w:ind w:left="2160" w:hanging="360"/>
-      </w:pPr>
-      <w:rPr>
-        <w:rFonts w:ascii="Wingdings" w:hAnsi="Wingdings" w:hint="default"/>
-      </w:rPr>
-    </w:lvl>
-    <w:lvl w:ilvl="3" w:tplc="04090001" w:tentative="1">
-      <w:start w:val="1"/>
-      <w:numFmt w:val="bullet"/>
-      <w:lvlText w:val=""/>
-      <w:lvlJc w:val="left"/>
-      <w:pPr>
-        <w:ind w:left="2880" w:hanging="360"/>
-      </w:pPr>
-      <w:rPr>
-        <w:rFonts w:ascii="Symbol" w:hAnsi="Symbol" w:hint="default"/>
-      </w:rPr>
-    </w:lvl>
-    <w:lvl w:ilvl="4" w:tplc="04090003" w:tentative="1">
-      <w:start w:val="1"/>
-      <w:numFmt w:val="bullet"/>
-      <w:lvlText w:val="o"/>
-      <w:lvlJc w:val="left"/>
-      <w:pPr>
-        <w:ind w:left="3600" w:hanging="360"/>
-      </w:pPr>
-      <w:rPr>
-        <w:rFonts w:ascii="Courier New" w:hAnsi="Courier New" w:cs="Courier New" w:hint="default"/>
-      </w:rPr>
-    </w:lvl>
-    <w:lvl w:ilvl="5" w:tplc="04090005" w:tentative="1">
-      <w:start w:val="1"/>
-      <w:numFmt w:val="bullet"/>
-      <w:lvlText w:val=""/>
-      <w:lvlJc w:val="left"/>
-      <w:pPr>
-        <w:ind w:left="4320" w:hanging="360"/>
-      </w:pPr>
-      <w:rPr>
-        <w:rFonts w:ascii="Wingdings" w:hAnsi="Wingdings" w:hint="default"/>
-      </w:rPr>
-    </w:lvl>
-    <w:lvl w:ilvl="6" w:tplc="04090001" w:tentative="1">
-      <w:start w:val="1"/>
-      <w:numFmt w:val="bullet"/>
-      <w:lvlText w:val=""/>
-      <w:lvlJc w:val="left"/>
-      <w:pPr>
-        <w:ind w:left="5040" w:hanging="360"/>
-      </w:pPr>
-      <w:rPr>
-        <w:rFonts w:ascii="Symbol" w:hAnsi="Symbol" w:hint="default"/>
-      </w:rPr>
-    </w:lvl>
-    <w:lvl w:ilvl="7" w:tplc="04090003" w:tentative="1">
-      <w:start w:val="1"/>
-      <w:numFmt w:val="bullet"/>
-      <w:lvlText w:val="o"/>
-      <w:lvlJc w:val="left"/>
-      <w:pPr>
-        <w:ind w:left="5760" w:hanging="360"/>
-      </w:pPr>
-      <w:rPr>
-        <w:rFonts w:ascii="Courier New" w:hAnsi="Courier New" w:cs="Courier New" w:hint="default"/>
-      </w:rPr>
-    </w:lvl>
-    <w:lvl w:ilvl="8" w:tplc="04090005" w:tentative="1">
-      <w:start w:val="1"/>
-      <w:numFmt w:val="bullet"/>
-      <w:lvlText w:val=""/>
-      <w:lvlJc w:val="left"/>
-      <w:pPr>
-        <w:ind w:left="6480" w:hanging="360"/>
-      </w:pPr>
-      <w:rPr>
-        <w:rFonts w:ascii="Wingdings" w:hAnsi="Wingdings" w:hint="default"/>
-      </w:rPr>
-    </w:lvl>
-  </w:abstractNum>
-  <w:abstractNum w:abstractNumId="71" w15:restartNumberingAfterBreak="0">
+  <w:abstractNum w:abstractNumId="68" w15:restartNumberingAfterBreak="0">
     <w:nsid w:val="5D653091"/>
     <w:multiLevelType w:val="hybridMultilevel"/>
     <w:tmpl w:val="BC8E0540"/>
@@ -8035,7 +7754,7 @@
       <w:lvlJc w:val="left"/>
     </w:lvl>
   </w:abstractNum>
-  <w:abstractNum w:abstractNumId="72" w15:restartNumberingAfterBreak="0">
+  <w:abstractNum w:abstractNumId="69" w15:restartNumberingAfterBreak="0">
     <w:nsid w:val="5DFE1631"/>
     <w:multiLevelType w:val="multilevel"/>
     <w:tmpl w:val="1FFC7C80"/>
@@ -8155,7 +7874,7 @@
       </w:rPr>
     </w:lvl>
   </w:abstractNum>
-  <w:abstractNum w:abstractNumId="73" w15:restartNumberingAfterBreak="0">
+  <w:abstractNum w:abstractNumId="70" w15:restartNumberingAfterBreak="0">
     <w:nsid w:val="5EFA616D"/>
     <w:multiLevelType w:val="hybridMultilevel"/>
     <w:tmpl w:val="D2F23848"/>
@@ -8212,7 +7931,7 @@
       <w:lvlJc w:val="left"/>
     </w:lvl>
   </w:abstractNum>
-  <w:abstractNum w:abstractNumId="74" w15:restartNumberingAfterBreak="0">
+  <w:abstractNum w:abstractNumId="71" w15:restartNumberingAfterBreak="0">
     <w:nsid w:val="5F144A00"/>
     <w:multiLevelType w:val="hybridMultilevel"/>
     <w:tmpl w:val="56324902"/>
@@ -8303,7 +8022,7 @@
       </w:pPr>
     </w:lvl>
   </w:abstractNum>
-  <w:abstractNum w:abstractNumId="75" w15:restartNumberingAfterBreak="0">
+  <w:abstractNum w:abstractNumId="72" w15:restartNumberingAfterBreak="0">
     <w:nsid w:val="5F2420CF"/>
     <w:multiLevelType w:val="hybridMultilevel"/>
     <w:tmpl w:val="C6B0D99E"/>
@@ -8392,7 +8111,7 @@
       </w:pPr>
     </w:lvl>
   </w:abstractNum>
-  <w:abstractNum w:abstractNumId="76" w15:restartNumberingAfterBreak="0">
+  <w:abstractNum w:abstractNumId="73" w15:restartNumberingAfterBreak="0">
     <w:nsid w:val="5F3707D2"/>
     <w:multiLevelType w:val="hybridMultilevel"/>
     <w:tmpl w:val="8C3089DE"/>
@@ -8483,7 +8202,7 @@
       </w:pPr>
     </w:lvl>
   </w:abstractNum>
-  <w:abstractNum w:abstractNumId="77" w15:restartNumberingAfterBreak="0">
+  <w:abstractNum w:abstractNumId="74" w15:restartNumberingAfterBreak="0">
     <w:nsid w:val="61555734"/>
     <w:multiLevelType w:val="hybridMultilevel"/>
     <w:tmpl w:val="EA6E0F0E"/>
@@ -8574,7 +8293,7 @@
       </w:pPr>
     </w:lvl>
   </w:abstractNum>
-  <w:abstractNum w:abstractNumId="78" w15:restartNumberingAfterBreak="0">
+  <w:abstractNum w:abstractNumId="75" w15:restartNumberingAfterBreak="0">
     <w:nsid w:val="62202761"/>
     <w:multiLevelType w:val="hybridMultilevel"/>
     <w:tmpl w:val="3918C128"/>
@@ -8665,7 +8384,7 @@
       </w:pPr>
     </w:lvl>
   </w:abstractNum>
-  <w:abstractNum w:abstractNumId="79" w15:restartNumberingAfterBreak="0">
+  <w:abstractNum w:abstractNumId="76" w15:restartNumberingAfterBreak="0">
     <w:nsid w:val="62632F7C"/>
     <w:multiLevelType w:val="hybridMultilevel"/>
     <w:tmpl w:val="CFB4CC10"/>
@@ -8748,7 +8467,7 @@
       </w:pPr>
     </w:lvl>
   </w:abstractNum>
-  <w:abstractNum w:abstractNumId="80" w15:restartNumberingAfterBreak="0">
+  <w:abstractNum w:abstractNumId="77" w15:restartNumberingAfterBreak="0">
     <w:nsid w:val="642D6579"/>
     <w:multiLevelType w:val="hybridMultilevel"/>
     <w:tmpl w:val="6040E358"/>
@@ -8837,7 +8556,7 @@
       </w:pPr>
     </w:lvl>
   </w:abstractNum>
-  <w:abstractNum w:abstractNumId="81" w15:restartNumberingAfterBreak="0">
+  <w:abstractNum w:abstractNumId="78" w15:restartNumberingAfterBreak="0">
     <w:nsid w:val="6498761F"/>
     <w:multiLevelType w:val="hybridMultilevel"/>
     <w:tmpl w:val="A7F868B8"/>
@@ -8928,7 +8647,7 @@
       </w:pPr>
     </w:lvl>
   </w:abstractNum>
-  <w:abstractNum w:abstractNumId="82" w15:restartNumberingAfterBreak="0">
+  <w:abstractNum w:abstractNumId="79" w15:restartNumberingAfterBreak="0">
     <w:nsid w:val="64DF1766"/>
     <w:multiLevelType w:val="multilevel"/>
     <w:tmpl w:val="ADF88C6E"/>
@@ -9048,7 +8767,7 @@
       </w:rPr>
     </w:lvl>
   </w:abstractNum>
-  <w:abstractNum w:abstractNumId="83" w15:restartNumberingAfterBreak="0">
+  <w:abstractNum w:abstractNumId="80" w15:restartNumberingAfterBreak="0">
     <w:nsid w:val="64FA1F0B"/>
     <w:multiLevelType w:val="hybridMultilevel"/>
     <w:tmpl w:val="A2588BC4"/>
@@ -9139,7 +8858,7 @@
       </w:pPr>
     </w:lvl>
   </w:abstractNum>
-  <w:abstractNum w:abstractNumId="84" w15:restartNumberingAfterBreak="0">
+  <w:abstractNum w:abstractNumId="81" w15:restartNumberingAfterBreak="0">
     <w:nsid w:val="65460CAF"/>
     <w:multiLevelType w:val="hybridMultilevel"/>
     <w:tmpl w:val="7C347084"/>
@@ -9228,7 +8947,7 @@
       </w:pPr>
     </w:lvl>
   </w:abstractNum>
-  <w:abstractNum w:abstractNumId="85" w15:restartNumberingAfterBreak="0">
+  <w:abstractNum w:abstractNumId="82" w15:restartNumberingAfterBreak="0">
     <w:nsid w:val="66912146"/>
     <w:multiLevelType w:val="multilevel"/>
     <w:tmpl w:val="43440388"/>
@@ -9348,7 +9067,7 @@
       </w:rPr>
     </w:lvl>
   </w:abstractNum>
-  <w:abstractNum w:abstractNumId="86" w15:restartNumberingAfterBreak="0">
+  <w:abstractNum w:abstractNumId="83" w15:restartNumberingAfterBreak="0">
     <w:nsid w:val="672D083B"/>
     <w:multiLevelType w:val="hybridMultilevel"/>
     <w:tmpl w:val="A9F6D0A2"/>
@@ -9437,7 +9156,7 @@
       </w:pPr>
     </w:lvl>
   </w:abstractNum>
-  <w:abstractNum w:abstractNumId="87" w15:restartNumberingAfterBreak="0">
+  <w:abstractNum w:abstractNumId="84" w15:restartNumberingAfterBreak="0">
     <w:nsid w:val="676558A5"/>
     <w:multiLevelType w:val="hybridMultilevel"/>
     <w:tmpl w:val="E4D0AC7C"/>
@@ -9528,7 +9247,7 @@
       </w:pPr>
     </w:lvl>
   </w:abstractNum>
-  <w:abstractNum w:abstractNumId="88" w15:restartNumberingAfterBreak="0">
+  <w:abstractNum w:abstractNumId="85" w15:restartNumberingAfterBreak="0">
     <w:nsid w:val="689C7BEC"/>
     <w:multiLevelType w:val="hybridMultilevel"/>
     <w:tmpl w:val="A7F868B8"/>
@@ -9619,7 +9338,7 @@
       </w:pPr>
     </w:lvl>
   </w:abstractNum>
-  <w:abstractNum w:abstractNumId="89" w15:restartNumberingAfterBreak="0">
+  <w:abstractNum w:abstractNumId="86" w15:restartNumberingAfterBreak="0">
     <w:nsid w:val="6C1F310C"/>
     <w:multiLevelType w:val="hybridMultilevel"/>
     <w:tmpl w:val="FE4EA9EE"/>
@@ -9708,7 +9427,7 @@
       </w:pPr>
     </w:lvl>
   </w:abstractNum>
-  <w:abstractNum w:abstractNumId="90" w15:restartNumberingAfterBreak="0">
+  <w:abstractNum w:abstractNumId="87" w15:restartNumberingAfterBreak="0">
     <w:nsid w:val="6CB36142"/>
     <w:multiLevelType w:val="hybridMultilevel"/>
     <w:tmpl w:val="944EE2DE"/>
@@ -9762,7 +9481,7 @@
       <w:lvlJc w:val="left"/>
     </w:lvl>
   </w:abstractNum>
-  <w:abstractNum w:abstractNumId="91" w15:restartNumberingAfterBreak="0">
+  <w:abstractNum w:abstractNumId="88" w15:restartNumberingAfterBreak="0">
     <w:nsid w:val="6E131CA1"/>
     <w:multiLevelType w:val="hybridMultilevel"/>
     <w:tmpl w:val="2A08E2FE"/>
@@ -9853,7 +9572,7 @@
       </w:pPr>
     </w:lvl>
   </w:abstractNum>
-  <w:abstractNum w:abstractNumId="92" w15:restartNumberingAfterBreak="0">
+  <w:abstractNum w:abstractNumId="89" w15:restartNumberingAfterBreak="0">
     <w:nsid w:val="6E422D7A"/>
     <w:multiLevelType w:val="hybridMultilevel"/>
     <w:tmpl w:val="7B2266D0"/>
@@ -9942,7 +9661,7 @@
       </w:pPr>
     </w:lvl>
   </w:abstractNum>
-  <w:abstractNum w:abstractNumId="93" w15:restartNumberingAfterBreak="0">
+  <w:abstractNum w:abstractNumId="90" w15:restartNumberingAfterBreak="0">
     <w:nsid w:val="72602187"/>
     <w:multiLevelType w:val="hybridMultilevel"/>
     <w:tmpl w:val="F094E37E"/>
@@ -10031,7 +9750,7 @@
       </w:pPr>
     </w:lvl>
   </w:abstractNum>
-  <w:abstractNum w:abstractNumId="94" w15:restartNumberingAfterBreak="0">
+  <w:abstractNum w:abstractNumId="91" w15:restartNumberingAfterBreak="0">
     <w:nsid w:val="7391618F"/>
     <w:multiLevelType w:val="hybridMultilevel"/>
     <w:tmpl w:val="CFDA8CFC"/>
@@ -10120,7 +9839,7 @@
       </w:pPr>
     </w:lvl>
   </w:abstractNum>
-  <w:abstractNum w:abstractNumId="95" w15:restartNumberingAfterBreak="0">
+  <w:abstractNum w:abstractNumId="92" w15:restartNumberingAfterBreak="0">
     <w:nsid w:val="7586752D"/>
     <w:multiLevelType w:val="hybridMultilevel"/>
     <w:tmpl w:val="BD004AA2"/>
@@ -10174,7 +9893,7 @@
       <w:lvlJc w:val="left"/>
     </w:lvl>
   </w:abstractNum>
-  <w:abstractNum w:abstractNumId="96" w15:restartNumberingAfterBreak="0">
+  <w:abstractNum w:abstractNumId="93" w15:restartNumberingAfterBreak="0">
     <w:nsid w:val="785F3256"/>
     <w:multiLevelType w:val="hybridMultilevel"/>
     <w:tmpl w:val="8A5203B6"/>
@@ -10265,7 +9984,7 @@
       </w:pPr>
     </w:lvl>
   </w:abstractNum>
-  <w:abstractNum w:abstractNumId="97" w15:restartNumberingAfterBreak="0">
+  <w:abstractNum w:abstractNumId="94" w15:restartNumberingAfterBreak="0">
     <w:nsid w:val="78CD1012"/>
     <w:multiLevelType w:val="hybridMultilevel"/>
     <w:tmpl w:val="211A2582"/>
@@ -10356,7 +10075,7 @@
       </w:pPr>
     </w:lvl>
   </w:abstractNum>
-  <w:abstractNum w:abstractNumId="98" w15:restartNumberingAfterBreak="0">
+  <w:abstractNum w:abstractNumId="95" w15:restartNumberingAfterBreak="0">
     <w:nsid w:val="78D1493D"/>
     <w:multiLevelType w:val="hybridMultilevel"/>
     <w:tmpl w:val="BDDAE1FA"/>
@@ -10442,7 +10161,7 @@
       </w:pPr>
     </w:lvl>
   </w:abstractNum>
-  <w:abstractNum w:abstractNumId="99" w15:restartNumberingAfterBreak="0">
+  <w:abstractNum w:abstractNumId="96" w15:restartNumberingAfterBreak="0">
     <w:nsid w:val="79ED52EC"/>
     <w:multiLevelType w:val="hybridMultilevel"/>
     <w:tmpl w:val="21AE5F38"/>
@@ -10533,7 +10252,7 @@
       </w:pPr>
     </w:lvl>
   </w:abstractNum>
-  <w:abstractNum w:abstractNumId="100" w15:restartNumberingAfterBreak="0">
+  <w:abstractNum w:abstractNumId="97" w15:restartNumberingAfterBreak="0">
     <w:nsid w:val="7A5266A6"/>
     <w:multiLevelType w:val="hybridMultilevel"/>
     <w:tmpl w:val="D4F8ED38"/>
@@ -10624,7 +10343,7 @@
       </w:pPr>
     </w:lvl>
   </w:abstractNum>
-  <w:abstractNum w:abstractNumId="101" w15:restartNumberingAfterBreak="0">
+  <w:abstractNum w:abstractNumId="98" w15:restartNumberingAfterBreak="0">
     <w:nsid w:val="7AF60E57"/>
     <w:multiLevelType w:val="hybridMultilevel"/>
     <w:tmpl w:val="A9F6D0A2"/>
@@ -10713,7 +10432,7 @@
       </w:pPr>
     </w:lvl>
   </w:abstractNum>
-  <w:abstractNum w:abstractNumId="102" w15:restartNumberingAfterBreak="0">
+  <w:abstractNum w:abstractNumId="99" w15:restartNumberingAfterBreak="0">
     <w:nsid w:val="7CC275CF"/>
     <w:multiLevelType w:val="hybridMultilevel"/>
     <w:tmpl w:val="F9C49C3C"/>
@@ -10804,7 +10523,7 @@
       </w:pPr>
     </w:lvl>
   </w:abstractNum>
-  <w:abstractNum w:abstractNumId="103" w15:restartNumberingAfterBreak="0">
+  <w:abstractNum w:abstractNumId="100" w15:restartNumberingAfterBreak="0">
     <w:nsid w:val="7EE86F73"/>
     <w:multiLevelType w:val="hybridMultilevel"/>
     <w:tmpl w:val="C6B0D99E"/>
@@ -10894,25 +10613,25 @@
     </w:lvl>
   </w:abstractNum>
   <w:num w:numId="1" w16cid:durableId="1486161847">
-    <w:abstractNumId w:val="41"/>
+    <w:abstractNumId w:val="40"/>
   </w:num>
   <w:num w:numId="2" w16cid:durableId="1681276037">
     <w:abstractNumId w:val="11"/>
   </w:num>
   <w:num w:numId="3" w16cid:durableId="1286347723">
-    <w:abstractNumId w:val="73"/>
+    <w:abstractNumId w:val="70"/>
   </w:num>
   <w:num w:numId="4" w16cid:durableId="1159271801">
-    <w:abstractNumId w:val="73"/>
+    <w:abstractNumId w:val="70"/>
   </w:num>
   <w:num w:numId="5" w16cid:durableId="2137528300">
     <w:abstractNumId w:val="8"/>
   </w:num>
   <w:num w:numId="6" w16cid:durableId="1574467396">
-    <w:abstractNumId w:val="38"/>
+    <w:abstractNumId w:val="37"/>
   </w:num>
   <w:num w:numId="7" w16cid:durableId="93137730">
-    <w:abstractNumId w:val="95"/>
+    <w:abstractNumId w:val="92"/>
   </w:num>
   <w:num w:numId="8" w16cid:durableId="439104876">
     <w:abstractNumId w:val="6"/>
@@ -10921,193 +10640,193 @@
     <w:abstractNumId w:val="10"/>
   </w:num>
   <w:num w:numId="10" w16cid:durableId="1994487628">
-    <w:abstractNumId w:val="71"/>
+    <w:abstractNumId w:val="68"/>
     <w:lvlOverride w:ilvl="0">
       <w:startOverride w:val="1"/>
     </w:lvlOverride>
   </w:num>
   <w:num w:numId="11" w16cid:durableId="982849879">
-    <w:abstractNumId w:val="25"/>
+    <w:abstractNumId w:val="24"/>
     <w:lvlOverride w:ilvl="0">
       <w:startOverride w:val="1"/>
     </w:lvlOverride>
   </w:num>
   <w:num w:numId="12" w16cid:durableId="147788735">
-    <w:abstractNumId w:val="25"/>
+    <w:abstractNumId w:val="24"/>
   </w:num>
   <w:num w:numId="13" w16cid:durableId="1419717425">
-    <w:abstractNumId w:val="84"/>
+    <w:abstractNumId w:val="81"/>
   </w:num>
   <w:num w:numId="14" w16cid:durableId="226913788">
-    <w:abstractNumId w:val="28"/>
+    <w:abstractNumId w:val="27"/>
   </w:num>
   <w:num w:numId="15" w16cid:durableId="1638800357">
-    <w:abstractNumId w:val="61"/>
+    <w:abstractNumId w:val="59"/>
   </w:num>
   <w:num w:numId="16" w16cid:durableId="2080665215">
-    <w:abstractNumId w:val="90"/>
+    <w:abstractNumId w:val="87"/>
   </w:num>
   <w:num w:numId="17" w16cid:durableId="1254507532">
-    <w:abstractNumId w:val="64"/>
+    <w:abstractNumId w:val="62"/>
     <w:lvlOverride w:ilvl="0">
       <w:startOverride w:val="1"/>
     </w:lvlOverride>
   </w:num>
   <w:num w:numId="18" w16cid:durableId="813715698">
-    <w:abstractNumId w:val="64"/>
+    <w:abstractNumId w:val="62"/>
   </w:num>
   <w:num w:numId="19" w16cid:durableId="1732314991">
+    <w:abstractNumId w:val="15"/>
+  </w:num>
+  <w:num w:numId="20" w16cid:durableId="1106846333">
+    <w:abstractNumId w:val="98"/>
+  </w:num>
+  <w:num w:numId="21" w16cid:durableId="86313448">
     <w:abstractNumId w:val="16"/>
   </w:num>
-  <w:num w:numId="20" w16cid:durableId="1106846333">
-    <w:abstractNumId w:val="101"/>
-  </w:num>
-  <w:num w:numId="21" w16cid:durableId="86313448">
-    <w:abstractNumId w:val="17"/>
-  </w:num>
   <w:num w:numId="22" w16cid:durableId="653990417">
-    <w:abstractNumId w:val="37"/>
+    <w:abstractNumId w:val="36"/>
   </w:num>
   <w:num w:numId="23" w16cid:durableId="1426414858">
-    <w:abstractNumId w:val="52"/>
+    <w:abstractNumId w:val="51"/>
   </w:num>
   <w:num w:numId="24" w16cid:durableId="1032419083">
-    <w:abstractNumId w:val="29"/>
+    <w:abstractNumId w:val="28"/>
   </w:num>
   <w:num w:numId="25" w16cid:durableId="1808401278">
-    <w:abstractNumId w:val="31"/>
+    <w:abstractNumId w:val="30"/>
   </w:num>
   <w:num w:numId="26" w16cid:durableId="1758089117">
-    <w:abstractNumId w:val="20"/>
+    <w:abstractNumId w:val="19"/>
   </w:num>
   <w:num w:numId="27" w16cid:durableId="1628464223">
-    <w:abstractNumId w:val="91"/>
+    <w:abstractNumId w:val="88"/>
   </w:num>
   <w:num w:numId="28" w16cid:durableId="98108147">
-    <w:abstractNumId w:val="63"/>
+    <w:abstractNumId w:val="61"/>
   </w:num>
   <w:num w:numId="29" w16cid:durableId="1869486294">
-    <w:abstractNumId w:val="103"/>
+    <w:abstractNumId w:val="100"/>
   </w:num>
   <w:num w:numId="30" w16cid:durableId="1263538881">
-    <w:abstractNumId w:val="50"/>
+    <w:abstractNumId w:val="49"/>
   </w:num>
   <w:num w:numId="31" w16cid:durableId="622493218">
-    <w:abstractNumId w:val="40"/>
+    <w:abstractNumId w:val="39"/>
   </w:num>
   <w:num w:numId="32" w16cid:durableId="2026132721">
-    <w:abstractNumId w:val="93"/>
+    <w:abstractNumId w:val="90"/>
   </w:num>
   <w:num w:numId="33" w16cid:durableId="188882670">
-    <w:abstractNumId w:val="48"/>
+    <w:abstractNumId w:val="47"/>
   </w:num>
   <w:num w:numId="34" w16cid:durableId="1044063583">
-    <w:abstractNumId w:val="98"/>
+    <w:abstractNumId w:val="95"/>
   </w:num>
   <w:num w:numId="35" w16cid:durableId="50354319">
+    <w:abstractNumId w:val="54"/>
+  </w:num>
+  <w:num w:numId="36" w16cid:durableId="1551500985">
+    <w:abstractNumId w:val="25"/>
+  </w:num>
+  <w:num w:numId="37" w16cid:durableId="1424373871">
     <w:abstractNumId w:val="55"/>
   </w:num>
-  <w:num w:numId="36" w16cid:durableId="1551500985">
-    <w:abstractNumId w:val="26"/>
-  </w:num>
-  <w:num w:numId="37" w16cid:durableId="1424373871">
-    <w:abstractNumId w:val="56"/>
-  </w:num>
   <w:num w:numId="38" w16cid:durableId="1654065887">
-    <w:abstractNumId w:val="46"/>
+    <w:abstractNumId w:val="45"/>
   </w:num>
   <w:num w:numId="39" w16cid:durableId="1786659446">
-    <w:abstractNumId w:val="102"/>
+    <w:abstractNumId w:val="99"/>
   </w:num>
   <w:num w:numId="40" w16cid:durableId="1685941509">
-    <w:abstractNumId w:val="79"/>
+    <w:abstractNumId w:val="76"/>
   </w:num>
   <w:num w:numId="41" w16cid:durableId="411052701">
-    <w:abstractNumId w:val="79"/>
+    <w:abstractNumId w:val="76"/>
   </w:num>
   <w:num w:numId="42" w16cid:durableId="563100428">
-    <w:abstractNumId w:val="57"/>
+    <w:abstractNumId w:val="56"/>
     <w:lvlOverride w:ilvl="0">
       <w:startOverride w:val="1"/>
     </w:lvlOverride>
   </w:num>
   <w:num w:numId="43" w16cid:durableId="1293706620">
+    <w:abstractNumId w:val="86"/>
+  </w:num>
+  <w:num w:numId="44" w16cid:durableId="2109620205">
+    <w:abstractNumId w:val="83"/>
+  </w:num>
+  <w:num w:numId="45" w16cid:durableId="269821182">
+    <w:abstractNumId w:val="41"/>
+  </w:num>
+  <w:num w:numId="46" w16cid:durableId="1911161073">
+    <w:abstractNumId w:val="43"/>
+  </w:num>
+  <w:num w:numId="47" w16cid:durableId="1666323370">
+    <w:abstractNumId w:val="17"/>
+  </w:num>
+  <w:num w:numId="48" w16cid:durableId="1633902948">
     <w:abstractNumId w:val="89"/>
   </w:num>
-  <w:num w:numId="44" w16cid:durableId="2109620205">
-    <w:abstractNumId w:val="86"/>
-  </w:num>
-  <w:num w:numId="45" w16cid:durableId="269821182">
-    <w:abstractNumId w:val="42"/>
-  </w:num>
-  <w:num w:numId="46" w16cid:durableId="1911161073">
-    <w:abstractNumId w:val="44"/>
-  </w:num>
-  <w:num w:numId="47" w16cid:durableId="1666323370">
-    <w:abstractNumId w:val="18"/>
-  </w:num>
-  <w:num w:numId="48" w16cid:durableId="1633902948">
-    <w:abstractNumId w:val="92"/>
-  </w:num>
   <w:num w:numId="49" w16cid:durableId="263077933">
-    <w:abstractNumId w:val="22"/>
+    <w:abstractNumId w:val="21"/>
   </w:num>
   <w:num w:numId="50" w16cid:durableId="1304894394">
-    <w:abstractNumId w:val="75"/>
+    <w:abstractNumId w:val="72"/>
   </w:num>
   <w:num w:numId="51" w16cid:durableId="116533318">
-    <w:abstractNumId w:val="36"/>
+    <w:abstractNumId w:val="35"/>
   </w:num>
   <w:num w:numId="52" w16cid:durableId="618536523">
-    <w:abstractNumId w:val="67"/>
+    <w:abstractNumId w:val="65"/>
   </w:num>
   <w:num w:numId="53" w16cid:durableId="1653027531">
     <w:abstractNumId w:val="4"/>
   </w:num>
   <w:num w:numId="54" w16cid:durableId="2142769373">
-    <w:abstractNumId w:val="59"/>
+    <w:abstractNumId w:val="57"/>
   </w:num>
   <w:num w:numId="55" w16cid:durableId="667710903">
-    <w:abstractNumId w:val="43"/>
+    <w:abstractNumId w:val="42"/>
   </w:num>
   <w:num w:numId="56" w16cid:durableId="22756029">
+    <w:abstractNumId w:val="32"/>
+  </w:num>
+  <w:num w:numId="57" w16cid:durableId="1867979855">
+    <w:abstractNumId w:val="34"/>
+  </w:num>
+  <w:num w:numId="58" w16cid:durableId="1777754608">
+    <w:abstractNumId w:val="91"/>
+  </w:num>
+  <w:num w:numId="59" w16cid:durableId="1331056578">
     <w:abstractNumId w:val="33"/>
   </w:num>
-  <w:num w:numId="57" w16cid:durableId="1867979855">
-    <w:abstractNumId w:val="35"/>
-  </w:num>
-  <w:num w:numId="58" w16cid:durableId="1777754608">
-    <w:abstractNumId w:val="94"/>
-  </w:num>
-  <w:num w:numId="59" w16cid:durableId="1331056578">
-    <w:abstractNumId w:val="34"/>
-  </w:num>
   <w:num w:numId="60" w16cid:durableId="1896575460">
-    <w:abstractNumId w:val="68"/>
+    <w:abstractNumId w:val="66"/>
     <w:lvlOverride w:ilvl="0">
       <w:startOverride w:val="1"/>
     </w:lvlOverride>
   </w:num>
   <w:num w:numId="61" w16cid:durableId="25719204">
-    <w:abstractNumId w:val="83"/>
+    <w:abstractNumId w:val="80"/>
   </w:num>
   <w:num w:numId="62" w16cid:durableId="163594697">
-    <w:abstractNumId w:val="100"/>
+    <w:abstractNumId w:val="97"/>
   </w:num>
   <w:num w:numId="63" w16cid:durableId="504593096">
-    <w:abstractNumId w:val="39"/>
+    <w:abstractNumId w:val="38"/>
   </w:num>
   <w:num w:numId="64" w16cid:durableId="1892306619">
-    <w:abstractNumId w:val="82"/>
+    <w:abstractNumId w:val="79"/>
   </w:num>
   <w:num w:numId="65" w16cid:durableId="930941002">
-    <w:abstractNumId w:val="51"/>
+    <w:abstractNumId w:val="50"/>
   </w:num>
   <w:num w:numId="66" w16cid:durableId="212666378">
-    <w:abstractNumId w:val="21"/>
+    <w:abstractNumId w:val="20"/>
   </w:num>
   <w:num w:numId="67" w16cid:durableId="1229000677">
-    <w:abstractNumId w:val="62"/>
+    <w:abstractNumId w:val="60"/>
   </w:num>
   <w:num w:numId="68" w16cid:durableId="396130512">
     <w:abstractNumId w:val="1"/>
@@ -11116,40 +10835,40 @@
     <w:abstractNumId w:val="5"/>
   </w:num>
   <w:num w:numId="70" w16cid:durableId="1712193847">
-    <w:abstractNumId w:val="27"/>
+    <w:abstractNumId w:val="26"/>
   </w:num>
   <w:num w:numId="71" w16cid:durableId="618072317">
-    <w:abstractNumId w:val="85"/>
+    <w:abstractNumId w:val="82"/>
   </w:num>
   <w:num w:numId="72" w16cid:durableId="639454562">
-    <w:abstractNumId w:val="87"/>
+    <w:abstractNumId w:val="84"/>
   </w:num>
   <w:num w:numId="73" w16cid:durableId="958073087">
-    <w:abstractNumId w:val="65"/>
+    <w:abstractNumId w:val="63"/>
   </w:num>
   <w:num w:numId="74" w16cid:durableId="214320486">
     <w:abstractNumId w:val="2"/>
   </w:num>
   <w:num w:numId="75" w16cid:durableId="173419279">
-    <w:abstractNumId w:val="69"/>
+    <w:abstractNumId w:val="67"/>
   </w:num>
   <w:num w:numId="76" w16cid:durableId="891039873">
-    <w:abstractNumId w:val="23"/>
+    <w:abstractNumId w:val="22"/>
   </w:num>
   <w:num w:numId="77" w16cid:durableId="1128550427">
-    <w:abstractNumId w:val="53"/>
+    <w:abstractNumId w:val="52"/>
   </w:num>
   <w:num w:numId="78" w16cid:durableId="378826763">
-    <w:abstractNumId w:val="45"/>
+    <w:abstractNumId w:val="44"/>
   </w:num>
   <w:num w:numId="79" w16cid:durableId="1239364149">
-    <w:abstractNumId w:val="77"/>
+    <w:abstractNumId w:val="74"/>
   </w:num>
   <w:num w:numId="80" w16cid:durableId="1998462266">
-    <w:abstractNumId w:val="30"/>
+    <w:abstractNumId w:val="29"/>
   </w:num>
   <w:num w:numId="81" w16cid:durableId="185489346">
-    <w:abstractNumId w:val="49"/>
+    <w:abstractNumId w:val="48"/>
   </w:num>
   <w:num w:numId="82" w16cid:durableId="758142933">
     <w:abstractNumId w:val="0"/>
@@ -11158,85 +10877,76 @@
     <w:abstractNumId w:val="12"/>
   </w:num>
   <w:num w:numId="84" w16cid:durableId="1417357278">
-    <w:abstractNumId w:val="81"/>
+    <w:abstractNumId w:val="78"/>
   </w:num>
   <w:num w:numId="85" w16cid:durableId="1146777861">
     <w:abstractNumId w:val="13"/>
   </w:num>
   <w:num w:numId="86" w16cid:durableId="501285826">
-    <w:abstractNumId w:val="24"/>
+    <w:abstractNumId w:val="23"/>
     <w:lvlOverride w:ilvl="0">
       <w:startOverride w:val="1"/>
     </w:lvlOverride>
   </w:num>
   <w:num w:numId="87" w16cid:durableId="2123566714">
-    <w:abstractNumId w:val="32"/>
+    <w:abstractNumId w:val="31"/>
   </w:num>
   <w:num w:numId="88" w16cid:durableId="2089838011">
-    <w:abstractNumId w:val="96"/>
+    <w:abstractNumId w:val="93"/>
   </w:num>
   <w:num w:numId="89" w16cid:durableId="1660503640">
-    <w:abstractNumId w:val="47"/>
+    <w:abstractNumId w:val="46"/>
     <w:lvlOverride w:ilvl="0">
       <w:startOverride w:val="1"/>
     </w:lvlOverride>
   </w:num>
   <w:num w:numId="90" w16cid:durableId="1301838001">
-    <w:abstractNumId w:val="88"/>
+    <w:abstractNumId w:val="85"/>
   </w:num>
   <w:num w:numId="91" w16cid:durableId="1701272473">
     <w:abstractNumId w:val="3"/>
   </w:num>
   <w:num w:numId="92" w16cid:durableId="637147522">
-    <w:abstractNumId w:val="66"/>
+    <w:abstractNumId w:val="64"/>
   </w:num>
   <w:num w:numId="93" w16cid:durableId="811364132">
     <w:abstractNumId w:val="9"/>
   </w:num>
   <w:num w:numId="94" w16cid:durableId="35473039">
-    <w:abstractNumId w:val="78"/>
+    <w:abstractNumId w:val="75"/>
   </w:num>
   <w:num w:numId="95" w16cid:durableId="1490054236">
-    <w:abstractNumId w:val="74"/>
+    <w:abstractNumId w:val="71"/>
   </w:num>
   <w:num w:numId="96" w16cid:durableId="1804500093">
-    <w:abstractNumId w:val="19"/>
+    <w:abstractNumId w:val="18"/>
   </w:num>
   <w:num w:numId="97" w16cid:durableId="366369801">
-    <w:abstractNumId w:val="15"/>
+    <w:abstractNumId w:val="14"/>
   </w:num>
   <w:num w:numId="98" w16cid:durableId="1964730926">
-    <w:abstractNumId w:val="99"/>
+    <w:abstractNumId w:val="96"/>
   </w:num>
   <w:num w:numId="99" w16cid:durableId="148207869">
-    <w:abstractNumId w:val="76"/>
+    <w:abstractNumId w:val="73"/>
   </w:num>
   <w:num w:numId="100" w16cid:durableId="398986685">
-    <w:abstractNumId w:val="54"/>
+    <w:abstractNumId w:val="53"/>
   </w:num>
   <w:num w:numId="101" w16cid:durableId="74982169">
-    <w:abstractNumId w:val="72"/>
+    <w:abstractNumId w:val="69"/>
   </w:num>
   <w:num w:numId="102" w16cid:durableId="931624056">
-    <w:abstractNumId w:val="97"/>
+    <w:abstractNumId w:val="94"/>
   </w:num>
   <w:num w:numId="103" w16cid:durableId="364139834">
-    <w:abstractNumId w:val="80"/>
+    <w:abstractNumId w:val="77"/>
   </w:num>
   <w:num w:numId="104" w16cid:durableId="776950767">
-    <w:abstractNumId w:val="60"/>
+    <w:abstractNumId w:val="58"/>
   </w:num>
   <w:num w:numId="105" w16cid:durableId="1020473790">
     <w:abstractNumId w:val="7"/>
-  </w:num>
-  <w:num w:numId="106" w16cid:durableId="962032467">
-    <w:abstractNumId w:val="14"/>
-  </w:num>
-  <w:num w:numId="107" w16cid:durableId="1511676097">
-    <w:abstractNumId w:val="70"/>
-  </w:num>
-  <w:num w:numId="108" w16cid:durableId="559563688">
-    <w:abstractNumId w:val="58"/>
   </w:num>
 </w:numbering>
 </file>

--- a/templates/abk_tpl.docx
+++ b/templates/abk_tpl.docx
@@ -688,6 +688,7 @@
     <w:p>
       <w:pPr>
         <w:spacing w:before="120" w:after="60"/>
+        <w:keepNext/>
       </w:pPr>
       <w:r>
         <w:rPr>
@@ -697,13 +698,10 @@
         </w:rPr>
         <w:t xml:space="preserve">{title}</w:t>
       </w:r>
+    </w:p>
+    <w:p>
       <w:r>
-        <w:rPr>
-          <w:rFonts w:ascii="Times New Roman" w:hAnsi="Times New Roman" w:eastAsia="DFPYuanMedium-B5" w:hint="eastAsia"/>
-          <w:sz w:val="20"/>
-          <w:szCs w:val="20"/>
-        </w:rPr>
-        <w:t xml:space="preserve"> ／每題 XX 分，共 XX 分</w:t>
+        <w:t xml:space="preserve">{#items}</w:t>
       </w:r>
     </w:p>
     <w:p>
@@ -714,6 +712,7 @@
     <w:p>
       <w:pPr>
         <w:spacing w:after="120"/>
+        <w:keepNext/>
       </w:pPr>
       <w:r>
         <w:rPr>
@@ -742,24 +741,29 @@
       </w:r>
     </w:p>
     <w:p>
-      <w:r>
-        <w:t xml:space="preserve">{#items}</w:t>
-      </w:r>
-    </w:p>
-    <w:p>
-      <w:pPr>
-        <w:spacing w:after="140"/>
-        <w:ind w:left="480" w:hanging="480"/>
-      </w:pPr>
-      <w:r>
+      <w:pPr>
+        <w:pStyle w:val="ListParagraph"/>
+        <w:widowControl/>
+        <w:numPr>
+          <w:ilvl w:val="0"/>
+          <w:numId w:val="100"/>
+        </w:numPr>
+        <w:tabs>
+          <w:tab w:val="left" w:pos="0"/>
+          <w:tab w:val="left" w:pos="709"/>
+          <w:tab w:val="left" w:pos="1985"/>
+          <w:tab w:val="left" w:pos="3260"/>
+          <w:tab w:val="left" w:pos="4536"/>
+        </w:tabs>
+        <w:snapToGrid w:val="0"/>
+        <w:spacing w:after="120"/>
+        <w:ind w:left="567" w:hanging="425"/>
         <w:rPr>
-          <w:rFonts w:ascii="Times New Roman" w:hAnsi="Times New Roman" w:eastAsia="DFPYuanMedium-B5" w:hint="eastAsia"/>
-          <w:b/>
+          <w:rFonts w:ascii="Times New Roman" w:hAnsi="Times New Roman" w:eastAsia="DFPYuanMedium-B5"/>
           <w:sz w:val="20"/>
           <w:szCs w:val="20"/>
         </w:rPr>
-        <w:t xml:space="preserve">{no}. </w:t>
-      </w:r>
+      </w:pPr>
       <w:r>
         <w:rPr>
           <w:rFonts w:ascii="Times New Roman" w:hAnsi="Times New Roman" w:eastAsia="DFPYuanMedium-B5" w:hint="eastAsia"/>

--- a/templates/abk_tpl.docx
+++ b/templates/abk_tpl.docx
@@ -687,8 +687,22 @@
     </w:p>
     <w:p>
       <w:pPr>
-        <w:spacing w:before="120" w:after="60"/>
+        <w:pStyle w:val="ListParagraph"/>
         <w:keepNext/>
+        <w:numPr>
+          <w:ilvl w:val="0"/>
+          <w:numId w:val="87"/>
+        </w:numPr>
+        <w:tabs>
+          <w:tab w:val="left" w:pos="0"/>
+        </w:tabs>
+        <w:spacing w:after="120" w:line="288" w:lineRule="auto"/>
+        <w:ind w:left="284" w:hanging="567"/>
+        <w:rPr>
+          <w:rFonts w:eastAsia="DFPYuanMedium-B5"/>
+          <w:sz w:val="20"/>
+          <w:szCs w:val="20"/>
+        </w:rPr>
       </w:pPr>
       <w:r>
         <w:rPr>
@@ -697,6 +711,14 @@
           <w:szCs w:val="24"/>
         </w:rPr>
         <w:t xml:space="preserve">{title}</w:t>
+      </w:r>
+      <w:r>
+        <w:rPr>
+          <w:rFonts w:ascii="Times New Roman" w:hAnsi="Times New Roman" w:eastAsia="DFPYuanMedium-B5"/>
+          <w:sz w:val="20"/>
+          <w:szCs w:val="20"/>
+        </w:rPr>
+        <w:t xml:space="preserve">  /每題＿＿分，共＿＿分</w:t>
       </w:r>
     </w:p>
     <w:p>

--- a/templates/abk_tpl.docx
+++ b/templates/abk_tpl.docx
@@ -688,7 +688,6 @@
     <w:p>
       <w:pPr>
         <w:pStyle w:val="ListParagraph"/>
-        <w:keepNext/>
         <w:numPr>
           <w:ilvl w:val="0"/>
           <w:numId w:val="87"/>
@@ -734,27 +733,78 @@
     <w:p>
       <w:pPr>
         <w:spacing w:after="120"/>
-        <w:keepNext/>
       </w:pPr>
       <w:r>
-        <w:rPr>
-          <w:rFonts w:ascii="Times New Roman" w:hAnsi="Times New Roman" w:eastAsia="DFPYuanMedium-B5" w:hint="eastAsia"/>
-          <w:sz w:val="20"/>
-          <w:szCs w:val="20"/>
-        </w:rPr>
-        <w:t xml:space="preserve">◎ {text}</w:t>
-      </w:r>
-      <w:r>
-        <w:t xml:space="preserve">{#imgs}</w:t>
-      </w:r>
-      <w:r>
-        <w:br/>
-      </w:r>
-      <w:r>
-        <w:t xml:space="preserve">{%src}</w:t>
-      </w:r>
-      <w:r>
-        <w:t xml:space="preserve">{/imgs}</w:t>
+        <w:drawing>
+          <wp:inline distT="0" distB="0" distL="0" distR="0">
+            <wp:extent cx="3500000" cy="1200000"/>
+            <wp:docPr id="9000001" name="Group Passage"/>
+            <wp:cNvGraphicFramePr/>
+            <ns0:graphic xmlns:ns0="http://schemas.openxmlformats.org/drawingml/2006/main">
+              <ns0:graphicData uri="http://schemas.microsoft.com/office/word/2010/wordprocessingShape">
+                <wps:wsp>
+                  <wps:cNvSpPr txBox="1"/>
+                  <wps:spPr>
+                    <ns0:xfrm>
+                      <ns0:off x="0" y="0"/>
+                      <ns0:ext cx="3500000" cy="1200000"/>
+                    </ns0:xfrm>
+                    <ns0:prstGeom prst="rect">
+                      <ns0:avLst/>
+                    </ns0:prstGeom>
+                    <ns0:noFill/>
+                    <ns0:ln w="6350">
+                      <ns0:solidFill>
+                        <ns0:prstClr val="black"/>
+                      </ns0:solidFill>
+                    </ns0:ln>
+                  </wps:spPr>
+                  <wps:txbx>
+                    <w:txbxContent>
+                      <w:p>
+                        <w:pPr>
+                          <w:pStyle w:val="ListParagraph"/>
+                          <w:numPr>
+                            <w:ilvl w:val="0"/>
+                            <w:numId w:val="108"/>
+                          </w:numPr>
+                          <w:tabs>
+                            <w:tab w:val="left" w:pos="0"/>
+                          </w:tabs>
+                          <w:spacing w:after="0"/>
+                          <w:ind w:left="284" w:hanging="284"/>
+                        </w:pPr>
+                        <w:r>
+                          <w:rPr>
+                            <w:rFonts w:ascii="Times New Roman" w:hAnsi="Times New Roman" w:eastAsia="DFPYuanMedium-B5" w:hint="eastAsia"/>
+                            <w:sz w:val="20"/>
+                            <w:szCs w:val="20"/>
+                          </w:rPr>
+                          <w:t xml:space="preserve">{text}</w:t>
+                        </w:r>
+                        <w:r>
+                          <w:t xml:space="preserve">{#imgs}</w:t>
+                        </w:r>
+                        <w:r>
+                          <w:br/>
+                        </w:r>
+                        <w:r>
+                          <w:t xml:space="preserve">{%src}</w:t>
+                        </w:r>
+                        <w:r>
+                          <w:t xml:space="preserve">{/imgs}</w:t>
+                        </w:r>
+                      </w:p>
+                    </w:txbxContent>
+                  </wps:txbx>
+                  <wps:bodyPr rot="0" vert="horz" wrap="square" lIns="91440" tIns="45720" rIns="91440" bIns="45720">
+                    <ns0:spAutoFit/>
+                  </wps:bodyPr>
+                </wps:wsp>
+              </ns0:graphicData>
+            </ns0:graphic>
+          </wp:inline>
+        </w:drawing>
       </w:r>
     </w:p>
     <w:p>
@@ -10638,6 +10688,23 @@
       </w:pPr>
     </w:lvl>
   </w:abstractNum>
+  <w:abstractNum w:abstractNumId="101">
+    <w:multiLevelType w:val="singleLevel"/>
+    <w:lvl w:ilvl="0">
+      <w:start w:val="1"/>
+      <w:numFmt w:val="bullet"/>
+      <w:lvlText w:val="◎"/>
+      <w:lvlJc w:val="left"/>
+      <w:suff w:val="space"/>
+      <w:pPr>
+        <w:ind w:left="284" w:hanging="284"/>
+      </w:pPr>
+      <w:rPr>
+        <w:rFonts w:eastAsia="DFPYuanMedium-B5"/>
+        <w:sz w:val="20"/>
+      </w:rPr>
+    </w:lvl>
+  </w:abstractNum>
   <w:num w:numId="1" w16cid:durableId="1486161847">
     <w:abstractNumId w:val="40"/>
   </w:num>
@@ -10973,6 +11040,9 @@
   </w:num>
   <w:num w:numId="105" w16cid:durableId="1020473790">
     <w:abstractNumId w:val="7"/>
+  </w:num>
+  <w:num w:numId="108">
+    <w:abstractNumId w:val="101"/>
   </w:num>
 </w:numbering>
 </file>

--- a/templates/abk_tpl.docx
+++ b/templates/abk_tpl.docx
@@ -737,7 +737,7 @@
       <w:r>
         <w:drawing>
           <wp:inline distT="0" distB="0" distL="0" distR="0">
-            <wp:extent cx="3500000" cy="1200000"/>
+            <wp:extent cx="3967200" cy="2059200"/>
             <wp:docPr id="9000001" name="Group Passage"/>
             <wp:cNvGraphicFramePr/>
             <ns0:graphic xmlns:ns0="http://schemas.openxmlformats.org/drawingml/2006/main">
@@ -747,7 +747,7 @@
                   <wps:spPr>
                     <ns0:xfrm>
                       <ns0:off x="0" y="0"/>
-                      <ns0:ext cx="3500000" cy="1200000"/>
+                      <ns0:ext cx="3967200" cy="2059200"/>
                     </ns0:xfrm>
                     <ns0:prstGeom prst="rect">
                       <ns0:avLst/>
@@ -771,8 +771,14 @@
                           <w:tabs>
                             <w:tab w:val="left" w:pos="0"/>
                           </w:tabs>
-                          <w:spacing w:after="0"/>
-                          <w:ind w:left="284" w:hanging="284"/>
+                          <w:adjustRightInd w:val="1"/>
+                          <w:snapToGrid w:val="0"/>
+                          <w:spacing w:before="0" w:after="120" w:line="240" w:lineRule="auto"/>
+                          <w:ind w:left="142" w:right="0" w:hanging="425"/>
+                          <w:contextualSpacing w:val="0"/>
+                          <w:mirrorIndents w:val="0"/>
+                          <w:jc w:val="left"/>
+                          <w:outlineLvl w:val="9"/>
                         </w:pPr>
                         <w:r>
                           <w:rPr>
@@ -797,7 +803,7 @@
                       </w:p>
                     </w:txbxContent>
                   </wps:txbx>
-                  <wps:bodyPr rot="0" vert="horz" wrap="square" lIns="91440" tIns="45720" rIns="91440" bIns="45720">
+                  <wps:bodyPr rot="0" vert="horz" wrap="square" lIns="270000" tIns="45720" rIns="91440" bIns="45720">
                     <ns0:spAutoFit/>
                   </wps:bodyPr>
                 </wps:wsp>
@@ -827,9 +833,14 @@
           <w:tab w:val="left" w:pos="3260"/>
           <w:tab w:val="left" w:pos="4536"/>
         </w:tabs>
+        <w:adjustRightInd w:val="1"/>
         <w:snapToGrid w:val="0"/>
-        <w:spacing w:after="120"/>
-        <w:ind w:left="567" w:hanging="425"/>
+        <w:spacing w:before="0" w:after="120" w:line="240" w:lineRule="auto"/>
+        <w:ind w:left="142" w:right="0" w:hanging="425"/>
+        <w:contextualSpacing w:val="0"/>
+        <w:mirrorIndents w:val="0"/>
+        <w:jc w:val="left"/>
+        <w:outlineLvl w:val="9"/>
         <w:rPr>
           <w:rFonts w:ascii="Times New Roman" w:hAnsi="Times New Roman" w:eastAsia="DFPYuanMedium-B5"/>
           <w:sz w:val="20"/>

--- a/templates/abk_tpl.docx
+++ b/templates/abk_tpl.docx
@@ -836,7 +836,7 @@
         <w:adjustRightInd w:val="1"/>
         <w:snapToGrid w:val="0"/>
         <w:spacing w:before="0" w:after="120" w:line="240" w:lineRule="auto"/>
-        <w:ind w:left="142" w:right="0" w:hanging="425"/>
+        <w:ind w:left="567" w:right="0" w:hanging="425"/>
         <w:contextualSpacing w:val="0"/>
         <w:mirrorIndents w:val="0"/>
         <w:jc w:val="left"/>

--- a/templates/abk_tpl.docx
+++ b/templates/abk_tpl.docx
@@ -764,20 +764,16 @@
                       <w:p>
                         <w:pPr>
                           <w:pStyle w:val="ListParagraph"/>
-                          <w:numPr>
-                            <w:ilvl w:val="0"/>
-                            <w:numId w:val="108"/>
-                          </w:numPr>
                           <w:tabs>
                             <w:tab w:val="left" w:pos="0"/>
                           </w:tabs>
                           <w:adjustRightInd w:val="1"/>
                           <w:snapToGrid w:val="0"/>
                           <w:spacing w:before="0" w:after="120" w:line="240" w:lineRule="auto"/>
-                          <w:ind w:left="142" w:right="0" w:hanging="425"/>
+                          <w:ind w:left="0" w:right="0" w:firstLine="0"/>
                           <w:contextualSpacing w:val="0"/>
                           <w:mirrorIndents w:val="0"/>
-                          <w:jc w:val="left"/>
+                          <w:jc w:val="both"/>
                           <w:outlineLvl w:val="9"/>
                         </w:pPr>
                         <w:r>
@@ -786,7 +782,7 @@
                             <w:sz w:val="20"/>
                             <w:szCs w:val="20"/>
                           </w:rPr>
-                          <w:t xml:space="preserve">{text}</w:t>
+                          <w:t xml:space="preserve">◎ {text}</w:t>
                         </w:r>
                         <w:r>
                           <w:t xml:space="preserve">{#imgs}</w:t>
